--- a/zht/docx/121.content.docx
+++ b/zht/docx/121.content.docx
@@ -333,18 +333,12 @@
           <w:lang w:val="zh_TW" w:bidi="zh_TW"/>
         </w:rPr>
       </w:r>
-      <w:hyperlink r:id="rId13">
-        <w:r>
-          <w:rPr>
-            <w:lang w:val="zh_TW" w:bidi="zh_TW"/>
-          </w:rPr>
-          <w:rPr>
-            <w:color w:val="0000EE"/>
-            <w:u w:val="single"/>
-          </w:rPr>
-          <w:t>何西阿書9:6</w:t>
-        </w:r>
-      </w:hyperlink>
+      <w:r>
+        <w:rPr>
+          <w:lang w:val="zh_TW" w:bidi="zh_TW"/>
+        </w:rPr>
+        <w:t>何西阿書9:6</w:t>
+      </w:r>
     </w:p>
     <w:p>
       <w:pPr>
@@ -616,114 +610,84 @@
           <w:lang w:val="zh_TW" w:bidi="zh_TW"/>
         </w:rPr>
       </w:r>
-      <w:hyperlink r:id="rId14">
-        <w:r>
-          <w:rPr>
-            <w:lang w:val="zh_TW" w:bidi="zh_TW"/>
-          </w:rPr>
-          <w:rPr>
-            <w:color w:val="0000EE"/>
-            <w:u w:val="single"/>
-          </w:rPr>
-          <w:t>列王紀上11:7</w:t>
-        </w:r>
-      </w:hyperlink>
-    </w:p>
-    <w:p>
-      <w:pPr>
-        <w:pStyle w:val="ListBullet"/>
-        <w:spacing w:line="240" w:lineRule="auto"/>
-        <w:ind w:left="720"/>
-      </w:pPr>
-      <w:r>
-        <w:rPr>
-          <w:lang w:val="zh_TW" w:bidi="zh_TW"/>
-        </w:rPr>
-      </w:r>
-      <w:hyperlink r:id="rId15">
-        <w:r>
-          <w:rPr>
-            <w:lang w:val="zh_TW" w:bidi="zh_TW"/>
-          </w:rPr>
-          <w:rPr>
-            <w:color w:val="0000EE"/>
-            <w:u w:val="single"/>
-          </w:rPr>
-          <w:t>列王紀下23:10</w:t>
-        </w:r>
-      </w:hyperlink>
-    </w:p>
-    <w:p>
-      <w:pPr>
-        <w:pStyle w:val="ListBullet"/>
-        <w:spacing w:line="240" w:lineRule="auto"/>
-        <w:ind w:left="720"/>
-      </w:pPr>
-      <w:r>
-        <w:rPr>
-          <w:lang w:val="zh_TW" w:bidi="zh_TW"/>
-        </w:rPr>
-      </w:r>
-      <w:hyperlink r:id="rId16">
-        <w:r>
-          <w:rPr>
-            <w:lang w:val="zh_TW" w:bidi="zh_TW"/>
-          </w:rPr>
-          <w:rPr>
-            <w:color w:val="0000EE"/>
-            <w:u w:val="single"/>
-          </w:rPr>
-          <w:t>使徒行傳7:43</w:t>
-        </w:r>
-      </w:hyperlink>
-    </w:p>
-    <w:p>
-      <w:pPr>
-        <w:pStyle w:val="ListBullet"/>
-        <w:spacing w:line="240" w:lineRule="auto"/>
-        <w:ind w:left="720"/>
-      </w:pPr>
-      <w:r>
-        <w:rPr>
-          <w:lang w:val="zh_TW" w:bidi="zh_TW"/>
-        </w:rPr>
-      </w:r>
-      <w:hyperlink r:id="rId17">
-        <w:r>
-          <w:rPr>
-            <w:lang w:val="zh_TW" w:bidi="zh_TW"/>
-          </w:rPr>
-          <w:rPr>
-            <w:color w:val="0000EE"/>
-            <w:u w:val="single"/>
-          </w:rPr>
-          <w:t>耶利米書32:33–35</w:t>
-        </w:r>
-      </w:hyperlink>
-    </w:p>
-    <w:p>
-      <w:pPr>
-        <w:pStyle w:val="ListBullet"/>
-        <w:spacing w:line="240" w:lineRule="auto"/>
-        <w:ind w:left="720"/>
-      </w:pPr>
-      <w:r>
-        <w:rPr>
-          <w:lang w:val="zh_TW" w:bidi="zh_TW"/>
-        </w:rPr>
-      </w:r>
-      <w:hyperlink r:id="rId18">
-        <w:r>
-          <w:rPr>
-            <w:lang w:val="zh_TW" w:bidi="zh_TW"/>
-          </w:rPr>
-          <w:rPr>
-            <w:color w:val="0000EE"/>
-            <w:u w:val="single"/>
-          </w:rPr>
-          <w:t>利未記18:21</w:t>
-        </w:r>
-      </w:hyperlink>
+      <w:r>
+        <w:rPr>
+          <w:lang w:val="zh_TW" w:bidi="zh_TW"/>
+        </w:rPr>
+        <w:t>列王紀上11:7</w:t>
+      </w:r>
+    </w:p>
+    <w:p>
+      <w:pPr>
+        <w:pStyle w:val="ListBullet"/>
+        <w:spacing w:line="240" w:lineRule="auto"/>
+        <w:ind w:left="720"/>
+      </w:pPr>
+      <w:r>
+        <w:rPr>
+          <w:lang w:val="zh_TW" w:bidi="zh_TW"/>
+        </w:rPr>
+      </w:r>
+      <w:r>
+        <w:rPr>
+          <w:lang w:val="zh_TW" w:bidi="zh_TW"/>
+        </w:rPr>
+        <w:t>列王紀下23:10</w:t>
+      </w:r>
+    </w:p>
+    <w:p>
+      <w:pPr>
+        <w:pStyle w:val="ListBullet"/>
+        <w:spacing w:line="240" w:lineRule="auto"/>
+        <w:ind w:left="720"/>
+      </w:pPr>
+      <w:r>
+        <w:rPr>
+          <w:lang w:val="zh_TW" w:bidi="zh_TW"/>
+        </w:rPr>
+      </w:r>
+      <w:r>
+        <w:rPr>
+          <w:lang w:val="zh_TW" w:bidi="zh_TW"/>
+        </w:rPr>
+        <w:t>使徒行傳7:43</w:t>
+      </w:r>
+    </w:p>
+    <w:p>
+      <w:pPr>
+        <w:pStyle w:val="ListBullet"/>
+        <w:spacing w:line="240" w:lineRule="auto"/>
+        <w:ind w:left="720"/>
+      </w:pPr>
+      <w:r>
+        <w:rPr>
+          <w:lang w:val="zh_TW" w:bidi="zh_TW"/>
+        </w:rPr>
+      </w:r>
+      <w:r>
+        <w:rPr>
+          <w:lang w:val="zh_TW" w:bidi="zh_TW"/>
+        </w:rPr>
+        <w:t>耶利米書32:33–35</w:t>
+      </w:r>
+    </w:p>
+    <w:p>
+      <w:pPr>
+        <w:pStyle w:val="ListBullet"/>
+        <w:spacing w:line="240" w:lineRule="auto"/>
+        <w:ind w:left="720"/>
+      </w:pPr>
+      <w:r>
+        <w:rPr>
+          <w:lang w:val="zh_TW" w:bidi="zh_TW"/>
+        </w:rPr>
+      </w:r>
+      <w:r>
+        <w:rPr>
+          <w:lang w:val="zh_TW" w:bidi="zh_TW"/>
+        </w:rPr>
+        <w:t>利未記18:21</w:t>
+      </w:r>
     </w:p>
     <w:p>
       <w:pPr>
@@ -971,138 +935,102 @@
           <w:lang w:val="zh_TW" w:bidi="zh_TW"/>
         </w:rPr>
       </w:r>
-      <w:hyperlink r:id="rId19">
-        <w:r>
-          <w:rPr>
-            <w:lang w:val="zh_TW" w:bidi="zh_TW"/>
-          </w:rPr>
-          <w:rPr>
-            <w:color w:val="0000EE"/>
-            <w:u w:val="single"/>
-          </w:rPr>
-          <w:t>使徒行傳7:21</w:t>
-        </w:r>
-      </w:hyperlink>
-    </w:p>
-    <w:p>
-      <w:pPr>
-        <w:pStyle w:val="ListBullet"/>
-        <w:spacing w:line="240" w:lineRule="auto"/>
-        <w:ind w:left="720"/>
-      </w:pPr>
-      <w:r>
-        <w:rPr>
-          <w:lang w:val="zh_TW" w:bidi="zh_TW"/>
-        </w:rPr>
-      </w:r>
-      <w:hyperlink r:id="rId20">
-        <w:r>
-          <w:rPr>
-            <w:lang w:val="zh_TW" w:bidi="zh_TW"/>
-          </w:rPr>
-          <w:rPr>
-            <w:color w:val="0000EE"/>
-            <w:u w:val="single"/>
-          </w:rPr>
-          <w:t>使徒行傳7:30</w:t>
-        </w:r>
-      </w:hyperlink>
-    </w:p>
-    <w:p>
-      <w:pPr>
-        <w:pStyle w:val="ListBullet"/>
-        <w:spacing w:line="240" w:lineRule="auto"/>
-        <w:ind w:left="720"/>
-      </w:pPr>
-      <w:r>
-        <w:rPr>
-          <w:lang w:val="zh_TW" w:bidi="zh_TW"/>
-        </w:rPr>
-      </w:r>
-      <w:hyperlink r:id="rId21">
-        <w:r>
-          <w:rPr>
-            <w:lang w:val="zh_TW" w:bidi="zh_TW"/>
-          </w:rPr>
-          <w:rPr>
-            <w:color w:val="0000EE"/>
-            <w:u w:val="single"/>
-          </w:rPr>
-          <w:t>出埃及記2:10</w:t>
-        </w:r>
-      </w:hyperlink>
-    </w:p>
-    <w:p>
-      <w:pPr>
-        <w:pStyle w:val="ListBullet"/>
-        <w:spacing w:line="240" w:lineRule="auto"/>
-        <w:ind w:left="720"/>
-      </w:pPr>
-      <w:r>
-        <w:rPr>
-          <w:lang w:val="zh_TW" w:bidi="zh_TW"/>
-        </w:rPr>
-      </w:r>
-      <w:hyperlink r:id="rId22">
-        <w:r>
-          <w:rPr>
-            <w:lang w:val="zh_TW" w:bidi="zh_TW"/>
-          </w:rPr>
-          <w:rPr>
-            <w:color w:val="0000EE"/>
-            <w:u w:val="single"/>
-          </w:rPr>
-          <w:t>出埃及記9:1</w:t>
-        </w:r>
-      </w:hyperlink>
-    </w:p>
-    <w:p>
-      <w:pPr>
-        <w:pStyle w:val="ListBullet"/>
-        <w:spacing w:line="240" w:lineRule="auto"/>
-        <w:ind w:left="720"/>
-      </w:pPr>
-      <w:r>
-        <w:rPr>
-          <w:lang w:val="zh_TW" w:bidi="zh_TW"/>
-        </w:rPr>
-      </w:r>
-      <w:hyperlink r:id="rId23">
-        <w:r>
-          <w:rPr>
-            <w:lang w:val="zh_TW" w:bidi="zh_TW"/>
-          </w:rPr>
-          <w:rPr>
-            <w:color w:val="0000EE"/>
-            <w:u w:val="single"/>
-          </w:rPr>
-          <w:t>馬太福音17:4</w:t>
-        </w:r>
-      </w:hyperlink>
-    </w:p>
-    <w:p>
-      <w:pPr>
-        <w:pStyle w:val="ListBullet"/>
-        <w:spacing w:line="240" w:lineRule="auto"/>
-        <w:ind w:left="720"/>
-      </w:pPr>
-      <w:r>
-        <w:rPr>
-          <w:lang w:val="zh_TW" w:bidi="zh_TW"/>
-        </w:rPr>
-      </w:r>
-      <w:hyperlink r:id="rId24">
-        <w:r>
-          <w:rPr>
-            <w:lang w:val="zh_TW" w:bidi="zh_TW"/>
-          </w:rPr>
-          <w:rPr>
-            <w:color w:val="0000EE"/>
-            <w:u w:val="single"/>
-          </w:rPr>
-          <w:t>羅馬書5:14</w:t>
-        </w:r>
-      </w:hyperlink>
+      <w:r>
+        <w:rPr>
+          <w:lang w:val="zh_TW" w:bidi="zh_TW"/>
+        </w:rPr>
+        <w:t>使徒行傳7:21</w:t>
+      </w:r>
+    </w:p>
+    <w:p>
+      <w:pPr>
+        <w:pStyle w:val="ListBullet"/>
+        <w:spacing w:line="240" w:lineRule="auto"/>
+        <w:ind w:left="720"/>
+      </w:pPr>
+      <w:r>
+        <w:rPr>
+          <w:lang w:val="zh_TW" w:bidi="zh_TW"/>
+        </w:rPr>
+      </w:r>
+      <w:r>
+        <w:rPr>
+          <w:lang w:val="zh_TW" w:bidi="zh_TW"/>
+        </w:rPr>
+        <w:t>使徒行傳7:30</w:t>
+      </w:r>
+    </w:p>
+    <w:p>
+      <w:pPr>
+        <w:pStyle w:val="ListBullet"/>
+        <w:spacing w:line="240" w:lineRule="auto"/>
+        <w:ind w:left="720"/>
+      </w:pPr>
+      <w:r>
+        <w:rPr>
+          <w:lang w:val="zh_TW" w:bidi="zh_TW"/>
+        </w:rPr>
+      </w:r>
+      <w:r>
+        <w:rPr>
+          <w:lang w:val="zh_TW" w:bidi="zh_TW"/>
+        </w:rPr>
+        <w:t>出埃及記2:10</w:t>
+      </w:r>
+    </w:p>
+    <w:p>
+      <w:pPr>
+        <w:pStyle w:val="ListBullet"/>
+        <w:spacing w:line="240" w:lineRule="auto"/>
+        <w:ind w:left="720"/>
+      </w:pPr>
+      <w:r>
+        <w:rPr>
+          <w:lang w:val="zh_TW" w:bidi="zh_TW"/>
+        </w:rPr>
+      </w:r>
+      <w:r>
+        <w:rPr>
+          <w:lang w:val="zh_TW" w:bidi="zh_TW"/>
+        </w:rPr>
+        <w:t>出埃及記9:1</w:t>
+      </w:r>
+    </w:p>
+    <w:p>
+      <w:pPr>
+        <w:pStyle w:val="ListBullet"/>
+        <w:spacing w:line="240" w:lineRule="auto"/>
+        <w:ind w:left="720"/>
+      </w:pPr>
+      <w:r>
+        <w:rPr>
+          <w:lang w:val="zh_TW" w:bidi="zh_TW"/>
+        </w:rPr>
+      </w:r>
+      <w:r>
+        <w:rPr>
+          <w:lang w:val="zh_TW" w:bidi="zh_TW"/>
+        </w:rPr>
+        <w:t>馬太福音17:4</w:t>
+      </w:r>
+    </w:p>
+    <w:p>
+      <w:pPr>
+        <w:pStyle w:val="ListBullet"/>
+        <w:spacing w:line="240" w:lineRule="auto"/>
+        <w:ind w:left="720"/>
+      </w:pPr>
+      <w:r>
+        <w:rPr>
+          <w:lang w:val="zh_TW" w:bidi="zh_TW"/>
+        </w:rPr>
+      </w:r>
+      <w:r>
+        <w:rPr>
+          <w:lang w:val="zh_TW" w:bidi="zh_TW"/>
+        </w:rPr>
+        <w:t>羅馬書5:14</w:t>
+      </w:r>
     </w:p>
     <w:p>
       <w:pPr>
@@ -1703,210 +1631,156 @@
           <w:lang w:val="zh_TW" w:bidi="zh_TW"/>
         </w:rPr>
       </w:r>
-      <w:hyperlink r:id="rId25">
-        <w:r>
-          <w:rPr>
-            <w:lang w:val="zh_TW" w:bidi="zh_TW"/>
-          </w:rPr>
-          <w:rPr>
-            <w:color w:val="0000EE"/>
-            <w:u w:val="single"/>
-          </w:rPr>
-          <w:t>使徒行傳15:6</w:t>
-        </w:r>
-      </w:hyperlink>
-    </w:p>
-    <w:p>
-      <w:pPr>
-        <w:pStyle w:val="ListBullet"/>
-        <w:spacing w:line="240" w:lineRule="auto"/>
-        <w:ind w:left="720"/>
-      </w:pPr>
-      <w:r>
-        <w:rPr>
-          <w:lang w:val="zh_TW" w:bidi="zh_TW"/>
-        </w:rPr>
-      </w:r>
-      <w:hyperlink r:id="rId26">
-        <w:r>
-          <w:rPr>
-            <w:lang w:val="zh_TW" w:bidi="zh_TW"/>
-          </w:rPr>
-          <w:rPr>
-            <w:color w:val="0000EE"/>
-            <w:u w:val="single"/>
-          </w:rPr>
-          <w:t>但以理書9:13</w:t>
-        </w:r>
-      </w:hyperlink>
-    </w:p>
-    <w:p>
-      <w:pPr>
-        <w:pStyle w:val="ListBullet"/>
-        <w:spacing w:line="240" w:lineRule="auto"/>
-        <w:ind w:left="720"/>
-      </w:pPr>
-      <w:r>
-        <w:rPr>
-          <w:lang w:val="zh_TW" w:bidi="zh_TW"/>
-        </w:rPr>
-      </w:r>
-      <w:hyperlink r:id="rId27">
-        <w:r>
-          <w:rPr>
-            <w:lang w:val="zh_TW" w:bidi="zh_TW"/>
-          </w:rPr>
-          <w:rPr>
-            <w:color w:val="0000EE"/>
-            <w:u w:val="single"/>
-          </w:rPr>
-          <w:t>出埃及記28:42–43</w:t>
-        </w:r>
-      </w:hyperlink>
-    </w:p>
-    <w:p>
-      <w:pPr>
-        <w:pStyle w:val="ListBullet"/>
-        <w:spacing w:line="240" w:lineRule="auto"/>
-        <w:ind w:left="720"/>
-      </w:pPr>
-      <w:r>
-        <w:rPr>
-          <w:lang w:val="zh_TW" w:bidi="zh_TW"/>
-        </w:rPr>
-      </w:r>
-      <w:hyperlink r:id="rId28">
-        <w:r>
-          <w:rPr>
-            <w:lang w:val="zh_TW" w:bidi="zh_TW"/>
-          </w:rPr>
-          <w:rPr>
-            <w:color w:val="0000EE"/>
-            <w:u w:val="single"/>
-          </w:rPr>
-          <w:t>以斯拉記7:25–26</w:t>
-        </w:r>
-      </w:hyperlink>
-    </w:p>
-    <w:p>
-      <w:pPr>
-        <w:pStyle w:val="ListBullet"/>
-        <w:spacing w:line="240" w:lineRule="auto"/>
-        <w:ind w:left="720"/>
-      </w:pPr>
-      <w:r>
-        <w:rPr>
-          <w:lang w:val="zh_TW" w:bidi="zh_TW"/>
-        </w:rPr>
-      </w:r>
-      <w:hyperlink r:id="rId29">
-        <w:r>
-          <w:rPr>
-            <w:lang w:val="zh_TW" w:bidi="zh_TW"/>
-          </w:rPr>
-          <w:rPr>
-            <w:color w:val="0000EE"/>
-            <w:u w:val="single"/>
-          </w:rPr>
-          <w:t>加拉太書2:15</w:t>
-        </w:r>
-      </w:hyperlink>
-    </w:p>
-    <w:p>
-      <w:pPr>
-        <w:pStyle w:val="ListBullet"/>
-        <w:spacing w:line="240" w:lineRule="auto"/>
-        <w:ind w:left="720"/>
-      </w:pPr>
-      <w:r>
-        <w:rPr>
-          <w:lang w:val="zh_TW" w:bidi="zh_TW"/>
-        </w:rPr>
-      </w:r>
-      <w:hyperlink r:id="rId30">
-        <w:r>
-          <w:rPr>
-            <w:lang w:val="zh_TW" w:bidi="zh_TW"/>
-          </w:rPr>
-          <w:rPr>
-            <w:color w:val="0000EE"/>
-            <w:u w:val="single"/>
-          </w:rPr>
-          <w:t>路加福音24:44</w:t>
-        </w:r>
-      </w:hyperlink>
-    </w:p>
-    <w:p>
-      <w:pPr>
-        <w:pStyle w:val="ListBullet"/>
-        <w:spacing w:line="240" w:lineRule="auto"/>
-        <w:ind w:left="720"/>
-      </w:pPr>
-      <w:r>
-        <w:rPr>
-          <w:lang w:val="zh_TW" w:bidi="zh_TW"/>
-        </w:rPr>
-      </w:r>
-      <w:hyperlink r:id="rId31">
-        <w:r>
-          <w:rPr>
-            <w:lang w:val="zh_TW" w:bidi="zh_TW"/>
-          </w:rPr>
-          <w:rPr>
-            <w:color w:val="0000EE"/>
-            <w:u w:val="single"/>
-          </w:rPr>
-          <w:t>馬太福音5:18</w:t>
-        </w:r>
-      </w:hyperlink>
-    </w:p>
-    <w:p>
-      <w:pPr>
-        <w:pStyle w:val="ListBullet"/>
-        <w:spacing w:line="240" w:lineRule="auto"/>
-        <w:ind w:left="720"/>
-      </w:pPr>
-      <w:r>
-        <w:rPr>
-          <w:lang w:val="zh_TW" w:bidi="zh_TW"/>
-        </w:rPr>
-      </w:r>
-      <w:hyperlink r:id="rId32">
-        <w:r>
-          <w:rPr>
-            <w:lang w:val="zh_TW" w:bidi="zh_TW"/>
-          </w:rPr>
-          <w:rPr>
-            <w:color w:val="0000EE"/>
-            <w:u w:val="single"/>
-          </w:rPr>
-          <w:t>尼希米記10:29</w:t>
-        </w:r>
-      </w:hyperlink>
-    </w:p>
-    <w:p>
-      <w:pPr>
-        <w:pStyle w:val="ListBullet"/>
-        <w:spacing w:line="240" w:lineRule="auto"/>
-        <w:ind w:left="720"/>
-      </w:pPr>
-      <w:r>
-        <w:rPr>
-          <w:lang w:val="zh_TW" w:bidi="zh_TW"/>
-        </w:rPr>
-      </w:r>
-      <w:hyperlink r:id="rId33">
-        <w:r>
-          <w:rPr>
-            <w:lang w:val="zh_TW" w:bidi="zh_TW"/>
-          </w:rPr>
-          <w:rPr>
-            <w:color w:val="0000EE"/>
-            <w:u w:val="single"/>
-          </w:rPr>
-          <w:t>羅馬書3:20</w:t>
-        </w:r>
-      </w:hyperlink>
+      <w:r>
+        <w:rPr>
+          <w:lang w:val="zh_TW" w:bidi="zh_TW"/>
+        </w:rPr>
+        <w:t>使徒行傳15:6</w:t>
+      </w:r>
+    </w:p>
+    <w:p>
+      <w:pPr>
+        <w:pStyle w:val="ListBullet"/>
+        <w:spacing w:line="240" w:lineRule="auto"/>
+        <w:ind w:left="720"/>
+      </w:pPr>
+      <w:r>
+        <w:rPr>
+          <w:lang w:val="zh_TW" w:bidi="zh_TW"/>
+        </w:rPr>
+      </w:r>
+      <w:r>
+        <w:rPr>
+          <w:lang w:val="zh_TW" w:bidi="zh_TW"/>
+        </w:rPr>
+        <w:t>但以理書9:13</w:t>
+      </w:r>
+    </w:p>
+    <w:p>
+      <w:pPr>
+        <w:pStyle w:val="ListBullet"/>
+        <w:spacing w:line="240" w:lineRule="auto"/>
+        <w:ind w:left="720"/>
+      </w:pPr>
+      <w:r>
+        <w:rPr>
+          <w:lang w:val="zh_TW" w:bidi="zh_TW"/>
+        </w:rPr>
+      </w:r>
+      <w:r>
+        <w:rPr>
+          <w:lang w:val="zh_TW" w:bidi="zh_TW"/>
+        </w:rPr>
+        <w:t>出埃及記28:42–43</w:t>
+      </w:r>
+    </w:p>
+    <w:p>
+      <w:pPr>
+        <w:pStyle w:val="ListBullet"/>
+        <w:spacing w:line="240" w:lineRule="auto"/>
+        <w:ind w:left="720"/>
+      </w:pPr>
+      <w:r>
+        <w:rPr>
+          <w:lang w:val="zh_TW" w:bidi="zh_TW"/>
+        </w:rPr>
+      </w:r>
+      <w:r>
+        <w:rPr>
+          <w:lang w:val="zh_TW" w:bidi="zh_TW"/>
+        </w:rPr>
+        <w:t>以斯拉記7:25–26</w:t>
+      </w:r>
+    </w:p>
+    <w:p>
+      <w:pPr>
+        <w:pStyle w:val="ListBullet"/>
+        <w:spacing w:line="240" w:lineRule="auto"/>
+        <w:ind w:left="720"/>
+      </w:pPr>
+      <w:r>
+        <w:rPr>
+          <w:lang w:val="zh_TW" w:bidi="zh_TW"/>
+        </w:rPr>
+      </w:r>
+      <w:r>
+        <w:rPr>
+          <w:lang w:val="zh_TW" w:bidi="zh_TW"/>
+        </w:rPr>
+        <w:t>加拉太書2:15</w:t>
+      </w:r>
+    </w:p>
+    <w:p>
+      <w:pPr>
+        <w:pStyle w:val="ListBullet"/>
+        <w:spacing w:line="240" w:lineRule="auto"/>
+        <w:ind w:left="720"/>
+      </w:pPr>
+      <w:r>
+        <w:rPr>
+          <w:lang w:val="zh_TW" w:bidi="zh_TW"/>
+        </w:rPr>
+      </w:r>
+      <w:r>
+        <w:rPr>
+          <w:lang w:val="zh_TW" w:bidi="zh_TW"/>
+        </w:rPr>
+        <w:t>路加福音24:44</w:t>
+      </w:r>
+    </w:p>
+    <w:p>
+      <w:pPr>
+        <w:pStyle w:val="ListBullet"/>
+        <w:spacing w:line="240" w:lineRule="auto"/>
+        <w:ind w:left="720"/>
+      </w:pPr>
+      <w:r>
+        <w:rPr>
+          <w:lang w:val="zh_TW" w:bidi="zh_TW"/>
+        </w:rPr>
+      </w:r>
+      <w:r>
+        <w:rPr>
+          <w:lang w:val="zh_TW" w:bidi="zh_TW"/>
+        </w:rPr>
+        <w:t>馬太福音5:18</w:t>
+      </w:r>
+    </w:p>
+    <w:p>
+      <w:pPr>
+        <w:pStyle w:val="ListBullet"/>
+        <w:spacing w:line="240" w:lineRule="auto"/>
+        <w:ind w:left="720"/>
+      </w:pPr>
+      <w:r>
+        <w:rPr>
+          <w:lang w:val="zh_TW" w:bidi="zh_TW"/>
+        </w:rPr>
+      </w:r>
+      <w:r>
+        <w:rPr>
+          <w:lang w:val="zh_TW" w:bidi="zh_TW"/>
+        </w:rPr>
+        <w:t>尼希米記10:29</w:t>
+      </w:r>
+    </w:p>
+    <w:p>
+      <w:pPr>
+        <w:pStyle w:val="ListBullet"/>
+        <w:spacing w:line="240" w:lineRule="auto"/>
+        <w:ind w:left="720"/>
+      </w:pPr>
+      <w:r>
+        <w:rPr>
+          <w:lang w:val="zh_TW" w:bidi="zh_TW"/>
+        </w:rPr>
+      </w:r>
+      <w:r>
+        <w:rPr>
+          <w:lang w:val="zh_TW" w:bidi="zh_TW"/>
+        </w:rPr>
+        <w:t>羅馬書3:20</w:t>
+      </w:r>
     </w:p>
     <w:p>
       <w:pPr>
@@ -2438,90 +2312,66 @@
           <w:lang w:val="zh_TW" w:bidi="zh_TW"/>
         </w:rPr>
       </w:r>
-      <w:hyperlink r:id="rId34">
-        <w:r>
-          <w:rPr>
-            <w:lang w:val="zh_TW" w:bidi="zh_TW"/>
-          </w:rPr>
-          <w:rPr>
-            <w:color w:val="0000EE"/>
-            <w:u w:val="single"/>
-          </w:rPr>
-          <w:t>創世記19:37</w:t>
-        </w:r>
-      </w:hyperlink>
-    </w:p>
-    <w:p>
-      <w:pPr>
-        <w:pStyle w:val="ListBullet"/>
-        <w:spacing w:line="240" w:lineRule="auto"/>
-        <w:ind w:left="720"/>
-      </w:pPr>
-      <w:r>
-        <w:rPr>
-          <w:lang w:val="zh_TW" w:bidi="zh_TW"/>
-        </w:rPr>
-      </w:r>
-      <w:hyperlink r:id="rId35">
-        <w:r>
-          <w:rPr>
-            <w:lang w:val="zh_TW" w:bidi="zh_TW"/>
-          </w:rPr>
-          <w:rPr>
-            <w:color w:val="0000EE"/>
-            <w:u w:val="single"/>
-          </w:rPr>
-          <w:t>創世記36:34–36</w:t>
-        </w:r>
-      </w:hyperlink>
-    </w:p>
-    <w:p>
-      <w:pPr>
-        <w:pStyle w:val="ListBullet"/>
-        <w:spacing w:line="240" w:lineRule="auto"/>
-        <w:ind w:left="720"/>
-      </w:pPr>
-      <w:r>
-        <w:rPr>
-          <w:lang w:val="zh_TW" w:bidi="zh_TW"/>
-        </w:rPr>
-      </w:r>
-      <w:hyperlink r:id="rId36">
-        <w:r>
-          <w:rPr>
-            <w:lang w:val="zh_TW" w:bidi="zh_TW"/>
-          </w:rPr>
-          <w:rPr>
-            <w:color w:val="0000EE"/>
-            <w:u w:val="single"/>
-          </w:rPr>
-          <w:t>路得記1:1–2</w:t>
-        </w:r>
-      </w:hyperlink>
-    </w:p>
-    <w:p>
-      <w:pPr>
-        <w:pStyle w:val="ListBullet"/>
-        <w:spacing w:line="240" w:lineRule="auto"/>
-        <w:ind w:left="720"/>
-      </w:pPr>
-      <w:r>
-        <w:rPr>
-          <w:lang w:val="zh_TW" w:bidi="zh_TW"/>
-        </w:rPr>
-      </w:r>
-      <w:hyperlink r:id="rId37">
-        <w:r>
-          <w:rPr>
-            <w:lang w:val="zh_TW" w:bidi="zh_TW"/>
-          </w:rPr>
-          <w:rPr>
-            <w:color w:val="0000EE"/>
-            <w:u w:val="single"/>
-          </w:rPr>
-          <w:t>路得記1:22</w:t>
-        </w:r>
-      </w:hyperlink>
+      <w:r>
+        <w:rPr>
+          <w:lang w:val="zh_TW" w:bidi="zh_TW"/>
+        </w:rPr>
+        <w:t>創世記19:37</w:t>
+      </w:r>
+    </w:p>
+    <w:p>
+      <w:pPr>
+        <w:pStyle w:val="ListBullet"/>
+        <w:spacing w:line="240" w:lineRule="auto"/>
+        <w:ind w:left="720"/>
+      </w:pPr>
+      <w:r>
+        <w:rPr>
+          <w:lang w:val="zh_TW" w:bidi="zh_TW"/>
+        </w:rPr>
+      </w:r>
+      <w:r>
+        <w:rPr>
+          <w:lang w:val="zh_TW" w:bidi="zh_TW"/>
+        </w:rPr>
+        <w:t>創世記36:34–36</w:t>
+      </w:r>
+    </w:p>
+    <w:p>
+      <w:pPr>
+        <w:pStyle w:val="ListBullet"/>
+        <w:spacing w:line="240" w:lineRule="auto"/>
+        <w:ind w:left="720"/>
+      </w:pPr>
+      <w:r>
+        <w:rPr>
+          <w:lang w:val="zh_TW" w:bidi="zh_TW"/>
+        </w:rPr>
+      </w:r>
+      <w:r>
+        <w:rPr>
+          <w:lang w:val="zh_TW" w:bidi="zh_TW"/>
+        </w:rPr>
+        <w:t>路得記1:1–2</w:t>
+      </w:r>
+    </w:p>
+    <w:p>
+      <w:pPr>
+        <w:pStyle w:val="ListBullet"/>
+        <w:spacing w:line="240" w:lineRule="auto"/>
+        <w:ind w:left="720"/>
+      </w:pPr>
+      <w:r>
+        <w:rPr>
+          <w:lang w:val="zh_TW" w:bidi="zh_TW"/>
+        </w:rPr>
+      </w:r>
+      <w:r>
+        <w:rPr>
+          <w:lang w:val="zh_TW" w:bidi="zh_TW"/>
+        </w:rPr>
+        <w:t>路得記1:22</w:t>
+      </w:r>
     </w:p>
     <w:p>
       <w:pPr>
@@ -2739,90 +2589,66 @@
           <w:lang w:val="zh_TW" w:bidi="zh_TW"/>
         </w:rPr>
       </w:r>
-      <w:hyperlink r:id="rId38">
-        <w:r>
-          <w:rPr>
-            <w:lang w:val="zh_TW" w:bidi="zh_TW"/>
-          </w:rPr>
-          <w:rPr>
-            <w:color w:val="0000EE"/>
-            <w:u w:val="single"/>
-          </w:rPr>
-          <w:t>路加福音8:1–3</w:t>
-        </w:r>
-      </w:hyperlink>
-    </w:p>
-    <w:p>
-      <w:pPr>
-        <w:pStyle w:val="ListBullet"/>
-        <w:spacing w:line="240" w:lineRule="auto"/>
-        <w:ind w:left="720"/>
-      </w:pPr>
-      <w:r>
-        <w:rPr>
-          <w:lang w:val="zh_TW" w:bidi="zh_TW"/>
-        </w:rPr>
-      </w:r>
-      <w:hyperlink r:id="rId39">
-        <w:r>
-          <w:rPr>
-            <w:lang w:val="zh_TW" w:bidi="zh_TW"/>
-          </w:rPr>
-          <w:rPr>
-            <w:color w:val="0000EE"/>
-            <w:u w:val="single"/>
-          </w:rPr>
-          <w:t>路加福音24:8–10</w:t>
-        </w:r>
-      </w:hyperlink>
-    </w:p>
-    <w:p>
-      <w:pPr>
-        <w:pStyle w:val="ListBullet"/>
-        <w:spacing w:line="240" w:lineRule="auto"/>
-        <w:ind w:left="720"/>
-      </w:pPr>
-      <w:r>
-        <w:rPr>
-          <w:lang w:val="zh_TW" w:bidi="zh_TW"/>
-        </w:rPr>
-      </w:r>
-      <w:hyperlink r:id="rId40">
-        <w:r>
-          <w:rPr>
-            <w:lang w:val="zh_TW" w:bidi="zh_TW"/>
-          </w:rPr>
-          <w:rPr>
-            <w:color w:val="0000EE"/>
-            <w:u w:val="single"/>
-          </w:rPr>
-          <w:t>馬可福音15:39–41</w:t>
-        </w:r>
-      </w:hyperlink>
-    </w:p>
-    <w:p>
-      <w:pPr>
-        <w:pStyle w:val="ListBullet"/>
-        <w:spacing w:line="240" w:lineRule="auto"/>
-        <w:ind w:left="720"/>
-      </w:pPr>
-      <w:r>
-        <w:rPr>
-          <w:lang w:val="zh_TW" w:bidi="zh_TW"/>
-        </w:rPr>
-      </w:r>
-      <w:hyperlink r:id="rId41">
-        <w:r>
-          <w:rPr>
-            <w:lang w:val="zh_TW" w:bidi="zh_TW"/>
-          </w:rPr>
-          <w:rPr>
-            <w:color w:val="0000EE"/>
-            <w:u w:val="single"/>
-          </w:rPr>
-          <w:t>馬太福音27:54–56</w:t>
-        </w:r>
-      </w:hyperlink>
+      <w:r>
+        <w:rPr>
+          <w:lang w:val="zh_TW" w:bidi="zh_TW"/>
+        </w:rPr>
+        <w:t>路加福音8:1–3</w:t>
+      </w:r>
+    </w:p>
+    <w:p>
+      <w:pPr>
+        <w:pStyle w:val="ListBullet"/>
+        <w:spacing w:line="240" w:lineRule="auto"/>
+        <w:ind w:left="720"/>
+      </w:pPr>
+      <w:r>
+        <w:rPr>
+          <w:lang w:val="zh_TW" w:bidi="zh_TW"/>
+        </w:rPr>
+      </w:r>
+      <w:r>
+        <w:rPr>
+          <w:lang w:val="zh_TW" w:bidi="zh_TW"/>
+        </w:rPr>
+        <w:t>路加福音24:8–10</w:t>
+      </w:r>
+    </w:p>
+    <w:p>
+      <w:pPr>
+        <w:pStyle w:val="ListBullet"/>
+        <w:spacing w:line="240" w:lineRule="auto"/>
+        <w:ind w:left="720"/>
+      </w:pPr>
+      <w:r>
+        <w:rPr>
+          <w:lang w:val="zh_TW" w:bidi="zh_TW"/>
+        </w:rPr>
+      </w:r>
+      <w:r>
+        <w:rPr>
+          <w:lang w:val="zh_TW" w:bidi="zh_TW"/>
+        </w:rPr>
+        <w:t>馬可福音15:39–41</w:t>
+      </w:r>
+    </w:p>
+    <w:p>
+      <w:pPr>
+        <w:pStyle w:val="ListBullet"/>
+        <w:spacing w:line="240" w:lineRule="auto"/>
+        <w:ind w:left="720"/>
+      </w:pPr>
+      <w:r>
+        <w:rPr>
+          <w:lang w:val="zh_TW" w:bidi="zh_TW"/>
+        </w:rPr>
+      </w:r>
+      <w:r>
+        <w:rPr>
+          <w:lang w:val="zh_TW" w:bidi="zh_TW"/>
+        </w:rPr>
+        <w:t>馬太福音27:54–56</w:t>
+      </w:r>
     </w:p>
     <w:p>
       <w:pPr>
@@ -3035,90 +2861,66 @@
           <w:lang w:val="zh_TW" w:bidi="zh_TW"/>
         </w:rPr>
       </w:r>
-      <w:hyperlink r:id="rId42">
-        <w:r>
-          <w:rPr>
-            <w:lang w:val="zh_TW" w:bidi="zh_TW"/>
-          </w:rPr>
-          <w:rPr>
-            <w:color w:val="0000EE"/>
-            <w:u w:val="single"/>
-          </w:rPr>
-          <w:t>申命記29:20</w:t>
-        </w:r>
-      </w:hyperlink>
-    </w:p>
-    <w:p>
-      <w:pPr>
-        <w:pStyle w:val="ListBullet"/>
-        <w:spacing w:line="240" w:lineRule="auto"/>
-        <w:ind w:left="720"/>
-      </w:pPr>
-      <w:r>
-        <w:rPr>
-          <w:lang w:val="zh_TW" w:bidi="zh_TW"/>
-        </w:rPr>
-      </w:r>
-      <w:hyperlink r:id="rId43">
-        <w:r>
-          <w:rPr>
-            <w:lang w:val="zh_TW" w:bidi="zh_TW"/>
-          </w:rPr>
-          <w:rPr>
-            <w:color w:val="0000EE"/>
-            <w:u w:val="single"/>
-          </w:rPr>
-          <w:t>出埃及記32:30–32</w:t>
-        </w:r>
-      </w:hyperlink>
-    </w:p>
-    <w:p>
-      <w:pPr>
-        <w:pStyle w:val="ListBullet"/>
-        <w:spacing w:line="240" w:lineRule="auto"/>
-        <w:ind w:left="720"/>
-      </w:pPr>
-      <w:r>
-        <w:rPr>
-          <w:lang w:val="zh_TW" w:bidi="zh_TW"/>
-        </w:rPr>
-      </w:r>
-      <w:hyperlink r:id="rId44">
-        <w:r>
-          <w:rPr>
-            <w:lang w:val="zh_TW" w:bidi="zh_TW"/>
-          </w:rPr>
-          <w:rPr>
-            <w:color w:val="0000EE"/>
-            <w:u w:val="single"/>
-          </w:rPr>
-          <w:t>創世記7:23</w:t>
-        </w:r>
-      </w:hyperlink>
-    </w:p>
-    <w:p>
-      <w:pPr>
-        <w:pStyle w:val="ListBullet"/>
-        <w:spacing w:line="240" w:lineRule="auto"/>
-        <w:ind w:left="720"/>
-      </w:pPr>
-      <w:r>
-        <w:rPr>
-          <w:lang w:val="zh_TW" w:bidi="zh_TW"/>
-        </w:rPr>
-      </w:r>
-      <w:hyperlink r:id="rId45">
-        <w:r>
-          <w:rPr>
-            <w:lang w:val="zh_TW" w:bidi="zh_TW"/>
-          </w:rPr>
-          <w:rPr>
-            <w:color w:val="0000EE"/>
-            <w:u w:val="single"/>
-          </w:rPr>
-          <w:t>詩篇51:1</w:t>
-        </w:r>
-      </w:hyperlink>
+      <w:r>
+        <w:rPr>
+          <w:lang w:val="zh_TW" w:bidi="zh_TW"/>
+        </w:rPr>
+        <w:t>申命記29:20</w:t>
+      </w:r>
+    </w:p>
+    <w:p>
+      <w:pPr>
+        <w:pStyle w:val="ListBullet"/>
+        <w:spacing w:line="240" w:lineRule="auto"/>
+        <w:ind w:left="720"/>
+      </w:pPr>
+      <w:r>
+        <w:rPr>
+          <w:lang w:val="zh_TW" w:bidi="zh_TW"/>
+        </w:rPr>
+      </w:r>
+      <w:r>
+        <w:rPr>
+          <w:lang w:val="zh_TW" w:bidi="zh_TW"/>
+        </w:rPr>
+        <w:t>出埃及記32:30–32</w:t>
+      </w:r>
+    </w:p>
+    <w:p>
+      <w:pPr>
+        <w:pStyle w:val="ListBullet"/>
+        <w:spacing w:line="240" w:lineRule="auto"/>
+        <w:ind w:left="720"/>
+      </w:pPr>
+      <w:r>
+        <w:rPr>
+          <w:lang w:val="zh_TW" w:bidi="zh_TW"/>
+        </w:rPr>
+      </w:r>
+      <w:r>
+        <w:rPr>
+          <w:lang w:val="zh_TW" w:bidi="zh_TW"/>
+        </w:rPr>
+        <w:t>創世記7:23</w:t>
+      </w:r>
+    </w:p>
+    <w:p>
+      <w:pPr>
+        <w:pStyle w:val="ListBullet"/>
+        <w:spacing w:line="240" w:lineRule="auto"/>
+        <w:ind w:left="720"/>
+      </w:pPr>
+      <w:r>
+        <w:rPr>
+          <w:lang w:val="zh_TW" w:bidi="zh_TW"/>
+        </w:rPr>
+      </w:r>
+      <w:r>
+        <w:rPr>
+          <w:lang w:val="zh_TW" w:bidi="zh_TW"/>
+        </w:rPr>
+        <w:t>詩篇51:1</w:t>
+      </w:r>
     </w:p>
     <w:p>
       <w:pPr>
@@ -3342,90 +3144,66 @@
           <w:lang w:val="zh_TW" w:bidi="zh_TW"/>
         </w:rPr>
       </w:r>
-      <w:hyperlink r:id="rId46">
-        <w:r>
-          <w:rPr>
-            <w:lang w:val="zh_TW" w:bidi="zh_TW"/>
-          </w:rPr>
-          <w:rPr>
-            <w:color w:val="0000EE"/>
-            <w:u w:val="single"/>
-          </w:rPr>
-          <w:t>以斯帖記2:6</w:t>
-        </w:r>
-      </w:hyperlink>
-    </w:p>
-    <w:p>
-      <w:pPr>
-        <w:pStyle w:val="ListBullet"/>
-        <w:spacing w:line="240" w:lineRule="auto"/>
-        <w:ind w:left="720"/>
-      </w:pPr>
-      <w:r>
-        <w:rPr>
-          <w:lang w:val="zh_TW" w:bidi="zh_TW"/>
-        </w:rPr>
-      </w:r>
-      <w:hyperlink r:id="rId47">
-        <w:r>
-          <w:rPr>
-            <w:lang w:val="zh_TW" w:bidi="zh_TW"/>
-          </w:rPr>
-          <w:rPr>
-            <w:color w:val="0000EE"/>
-            <w:u w:val="single"/>
-          </w:rPr>
-          <w:t>以斯帖記3:6</w:t>
-        </w:r>
-      </w:hyperlink>
-    </w:p>
-    <w:p>
-      <w:pPr>
-        <w:pStyle w:val="ListBullet"/>
-        <w:spacing w:line="240" w:lineRule="auto"/>
-        <w:ind w:left="720"/>
-      </w:pPr>
-      <w:r>
-        <w:rPr>
-          <w:lang w:val="zh_TW" w:bidi="zh_TW"/>
-        </w:rPr>
-      </w:r>
-      <w:hyperlink r:id="rId48">
-        <w:r>
-          <w:rPr>
-            <w:lang w:val="zh_TW" w:bidi="zh_TW"/>
-          </w:rPr>
-          <w:rPr>
-            <w:color w:val="0000EE"/>
-            <w:u w:val="single"/>
-          </w:rPr>
-          <w:t>以斯帖記8:2</w:t>
-        </w:r>
-      </w:hyperlink>
-    </w:p>
-    <w:p>
-      <w:pPr>
-        <w:pStyle w:val="ListBullet"/>
-        <w:spacing w:line="240" w:lineRule="auto"/>
-        <w:ind w:left="720"/>
-      </w:pPr>
-      <w:r>
-        <w:rPr>
-          <w:lang w:val="zh_TW" w:bidi="zh_TW"/>
-        </w:rPr>
-      </w:r>
-      <w:hyperlink r:id="rId49">
-        <w:r>
-          <w:rPr>
-            <w:lang w:val="zh_TW" w:bidi="zh_TW"/>
-          </w:rPr>
-          <w:rPr>
-            <w:color w:val="0000EE"/>
-            <w:u w:val="single"/>
-          </w:rPr>
-          <w:t>以斯帖記10:2</w:t>
-        </w:r>
-      </w:hyperlink>
+      <w:r>
+        <w:rPr>
+          <w:lang w:val="zh_TW" w:bidi="zh_TW"/>
+        </w:rPr>
+        <w:t>以斯帖記2:6</w:t>
+      </w:r>
+    </w:p>
+    <w:p>
+      <w:pPr>
+        <w:pStyle w:val="ListBullet"/>
+        <w:spacing w:line="240" w:lineRule="auto"/>
+        <w:ind w:left="720"/>
+      </w:pPr>
+      <w:r>
+        <w:rPr>
+          <w:lang w:val="zh_TW" w:bidi="zh_TW"/>
+        </w:rPr>
+      </w:r>
+      <w:r>
+        <w:rPr>
+          <w:lang w:val="zh_TW" w:bidi="zh_TW"/>
+        </w:rPr>
+        <w:t>以斯帖記3:6</w:t>
+      </w:r>
+    </w:p>
+    <w:p>
+      <w:pPr>
+        <w:pStyle w:val="ListBullet"/>
+        <w:spacing w:line="240" w:lineRule="auto"/>
+        <w:ind w:left="720"/>
+      </w:pPr>
+      <w:r>
+        <w:rPr>
+          <w:lang w:val="zh_TW" w:bidi="zh_TW"/>
+        </w:rPr>
+      </w:r>
+      <w:r>
+        <w:rPr>
+          <w:lang w:val="zh_TW" w:bidi="zh_TW"/>
+        </w:rPr>
+        <w:t>以斯帖記8:2</w:t>
+      </w:r>
+    </w:p>
+    <w:p>
+      <w:pPr>
+        <w:pStyle w:val="ListBullet"/>
+        <w:spacing w:line="240" w:lineRule="auto"/>
+        <w:ind w:left="720"/>
+      </w:pPr>
+      <w:r>
+        <w:rPr>
+          <w:lang w:val="zh_TW" w:bidi="zh_TW"/>
+        </w:rPr>
+      </w:r>
+      <w:r>
+        <w:rPr>
+          <w:lang w:val="zh_TW" w:bidi="zh_TW"/>
+        </w:rPr>
+        <w:t>以斯帖記10:2</w:t>
+      </w:r>
     </w:p>
     <w:p>
       <w:pPr>
@@ -3700,186 +3478,138 @@
           <w:lang w:val="zh_TW" w:bidi="zh_TW"/>
         </w:rPr>
       </w:r>
-      <w:hyperlink r:id="rId50">
-        <w:r>
-          <w:rPr>
-            <w:lang w:val="zh_TW" w:bidi="zh_TW"/>
-          </w:rPr>
-          <w:rPr>
-            <w:color w:val="0000EE"/>
-            <w:u w:val="single"/>
-          </w:rPr>
-          <w:t>彼得後書3:3–4</w:t>
-        </w:r>
-      </w:hyperlink>
-    </w:p>
-    <w:p>
-      <w:pPr>
-        <w:pStyle w:val="ListBullet"/>
-        <w:spacing w:line="240" w:lineRule="auto"/>
-        <w:ind w:left="720"/>
-      </w:pPr>
-      <w:r>
-        <w:rPr>
-          <w:lang w:val="zh_TW" w:bidi="zh_TW"/>
-        </w:rPr>
-      </w:r>
-      <w:hyperlink r:id="rId51">
-        <w:r>
-          <w:rPr>
-            <w:lang w:val="zh_TW" w:bidi="zh_TW"/>
-          </w:rPr>
-          <w:rPr>
-            <w:color w:val="0000EE"/>
-            <w:u w:val="single"/>
-          </w:rPr>
-          <w:t>但以理書10:14–15</w:t>
-        </w:r>
-      </w:hyperlink>
-    </w:p>
-    <w:p>
-      <w:pPr>
-        <w:pStyle w:val="ListBullet"/>
-        <w:spacing w:line="240" w:lineRule="auto"/>
-        <w:ind w:left="720"/>
-      </w:pPr>
-      <w:r>
-        <w:rPr>
-          <w:lang w:val="zh_TW" w:bidi="zh_TW"/>
-        </w:rPr>
-      </w:r>
-      <w:hyperlink r:id="rId52">
-        <w:r>
-          <w:rPr>
-            <w:lang w:val="zh_TW" w:bidi="zh_TW"/>
-          </w:rPr>
-          <w:rPr>
-            <w:color w:val="0000EE"/>
-            <w:u w:val="single"/>
-          </w:rPr>
-          <w:t>希伯來書1:2</w:t>
-        </w:r>
-      </w:hyperlink>
-    </w:p>
-    <w:p>
-      <w:pPr>
-        <w:pStyle w:val="ListBullet"/>
-        <w:spacing w:line="240" w:lineRule="auto"/>
-        <w:ind w:left="720"/>
-      </w:pPr>
-      <w:r>
-        <w:rPr>
-          <w:lang w:val="zh_TW" w:bidi="zh_TW"/>
-        </w:rPr>
-      </w:r>
-      <w:hyperlink r:id="rId53">
-        <w:r>
-          <w:rPr>
-            <w:lang w:val="zh_TW" w:bidi="zh_TW"/>
-          </w:rPr>
-          <w:rPr>
-            <w:color w:val="0000EE"/>
-            <w:u w:val="single"/>
-          </w:rPr>
-          <w:t>以賽亞書2:2</w:t>
-        </w:r>
-      </w:hyperlink>
-    </w:p>
-    <w:p>
-      <w:pPr>
-        <w:pStyle w:val="ListBullet"/>
-        <w:spacing w:line="240" w:lineRule="auto"/>
-        <w:ind w:left="720"/>
-      </w:pPr>
-      <w:r>
-        <w:rPr>
-          <w:lang w:val="zh_TW" w:bidi="zh_TW"/>
-        </w:rPr>
-      </w:r>
-      <w:hyperlink r:id="rId54">
-        <w:r>
-          <w:rPr>
-            <w:lang w:val="zh_TW" w:bidi="zh_TW"/>
-          </w:rPr>
-          <w:rPr>
-            <w:color w:val="0000EE"/>
-            <w:u w:val="single"/>
-          </w:rPr>
-          <w:t>雅各書5:3</w:t>
-        </w:r>
-      </w:hyperlink>
-    </w:p>
-    <w:p>
-      <w:pPr>
-        <w:pStyle w:val="ListBullet"/>
-        <w:spacing w:line="240" w:lineRule="auto"/>
-        <w:ind w:left="720"/>
-      </w:pPr>
-      <w:r>
-        <w:rPr>
-          <w:lang w:val="zh_TW" w:bidi="zh_TW"/>
-        </w:rPr>
-      </w:r>
-      <w:hyperlink r:id="rId55">
-        <w:r>
-          <w:rPr>
-            <w:lang w:val="zh_TW" w:bidi="zh_TW"/>
-          </w:rPr>
-          <w:rPr>
-            <w:color w:val="0000EE"/>
-            <w:u w:val="single"/>
-          </w:rPr>
-          <w:t>耶利米書23:19–20</w:t>
-        </w:r>
-      </w:hyperlink>
-    </w:p>
-    <w:p>
-      <w:pPr>
-        <w:pStyle w:val="ListBullet"/>
-        <w:spacing w:line="240" w:lineRule="auto"/>
-        <w:ind w:left="720"/>
-      </w:pPr>
-      <w:r>
-        <w:rPr>
-          <w:lang w:val="zh_TW" w:bidi="zh_TW"/>
-        </w:rPr>
-      </w:r>
-      <w:hyperlink r:id="rId56">
-        <w:r>
-          <w:rPr>
-            <w:lang w:val="zh_TW" w:bidi="zh_TW"/>
-          </w:rPr>
-          <w:rPr>
-            <w:color w:val="0000EE"/>
-            <w:u w:val="single"/>
-          </w:rPr>
-          <w:t>約翰福音11:24–26</w:t>
-        </w:r>
-      </w:hyperlink>
-    </w:p>
-    <w:p>
-      <w:pPr>
-        <w:pStyle w:val="ListBullet"/>
-        <w:spacing w:line="240" w:lineRule="auto"/>
-        <w:ind w:left="720"/>
-      </w:pPr>
-      <w:r>
-        <w:rPr>
-          <w:lang w:val="zh_TW" w:bidi="zh_TW"/>
-        </w:rPr>
-      </w:r>
-      <w:hyperlink r:id="rId57">
-        <w:r>
-          <w:rPr>
-            <w:lang w:val="zh_TW" w:bidi="zh_TW"/>
-          </w:rPr>
-          <w:rPr>
-            <w:color w:val="0000EE"/>
-            <w:u w:val="single"/>
-          </w:rPr>
-          <w:t>彌迦書4:1</w:t>
-        </w:r>
-      </w:hyperlink>
+      <w:r>
+        <w:rPr>
+          <w:lang w:val="zh_TW" w:bidi="zh_TW"/>
+        </w:rPr>
+        <w:t>彼得後書3:3–4</w:t>
+      </w:r>
+    </w:p>
+    <w:p>
+      <w:pPr>
+        <w:pStyle w:val="ListBullet"/>
+        <w:spacing w:line="240" w:lineRule="auto"/>
+        <w:ind w:left="720"/>
+      </w:pPr>
+      <w:r>
+        <w:rPr>
+          <w:lang w:val="zh_TW" w:bidi="zh_TW"/>
+        </w:rPr>
+      </w:r>
+      <w:r>
+        <w:rPr>
+          <w:lang w:val="zh_TW" w:bidi="zh_TW"/>
+        </w:rPr>
+        <w:t>但以理書10:14–15</w:t>
+      </w:r>
+    </w:p>
+    <w:p>
+      <w:pPr>
+        <w:pStyle w:val="ListBullet"/>
+        <w:spacing w:line="240" w:lineRule="auto"/>
+        <w:ind w:left="720"/>
+      </w:pPr>
+      <w:r>
+        <w:rPr>
+          <w:lang w:val="zh_TW" w:bidi="zh_TW"/>
+        </w:rPr>
+      </w:r>
+      <w:r>
+        <w:rPr>
+          <w:lang w:val="zh_TW" w:bidi="zh_TW"/>
+        </w:rPr>
+        <w:t>希伯來書1:2</w:t>
+      </w:r>
+    </w:p>
+    <w:p>
+      <w:pPr>
+        <w:pStyle w:val="ListBullet"/>
+        <w:spacing w:line="240" w:lineRule="auto"/>
+        <w:ind w:left="720"/>
+      </w:pPr>
+      <w:r>
+        <w:rPr>
+          <w:lang w:val="zh_TW" w:bidi="zh_TW"/>
+        </w:rPr>
+      </w:r>
+      <w:r>
+        <w:rPr>
+          <w:lang w:val="zh_TW" w:bidi="zh_TW"/>
+        </w:rPr>
+        <w:t>以賽亞書2:2</w:t>
+      </w:r>
+    </w:p>
+    <w:p>
+      <w:pPr>
+        <w:pStyle w:val="ListBullet"/>
+        <w:spacing w:line="240" w:lineRule="auto"/>
+        <w:ind w:left="720"/>
+      </w:pPr>
+      <w:r>
+        <w:rPr>
+          <w:lang w:val="zh_TW" w:bidi="zh_TW"/>
+        </w:rPr>
+      </w:r>
+      <w:r>
+        <w:rPr>
+          <w:lang w:val="zh_TW" w:bidi="zh_TW"/>
+        </w:rPr>
+        <w:t>雅各書5:3</w:t>
+      </w:r>
+    </w:p>
+    <w:p>
+      <w:pPr>
+        <w:pStyle w:val="ListBullet"/>
+        <w:spacing w:line="240" w:lineRule="auto"/>
+        <w:ind w:left="720"/>
+      </w:pPr>
+      <w:r>
+        <w:rPr>
+          <w:lang w:val="zh_TW" w:bidi="zh_TW"/>
+        </w:rPr>
+      </w:r>
+      <w:r>
+        <w:rPr>
+          <w:lang w:val="zh_TW" w:bidi="zh_TW"/>
+        </w:rPr>
+        <w:t>耶利米書23:19–20</w:t>
+      </w:r>
+    </w:p>
+    <w:p>
+      <w:pPr>
+        <w:pStyle w:val="ListBullet"/>
+        <w:spacing w:line="240" w:lineRule="auto"/>
+        <w:ind w:left="720"/>
+      </w:pPr>
+      <w:r>
+        <w:rPr>
+          <w:lang w:val="zh_TW" w:bidi="zh_TW"/>
+        </w:rPr>
+      </w:r>
+      <w:r>
+        <w:rPr>
+          <w:lang w:val="zh_TW" w:bidi="zh_TW"/>
+        </w:rPr>
+        <w:t>約翰福音11:24–26</w:t>
+      </w:r>
+    </w:p>
+    <w:p>
+      <w:pPr>
+        <w:pStyle w:val="ListBullet"/>
+        <w:spacing w:line="240" w:lineRule="auto"/>
+        <w:ind w:left="720"/>
+      </w:pPr>
+      <w:r>
+        <w:rPr>
+          <w:lang w:val="zh_TW" w:bidi="zh_TW"/>
+        </w:rPr>
+      </w:r>
+      <w:r>
+        <w:rPr>
+          <w:lang w:val="zh_TW" w:bidi="zh_TW"/>
+        </w:rPr>
+        <w:t>彌迦書4:1</w:t>
+      </w:r>
     </w:p>
     <w:p>
       <w:pPr>
@@ -4074,90 +3804,66 @@
           <w:lang w:val="zh_TW" w:bidi="zh_TW"/>
         </w:rPr>
       </w:r>
-      <w:hyperlink r:id="rId58">
-        <w:r>
-          <w:rPr>
-            <w:lang w:val="zh_TW" w:bidi="zh_TW"/>
-          </w:rPr>
-          <w:rPr>
-            <w:color w:val="0000EE"/>
-            <w:u w:val="single"/>
-          </w:rPr>
-          <w:t>創世記24:63</w:t>
-        </w:r>
-      </w:hyperlink>
-    </w:p>
-    <w:p>
-      <w:pPr>
-        <w:pStyle w:val="ListBullet"/>
-        <w:spacing w:line="240" w:lineRule="auto"/>
-        <w:ind w:left="720"/>
-      </w:pPr>
-      <w:r>
-        <w:rPr>
-          <w:lang w:val="zh_TW" w:bidi="zh_TW"/>
-        </w:rPr>
-      </w:r>
-      <w:hyperlink r:id="rId59">
-        <w:r>
-          <w:rPr>
-            <w:lang w:val="zh_TW" w:bidi="zh_TW"/>
-          </w:rPr>
-          <w:rPr>
-            <w:color w:val="0000EE"/>
-            <w:u w:val="single"/>
-          </w:rPr>
-          <w:t>約書亞記1:8–9</w:t>
-        </w:r>
-      </w:hyperlink>
-    </w:p>
-    <w:p>
-      <w:pPr>
-        <w:pStyle w:val="ListBullet"/>
-        <w:spacing w:line="240" w:lineRule="auto"/>
-        <w:ind w:left="720"/>
-      </w:pPr>
-      <w:r>
-        <w:rPr>
-          <w:lang w:val="zh_TW" w:bidi="zh_TW"/>
-        </w:rPr>
-      </w:r>
-      <w:hyperlink r:id="rId60">
-        <w:r>
-          <w:rPr>
-            <w:lang w:val="zh_TW" w:bidi="zh_TW"/>
-          </w:rPr>
-          <w:rPr>
-            <w:color w:val="0000EE"/>
-            <w:u w:val="single"/>
-          </w:rPr>
-          <w:t>詩篇1:1–2</w:t>
-        </w:r>
-      </w:hyperlink>
-    </w:p>
-    <w:p>
-      <w:pPr>
-        <w:pStyle w:val="ListBullet"/>
-        <w:spacing w:line="240" w:lineRule="auto"/>
-        <w:ind w:left="720"/>
-      </w:pPr>
-      <w:r>
-        <w:rPr>
-          <w:lang w:val="zh_TW" w:bidi="zh_TW"/>
-        </w:rPr>
-      </w:r>
-      <w:hyperlink r:id="rId61">
-        <w:r>
-          <w:rPr>
-            <w:lang w:val="zh_TW" w:bidi="zh_TW"/>
-          </w:rPr>
-          <w:rPr>
-            <w:color w:val="0000EE"/>
-            <w:u w:val="single"/>
-          </w:rPr>
-          <w:t>詩篇119:15</w:t>
-        </w:r>
-      </w:hyperlink>
+      <w:r>
+        <w:rPr>
+          <w:lang w:val="zh_TW" w:bidi="zh_TW"/>
+        </w:rPr>
+        <w:t>創世記24:63</w:t>
+      </w:r>
+    </w:p>
+    <w:p>
+      <w:pPr>
+        <w:pStyle w:val="ListBullet"/>
+        <w:spacing w:line="240" w:lineRule="auto"/>
+        <w:ind w:left="720"/>
+      </w:pPr>
+      <w:r>
+        <w:rPr>
+          <w:lang w:val="zh_TW" w:bidi="zh_TW"/>
+        </w:rPr>
+      </w:r>
+      <w:r>
+        <w:rPr>
+          <w:lang w:val="zh_TW" w:bidi="zh_TW"/>
+        </w:rPr>
+        <w:t>約書亞記1:8–9</w:t>
+      </w:r>
+    </w:p>
+    <w:p>
+      <w:pPr>
+        <w:pStyle w:val="ListBullet"/>
+        <w:spacing w:line="240" w:lineRule="auto"/>
+        <w:ind w:left="720"/>
+      </w:pPr>
+      <w:r>
+        <w:rPr>
+          <w:lang w:val="zh_TW" w:bidi="zh_TW"/>
+        </w:rPr>
+      </w:r>
+      <w:r>
+        <w:rPr>
+          <w:lang w:val="zh_TW" w:bidi="zh_TW"/>
+        </w:rPr>
+        <w:t>詩篇1:1–2</w:t>
+      </w:r>
+    </w:p>
+    <w:p>
+      <w:pPr>
+        <w:pStyle w:val="ListBullet"/>
+        <w:spacing w:line="240" w:lineRule="auto"/>
+        <w:ind w:left="720"/>
+      </w:pPr>
+      <w:r>
+        <w:rPr>
+          <w:lang w:val="zh_TW" w:bidi="zh_TW"/>
+        </w:rPr>
+      </w:r>
+      <w:r>
+        <w:rPr>
+          <w:lang w:val="zh_TW" w:bidi="zh_TW"/>
+        </w:rPr>
+        <w:t>詩篇119:15</w:t>
+      </w:r>
     </w:p>
     <w:p>
       <w:pPr>

--- a/zht/docx/121.content.docx
+++ b/zht/docx/121.content.docx
@@ -549,13 +549,326 @@
         <w:rPr>
           <w:lang w:val="zh_TW" w:bidi="zh_TW"/>
         </w:rPr>
+        <w:t>，真實，</w:t>
+      </w:r>
+      <w:r>
+        <w:rPr>
+          <w:lang w:val="zh_TW" w:bidi="zh_TW"/>
+        </w:rPr>
+        <w:t>敬拜</w:t>
+      </w:r>
+      <w:r>
+        <w:rPr>
+          <w:lang w:val="zh_TW" w:bidi="zh_TW"/>
+        </w:rPr>
         <w:t>，</w:t>
       </w:r>
       <w:r>
         <w:rPr>
           <w:lang w:val="zh_TW" w:bidi="zh_TW"/>
         </w:rPr>
-        <w:t>真實</w:t>
+        <w:t>雅巍</w:t>
+      </w:r>
+      <w:r>
+        <w:rPr>
+          <w:lang w:val="zh_TW" w:bidi="zh_TW"/>
+        </w:rPr>
+        <w:t>）</w:t>
+      </w:r>
+    </w:p>
+    <w:p>
+      <w:pPr>
+        <w:pStyle w:val="Heading3"/>
+      </w:pPr>
+      <w:r>
+        <w:rPr>
+          <w:lang w:val="zh_TW" w:bidi="zh_TW"/>
+        </w:rPr>
+        <w:t>參考經文：</w:t>
+      </w:r>
+    </w:p>
+    <w:p>
+      <w:pPr>
+        <w:pStyle w:val="ListBullet"/>
+        <w:spacing w:line="240" w:lineRule="auto"/>
+        <w:ind w:left="720"/>
+      </w:pPr>
+      <w:r>
+        <w:rPr>
+          <w:lang w:val="zh_TW" w:bidi="zh_TW"/>
+        </w:rPr>
+      </w:r>
+      <w:r>
+        <w:rPr>
+          <w:lang w:val="zh_TW" w:bidi="zh_TW"/>
+        </w:rPr>
+        <w:t>列王紀上11:7</w:t>
+      </w:r>
+    </w:p>
+    <w:p>
+      <w:pPr>
+        <w:pStyle w:val="ListBullet"/>
+        <w:spacing w:line="240" w:lineRule="auto"/>
+        <w:ind w:left="720"/>
+      </w:pPr>
+      <w:r>
+        <w:rPr>
+          <w:lang w:val="zh_TW" w:bidi="zh_TW"/>
+        </w:rPr>
+      </w:r>
+      <w:r>
+        <w:rPr>
+          <w:lang w:val="zh_TW" w:bidi="zh_TW"/>
+        </w:rPr>
+        <w:t>列王紀下23:10</w:t>
+      </w:r>
+    </w:p>
+    <w:p>
+      <w:pPr>
+        <w:pStyle w:val="ListBullet"/>
+        <w:spacing w:line="240" w:lineRule="auto"/>
+        <w:ind w:left="720"/>
+      </w:pPr>
+      <w:r>
+        <w:rPr>
+          <w:lang w:val="zh_TW" w:bidi="zh_TW"/>
+        </w:rPr>
+      </w:r>
+      <w:r>
+        <w:rPr>
+          <w:lang w:val="zh_TW" w:bidi="zh_TW"/>
+        </w:rPr>
+        <w:t>使徒行傳7:43</w:t>
+      </w:r>
+    </w:p>
+    <w:p>
+      <w:pPr>
+        <w:pStyle w:val="ListBullet"/>
+        <w:spacing w:line="240" w:lineRule="auto"/>
+        <w:ind w:left="720"/>
+      </w:pPr>
+      <w:r>
+        <w:rPr>
+          <w:lang w:val="zh_TW" w:bidi="zh_TW"/>
+        </w:rPr>
+      </w:r>
+      <w:r>
+        <w:rPr>
+          <w:lang w:val="zh_TW" w:bidi="zh_TW"/>
+        </w:rPr>
+        <w:t>耶利米書32:33–35</w:t>
+      </w:r>
+    </w:p>
+    <w:p>
+      <w:pPr>
+        <w:pStyle w:val="ListBullet"/>
+        <w:spacing w:line="240" w:lineRule="auto"/>
+        <w:ind w:left="720"/>
+      </w:pPr>
+      <w:r>
+        <w:rPr>
+          <w:lang w:val="zh_TW" w:bidi="zh_TW"/>
+        </w:rPr>
+      </w:r>
+      <w:r>
+        <w:rPr>
+          <w:lang w:val="zh_TW" w:bidi="zh_TW"/>
+        </w:rPr>
+        <w:t>利未記18:21</w:t>
+      </w:r>
+    </w:p>
+    <w:p>
+      <w:pPr>
+        <w:pStyle w:val="Heading3"/>
+      </w:pPr>
+      <w:r>
+        <w:rPr>
+          <w:lang w:val="zh_TW" w:bidi="zh_TW"/>
+        </w:rPr>
+        <w:t>原文參照：</w:t>
+      </w:r>
+    </w:p>
+    <w:p>
+      <w:pPr>
+        <w:pStyle w:val="ListBullet"/>
+        <w:spacing w:line="240" w:lineRule="auto"/>
+        <w:ind w:left="720"/>
+      </w:pPr>
+      <w:r>
+        <w:rPr>
+          <w:lang w:val="zh_TW" w:bidi="zh_TW"/>
+        </w:rPr>
+      </w:r>
+      <w:r>
+        <w:rPr>
+          <w:lang w:val="zh_TW" w:bidi="zh_TW"/>
+        </w:rPr>
+        <w:t>史特朗號：H4428，H4432，G34340</w:t>
+      </w:r>
+      <w:r>
+        <w:rPr>
+          <w:lang w:val="zh_TW" w:bidi="zh_TW"/>
+        </w:rPr>
+      </w:r>
+      <w:r>
+        <w:rPr>
+          <w:lang w:val="zh_TW" w:bidi="zh_TW"/>
+        </w:rPr>
+      </w:r>
+    </w:p>
+    <w:p>
+      <w:pPr/>
+      <w:r>
+        <w:rPr>
+          <w:lang w:val="zh_TW" w:bidi="zh_TW"/>
+        </w:rPr>
+      </w:r>
+    </w:p>
+    <w:p>
+      <w:pPr>
+        <w:pStyle w:val="Heading2"/>
+      </w:pPr>
+      <w:r>
+        <w:rPr>
+          <w:lang w:val="zh_TW" w:bidi="zh_TW"/>
+        </w:rPr>
+        <w:t>摩西</w:t>
+      </w:r>
+      <w:r>
+        <w:rPr>
+          <w:lang w:val="zh_TW" w:bidi="zh_TW"/>
+        </w:rPr>
+      </w:r>
+    </w:p>
+    <w:p>
+      <w:pPr>
+        <w:pStyle w:val="Heading3"/>
+      </w:pPr>
+      <w:r>
+        <w:rPr>
+          <w:lang w:val="zh_TW" w:bidi="zh_TW"/>
+        </w:rPr>
+        <w:t>史實：</w:t>
+      </w:r>
+    </w:p>
+    <w:p>
+      <w:pPr/>
+      <w:r>
+        <w:rPr>
+          <w:lang w:val="zh_TW" w:bidi="zh_TW"/>
+        </w:rPr>
+      </w:r>
+      <w:r>
+        <w:rPr>
+          <w:lang w:val="zh_TW" w:bidi="zh_TW"/>
+        </w:rPr>
+        <w:t>摩西是以色列人的先知和領袖，他帶領了百姓四十多年。當以色列人出埃及時，他就是他們的領袖，這一點記述在出埃及記中。</w:t>
+      </w:r>
+    </w:p>
+    <w:p>
+      <w:pPr>
+        <w:pStyle w:val="ListBullet"/>
+        <w:spacing w:line="240" w:lineRule="auto"/>
+        <w:ind w:left="720"/>
+      </w:pPr>
+      <w:r>
+        <w:rPr>
+          <w:lang w:val="zh_TW" w:bidi="zh_TW"/>
+        </w:rPr>
+      </w:r>
+      <w:r>
+        <w:rPr>
+          <w:lang w:val="zh_TW" w:bidi="zh_TW"/>
+        </w:rPr>
+        <w:t>當摩西還是嬰兒時，摩西的父母把他放在尼羅河蘆葦叢中的籃子裡，這樣就不會被埃及法老發現。摩西的姐姐米利暗在那裡看護著他。法老的女兒發現了摩西，並把他帶到皇宮裡，把他當成自己的兒子來養育，摩西才倖免於難。</w:t>
+      </w:r>
+    </w:p>
+    <w:p>
+      <w:pPr>
+        <w:pStyle w:val="ListBullet"/>
+        <w:spacing w:line="240" w:lineRule="auto"/>
+        <w:ind w:left="720"/>
+      </w:pPr>
+      <w:r>
+        <w:rPr>
+          <w:lang w:val="zh_TW" w:bidi="zh_TW"/>
+        </w:rPr>
+      </w:r>
+      <w:r>
+        <w:rPr>
+          <w:lang w:val="zh_TW" w:bidi="zh_TW"/>
+        </w:rPr>
+        <w:t>神揀選了摩西將以色列人從埃及的奴役中解放出來，並帶領他們前往應許之地。</w:t>
+      </w:r>
+    </w:p>
+    <w:p>
+      <w:pPr>
+        <w:pStyle w:val="ListBullet"/>
+        <w:spacing w:line="240" w:lineRule="auto"/>
+        <w:ind w:left="720"/>
+      </w:pPr>
+      <w:r>
+        <w:rPr>
+          <w:lang w:val="zh_TW" w:bidi="zh_TW"/>
+        </w:rPr>
+      </w:r>
+      <w:r>
+        <w:rPr>
+          <w:lang w:val="zh_TW" w:bidi="zh_TW"/>
+        </w:rPr>
+        <w:t>以色列人逃離埃及後，在曠野漂流時，神賜給摩西兩塊上面寫下十誡的石版。</w:t>
+      </w:r>
+    </w:p>
+    <w:p>
+      <w:pPr>
+        <w:pStyle w:val="ListBullet"/>
+        <w:spacing w:line="240" w:lineRule="auto"/>
+        <w:ind w:left="720"/>
+      </w:pPr>
+      <w:r>
+        <w:rPr>
+          <w:lang w:val="zh_TW" w:bidi="zh_TW"/>
+        </w:rPr>
+      </w:r>
+      <w:r>
+        <w:rPr>
+          <w:lang w:val="zh_TW" w:bidi="zh_TW"/>
+        </w:rPr>
+        <w:t>摩西在生命快要終結時，看到了應許之地，但因為他違背了神的旨意，所以沒能住在那裡。</w:t>
+      </w:r>
+    </w:p>
+    <w:p>
+      <w:pPr/>
+      <w:r>
+        <w:rPr>
+          <w:lang w:val="zh_TW" w:bidi="zh_TW"/>
+        </w:rPr>
+      </w:r>
+      <w:r>
+        <w:rPr>
+          <w:lang w:val="zh_TW" w:bidi="zh_TW"/>
+        </w:rPr>
+        <w:t>（翻譯相關建議：如何翻譯名字）</w:t>
+      </w:r>
+    </w:p>
+    <w:p>
+      <w:pPr/>
+      <w:r>
+        <w:rPr>
+          <w:lang w:val="zh_TW" w:bidi="zh_TW"/>
+        </w:rPr>
+      </w:r>
+      <w:r>
+        <w:rPr>
+          <w:lang w:val="zh_TW" w:bidi="zh_TW"/>
+        </w:rPr>
+        <w:t>（另見：</w:t>
+      </w:r>
+      <w:r>
+        <w:rPr>
+          <w:lang w:val="zh_TW" w:bidi="zh_TW"/>
+        </w:rPr>
+        <w:t>米利暗</w:t>
       </w:r>
       <w:r>
         <w:rPr>
@@ -567,7 +880,7 @@
         <w:rPr>
           <w:lang w:val="zh_TW" w:bidi="zh_TW"/>
         </w:rPr>
-        <w:t>敬拜</w:t>
+        <w:t>應許之地</w:t>
       </w:r>
       <w:r>
         <w:rPr>
@@ -579,6 +892,702 @@
         <w:rPr>
           <w:lang w:val="zh_TW" w:bidi="zh_TW"/>
         </w:rPr>
+        <w:t>十誡</w:t>
+      </w:r>
+      <w:r>
+        <w:rPr>
+          <w:lang w:val="zh_TW" w:bidi="zh_TW"/>
+        </w:rPr>
+        <w:t>）</w:t>
+      </w:r>
+    </w:p>
+    <w:p>
+      <w:pPr>
+        <w:pStyle w:val="Heading3"/>
+      </w:pPr>
+      <w:r>
+        <w:rPr>
+          <w:lang w:val="zh_TW" w:bidi="zh_TW"/>
+        </w:rPr>
+        <w:t>參考經文：</w:t>
+      </w:r>
+    </w:p>
+    <w:p>
+      <w:pPr>
+        <w:pStyle w:val="ListBullet"/>
+        <w:spacing w:line="240" w:lineRule="auto"/>
+        <w:ind w:left="720"/>
+      </w:pPr>
+      <w:r>
+        <w:rPr>
+          <w:lang w:val="zh_TW" w:bidi="zh_TW"/>
+        </w:rPr>
+      </w:r>
+      <w:r>
+        <w:rPr>
+          <w:lang w:val="zh_TW" w:bidi="zh_TW"/>
+        </w:rPr>
+        <w:t>使徒行傳7:21</w:t>
+      </w:r>
+    </w:p>
+    <w:p>
+      <w:pPr>
+        <w:pStyle w:val="ListBullet"/>
+        <w:spacing w:line="240" w:lineRule="auto"/>
+        <w:ind w:left="720"/>
+      </w:pPr>
+      <w:r>
+        <w:rPr>
+          <w:lang w:val="zh_TW" w:bidi="zh_TW"/>
+        </w:rPr>
+      </w:r>
+      <w:r>
+        <w:rPr>
+          <w:lang w:val="zh_TW" w:bidi="zh_TW"/>
+        </w:rPr>
+        <w:t>使徒行傳7:30</w:t>
+      </w:r>
+    </w:p>
+    <w:p>
+      <w:pPr>
+        <w:pStyle w:val="ListBullet"/>
+        <w:spacing w:line="240" w:lineRule="auto"/>
+        <w:ind w:left="720"/>
+      </w:pPr>
+      <w:r>
+        <w:rPr>
+          <w:lang w:val="zh_TW" w:bidi="zh_TW"/>
+        </w:rPr>
+      </w:r>
+      <w:r>
+        <w:rPr>
+          <w:lang w:val="zh_TW" w:bidi="zh_TW"/>
+        </w:rPr>
+        <w:t>出埃及記2:10</w:t>
+      </w:r>
+    </w:p>
+    <w:p>
+      <w:pPr>
+        <w:pStyle w:val="ListBullet"/>
+        <w:spacing w:line="240" w:lineRule="auto"/>
+        <w:ind w:left="720"/>
+      </w:pPr>
+      <w:r>
+        <w:rPr>
+          <w:lang w:val="zh_TW" w:bidi="zh_TW"/>
+        </w:rPr>
+      </w:r>
+      <w:r>
+        <w:rPr>
+          <w:lang w:val="zh_TW" w:bidi="zh_TW"/>
+        </w:rPr>
+        <w:t>出埃及記9:1</w:t>
+      </w:r>
+    </w:p>
+    <w:p>
+      <w:pPr>
+        <w:pStyle w:val="ListBullet"/>
+        <w:spacing w:line="240" w:lineRule="auto"/>
+        <w:ind w:left="720"/>
+      </w:pPr>
+      <w:r>
+        <w:rPr>
+          <w:lang w:val="zh_TW" w:bidi="zh_TW"/>
+        </w:rPr>
+      </w:r>
+      <w:r>
+        <w:rPr>
+          <w:lang w:val="zh_TW" w:bidi="zh_TW"/>
+        </w:rPr>
+        <w:t>馬太福音17:4</w:t>
+      </w:r>
+    </w:p>
+    <w:p>
+      <w:pPr>
+        <w:pStyle w:val="ListBullet"/>
+        <w:spacing w:line="240" w:lineRule="auto"/>
+        <w:ind w:left="720"/>
+      </w:pPr>
+      <w:r>
+        <w:rPr>
+          <w:lang w:val="zh_TW" w:bidi="zh_TW"/>
+        </w:rPr>
+      </w:r>
+      <w:r>
+        <w:rPr>
+          <w:lang w:val="zh_TW" w:bidi="zh_TW"/>
+        </w:rPr>
+        <w:t>羅馬書5:14</w:t>
+      </w:r>
+    </w:p>
+    <w:p>
+      <w:pPr>
+        <w:pStyle w:val="Heading3"/>
+      </w:pPr>
+      <w:r>
+        <w:rPr>
+          <w:lang w:val="zh_TW" w:bidi="zh_TW"/>
+        </w:rPr>
+        <w:t>聖經開卷故事集裡的例子：</w:t>
+      </w:r>
+    </w:p>
+    <w:p>
+      <w:pPr>
+        <w:pStyle w:val="ListBullet"/>
+        <w:spacing w:line="240" w:lineRule="auto"/>
+        <w:ind w:left="720"/>
+      </w:pPr>
+      <w:r>
+        <w:rPr>
+          <w:lang w:val="zh_TW" w:bidi="zh_TW"/>
+        </w:rPr>
+      </w:r>
+      <w:r>
+        <w:rPr>
+          <w:b/>
+          <w:lang w:val="zh_TW" w:bidi="zh_TW"/>
+        </w:rPr>
+        <w:t>9:12</w:t>
+      </w:r>
+      <w:r>
+        <w:rPr>
+          <w:lang w:val="zh_TW" w:bidi="zh_TW"/>
+        </w:rPr>
+        <w:t xml:space="preserve"> 有一天，</w:t>
+      </w:r>
+      <w:r>
+        <w:rPr>
+          <w:b/>
+          <w:lang w:val="zh_TW" w:bidi="zh_TW"/>
+        </w:rPr>
+        <w:t>摩西</w:t>
+      </w:r>
+      <w:r>
+        <w:rPr>
+          <w:lang w:val="zh_TW" w:bidi="zh_TW"/>
+        </w:rPr>
+        <w:t>在放羊的時候看到一處灌木叢起了火。</w:t>
+      </w:r>
+    </w:p>
+    <w:p>
+      <w:pPr>
+        <w:pStyle w:val="ListBullet"/>
+        <w:spacing w:line="240" w:lineRule="auto"/>
+        <w:ind w:left="720"/>
+      </w:pPr>
+      <w:r>
+        <w:rPr>
+          <w:lang w:val="zh_TW" w:bidi="zh_TW"/>
+        </w:rPr>
+      </w:r>
+      <w:r>
+        <w:rPr>
+          <w:b/>
+          <w:lang w:val="zh_TW" w:bidi="zh_TW"/>
+        </w:rPr>
+        <w:t>12:5</w:t>
+      </w:r>
+      <w:r>
+        <w:rPr>
+          <w:lang w:val="zh_TW" w:bidi="zh_TW"/>
+        </w:rPr>
+        <w:t xml:space="preserve"> </w:t>
+      </w:r>
+      <w:r>
+        <w:rPr>
+          <w:b/>
+          <w:lang w:val="zh_TW" w:bidi="zh_TW"/>
+        </w:rPr>
+        <w:t>摩西</w:t>
+      </w:r>
+      <w:r>
+        <w:rPr>
+          <w:lang w:val="zh_TW" w:bidi="zh_TW"/>
+        </w:rPr>
+        <w:t>告訴以色列人：「不要害怕，神今天會為我們爭戰，拯救我們！」</w:t>
+      </w:r>
+    </w:p>
+    <w:p>
+      <w:pPr>
+        <w:pStyle w:val="ListBullet"/>
+        <w:spacing w:line="240" w:lineRule="auto"/>
+        <w:ind w:left="720"/>
+      </w:pPr>
+      <w:r>
+        <w:rPr>
+          <w:lang w:val="zh_TW" w:bidi="zh_TW"/>
+        </w:rPr>
+      </w:r>
+      <w:r>
+        <w:rPr>
+          <w:b/>
+          <w:lang w:val="zh_TW" w:bidi="zh_TW"/>
+        </w:rPr>
+        <w:t>12:7</w:t>
+      </w:r>
+      <w:r>
+        <w:rPr>
+          <w:lang w:val="zh_TW" w:bidi="zh_TW"/>
+        </w:rPr>
+        <w:t xml:space="preserve"> 神讓</w:t>
+      </w:r>
+      <w:r>
+        <w:rPr>
+          <w:b/>
+          <w:lang w:val="zh_TW" w:bidi="zh_TW"/>
+        </w:rPr>
+        <w:t>摩西</w:t>
+      </w:r>
+      <w:r>
+        <w:rPr>
+          <w:lang w:val="zh_TW" w:bidi="zh_TW"/>
+        </w:rPr>
+        <w:t>向紅海舉起手來，將水分開。</w:t>
+      </w:r>
+    </w:p>
+    <w:p>
+      <w:pPr>
+        <w:pStyle w:val="ListBullet"/>
+        <w:spacing w:line="240" w:lineRule="auto"/>
+        <w:ind w:left="720"/>
+      </w:pPr>
+      <w:r>
+        <w:rPr>
+          <w:lang w:val="zh_TW" w:bidi="zh_TW"/>
+        </w:rPr>
+      </w:r>
+      <w:r>
+        <w:rPr>
+          <w:b/>
+          <w:lang w:val="zh_TW" w:bidi="zh_TW"/>
+        </w:rPr>
+        <w:t>12:12</w:t>
+      </w:r>
+      <w:r>
+        <w:rPr>
+          <w:lang w:val="zh_TW" w:bidi="zh_TW"/>
+        </w:rPr>
+        <w:t xml:space="preserve"> 當以色列人看到埃及人都死了，他們就信了神並且知道摩西是神派來的先知。</w:t>
+      </w:r>
+    </w:p>
+    <w:p>
+      <w:pPr>
+        <w:pStyle w:val="ListBullet"/>
+        <w:spacing w:line="240" w:lineRule="auto"/>
+        <w:ind w:left="720"/>
+      </w:pPr>
+      <w:r>
+        <w:rPr>
+          <w:lang w:val="zh_TW" w:bidi="zh_TW"/>
+        </w:rPr>
+      </w:r>
+      <w:r>
+        <w:rPr>
+          <w:b/>
+          <w:lang w:val="zh_TW" w:bidi="zh_TW"/>
+        </w:rPr>
+        <w:t>13:7</w:t>
+      </w:r>
+      <w:r>
+        <w:rPr>
+          <w:lang w:val="zh_TW" w:bidi="zh_TW"/>
+        </w:rPr>
+        <w:t xml:space="preserve"> 神在兩塊石板上寫下了這十誡給了</w:t>
+      </w:r>
+      <w:r>
+        <w:rPr>
+          <w:b/>
+          <w:lang w:val="zh_TW" w:bidi="zh_TW"/>
+        </w:rPr>
+        <w:t>摩西</w:t>
+      </w:r>
+      <w:r>
+        <w:rPr>
+          <w:lang w:val="zh_TW" w:bidi="zh_TW"/>
+        </w:rPr>
+        <w:t>。</w:t>
+      </w:r>
+    </w:p>
+    <w:p>
+      <w:pPr>
+        <w:pStyle w:val="Heading3"/>
+      </w:pPr>
+      <w:r>
+        <w:rPr>
+          <w:lang w:val="zh_TW" w:bidi="zh_TW"/>
+        </w:rPr>
+        <w:t>原文參照：</w:t>
+      </w:r>
+    </w:p>
+    <w:p>
+      <w:pPr>
+        <w:pStyle w:val="ListBullet"/>
+        <w:spacing w:line="240" w:lineRule="auto"/>
+        <w:ind w:left="720"/>
+      </w:pPr>
+      <w:r>
+        <w:rPr>
+          <w:lang w:val="zh_TW" w:bidi="zh_TW"/>
+        </w:rPr>
+      </w:r>
+      <w:r>
+        <w:rPr>
+          <w:lang w:val="zh_TW" w:bidi="zh_TW"/>
+        </w:rPr>
+        <w:t>史特朗號：H4872，H4873，G34750</w:t>
+      </w:r>
+      <w:r>
+        <w:rPr>
+          <w:lang w:val="zh_TW" w:bidi="zh_TW"/>
+        </w:rPr>
+      </w:r>
+      <w:r>
+        <w:rPr>
+          <w:lang w:val="zh_TW" w:bidi="zh_TW"/>
+        </w:rPr>
+      </w:r>
+    </w:p>
+    <w:p>
+      <w:pPr/>
+      <w:r>
+        <w:rPr>
+          <w:lang w:val="zh_TW" w:bidi="zh_TW"/>
+        </w:rPr>
+      </w:r>
+    </w:p>
+    <w:p>
+      <w:pPr>
+        <w:pStyle w:val="Heading2"/>
+      </w:pPr>
+      <w:r>
+        <w:rPr>
+          <w:lang w:val="zh_TW" w:bidi="zh_TW"/>
+        </w:rPr>
+        <w:t>摩西律法</w:t>
+      </w:r>
+      <w:r>
+        <w:rPr>
+          <w:lang w:val="zh_TW" w:bidi="zh_TW"/>
+        </w:rPr>
+      </w:r>
+    </w:p>
+    <w:p>
+      <w:pPr>
+        <w:pStyle w:val="Heading3"/>
+      </w:pPr>
+      <w:r>
+        <w:rPr>
+          <w:lang w:val="zh_TW" w:bidi="zh_TW"/>
+        </w:rPr>
+        <w:t>定義：</w:t>
+      </w:r>
+    </w:p>
+    <w:p>
+      <w:pPr/>
+      <w:r>
+        <w:rPr>
+          <w:lang w:val="zh_TW" w:bidi="zh_TW"/>
+        </w:rPr>
+      </w:r>
+      <w:r>
+        <w:rPr>
+          <w:lang w:val="zh_TW" w:bidi="zh_TW"/>
+        </w:rPr>
+        <w:t>最簡單地說，「律法」一詞是指應該遵循的規則或指示。在聖經中，「律法」一詞通常廣泛的用來指代神希望祂的子民遵守和執行的一切事物。具體的「摩西律法」一詞是指神通過摩西告知以色列人應遵守的誡命和指示。</w:t>
+      </w:r>
+    </w:p>
+    <w:p>
+      <w:pPr>
+        <w:pStyle w:val="ListBullet"/>
+        <w:spacing w:line="240" w:lineRule="auto"/>
+        <w:ind w:left="720"/>
+      </w:pPr>
+      <w:r>
+        <w:rPr>
+          <w:lang w:val="zh_TW" w:bidi="zh_TW"/>
+        </w:rPr>
+      </w:r>
+      <w:r>
+        <w:rPr>
+          <w:lang w:val="zh_TW" w:bidi="zh_TW"/>
+        </w:rPr>
+        <w:t>根據上下文，「律法」可以指：</w:t>
+      </w:r>
+    </w:p>
+    <w:p>
+      <w:pPr>
+        <w:pStyle w:val="ListBullet"/>
+        <w:spacing w:line="240" w:lineRule="auto"/>
+        <w:ind w:left="1440"/>
+      </w:pPr>
+      <w:r>
+        <w:rPr>
+          <w:lang w:val="zh_TW" w:bidi="zh_TW"/>
+        </w:rPr>
+      </w:r>
+      <w:r>
+        <w:rPr>
+          <w:lang w:val="zh_TW" w:bidi="zh_TW"/>
+        </w:rPr>
+        <w:t>神為以色列人寫在石版上的十誡</w:t>
+      </w:r>
+    </w:p>
+    <w:p>
+      <w:pPr>
+        <w:pStyle w:val="ListBullet"/>
+        <w:spacing w:line="240" w:lineRule="auto"/>
+        <w:ind w:left="1440"/>
+      </w:pPr>
+      <w:r>
+        <w:rPr>
+          <w:lang w:val="zh_TW" w:bidi="zh_TW"/>
+        </w:rPr>
+      </w:r>
+      <w:r>
+        <w:rPr>
+          <w:lang w:val="zh_TW" w:bidi="zh_TW"/>
+        </w:rPr>
+        <w:t>所有給摩西的律法</w:t>
+      </w:r>
+    </w:p>
+    <w:p>
+      <w:pPr>
+        <w:pStyle w:val="ListBullet"/>
+        <w:spacing w:line="240" w:lineRule="auto"/>
+        <w:ind w:left="1440"/>
+      </w:pPr>
+      <w:r>
+        <w:rPr>
+          <w:lang w:val="zh_TW" w:bidi="zh_TW"/>
+        </w:rPr>
+      </w:r>
+      <w:r>
+        <w:rPr>
+          <w:lang w:val="zh_TW" w:bidi="zh_TW"/>
+        </w:rPr>
+        <w:t>舊約的前五本書</w:t>
+      </w:r>
+    </w:p>
+    <w:p>
+      <w:pPr>
+        <w:pStyle w:val="ListBullet"/>
+        <w:spacing w:line="240" w:lineRule="auto"/>
+        <w:ind w:left="1440"/>
+      </w:pPr>
+      <w:r>
+        <w:rPr>
+          <w:lang w:val="zh_TW" w:bidi="zh_TW"/>
+        </w:rPr>
+      </w:r>
+      <w:r>
+        <w:rPr>
+          <w:lang w:val="zh_TW" w:bidi="zh_TW"/>
+        </w:rPr>
+        <w:t>整本舊約聖經（在新約聖經中也被稱為「聖經」）。</w:t>
+      </w:r>
+    </w:p>
+    <w:p>
+      <w:pPr>
+        <w:pStyle w:val="ListBullet"/>
+        <w:spacing w:line="240" w:lineRule="auto"/>
+        <w:ind w:left="1440"/>
+      </w:pPr>
+      <w:r>
+        <w:rPr>
+          <w:lang w:val="zh_TW" w:bidi="zh_TW"/>
+        </w:rPr>
+      </w:r>
+      <w:r>
+        <w:rPr>
+          <w:lang w:val="zh_TW" w:bidi="zh_TW"/>
+        </w:rPr>
+        <w:t>所有神的指示和旨意</w:t>
+      </w:r>
+    </w:p>
+    <w:p>
+      <w:pPr>
+        <w:pStyle w:val="ListBullet"/>
+        <w:spacing w:line="240" w:lineRule="auto"/>
+        <w:ind w:left="720"/>
+      </w:pPr>
+      <w:r>
+        <w:rPr>
+          <w:lang w:val="zh_TW" w:bidi="zh_TW"/>
+        </w:rPr>
+      </w:r>
+      <w:r>
+        <w:rPr>
+          <w:lang w:val="zh_TW" w:bidi="zh_TW"/>
+        </w:rPr>
+        <w:t>「律法和先知」這個詞在新約中用來指代希伯來文聖經（或「舊約」）</w:t>
+      </w:r>
+    </w:p>
+    <w:p>
+      <w:pPr>
+        <w:pStyle w:val="Heading3"/>
+      </w:pPr>
+      <w:r>
+        <w:rPr>
+          <w:lang w:val="zh_TW" w:bidi="zh_TW"/>
+        </w:rPr>
+        <w:t>翻譯相關建議：</w:t>
+      </w:r>
+    </w:p>
+    <w:p>
+      <w:pPr>
+        <w:pStyle w:val="ListBullet"/>
+        <w:spacing w:line="240" w:lineRule="auto"/>
+        <w:ind w:left="720"/>
+      </w:pPr>
+      <w:r>
+        <w:rPr>
+          <w:lang w:val="zh_TW" w:bidi="zh_TW"/>
+        </w:rPr>
+      </w:r>
+      <w:r>
+        <w:rPr>
+          <w:lang w:val="zh_TW" w:bidi="zh_TW"/>
+        </w:rPr>
+        <w:t>這些術語可以翻譯為複數的「律法（laws）」，因為它們指的是許多指示。</w:t>
+      </w:r>
+    </w:p>
+    <w:p>
+      <w:pPr>
+        <w:pStyle w:val="ListBullet"/>
+        <w:spacing w:line="240" w:lineRule="auto"/>
+        <w:ind w:left="720"/>
+      </w:pPr>
+      <w:r>
+        <w:rPr>
+          <w:lang w:val="zh_TW" w:bidi="zh_TW"/>
+        </w:rPr>
+      </w:r>
+      <w:r>
+        <w:rPr>
+          <w:lang w:val="zh_TW" w:bidi="zh_TW"/>
+        </w:rPr>
+        <w:t>「摩西的律法」這個詞可以翻譯為「神告訴摩西給以色列人的律法」。</w:t>
+      </w:r>
+    </w:p>
+    <w:p>
+      <w:pPr>
+        <w:pStyle w:val="ListBullet"/>
+        <w:spacing w:line="240" w:lineRule="auto"/>
+        <w:ind w:left="720"/>
+      </w:pPr>
+      <w:r>
+        <w:rPr>
+          <w:lang w:val="zh_TW" w:bidi="zh_TW"/>
+        </w:rPr>
+      </w:r>
+      <w:r>
+        <w:rPr>
+          <w:lang w:val="zh_TW" w:bidi="zh_TW"/>
+        </w:rPr>
+        <w:t>根據上下文，「摩西的律法」也可以翻譯為「神告訴摩西的律法」或「摩西寫下的神的律法」或「神告訴摩西給以色列人的律法」。</w:t>
+      </w:r>
+    </w:p>
+    <w:p>
+      <w:pPr>
+        <w:pStyle w:val="ListBullet"/>
+        <w:spacing w:line="240" w:lineRule="auto"/>
+        <w:ind w:left="720"/>
+      </w:pPr>
+      <w:r>
+        <w:rPr>
+          <w:lang w:val="zh_TW" w:bidi="zh_TW"/>
+        </w:rPr>
+      </w:r>
+      <w:r>
+        <w:rPr>
+          <w:lang w:val="zh_TW" w:bidi="zh_TW"/>
+        </w:rPr>
+        <w:t>翻譯「律法」或「神的律法」或「神的律例」的方法可以包括「來自神的法律」或「神的命令」或「神所賜的律例」或「神所命令的一切」或「神的所有指示」。</w:t>
+      </w:r>
+    </w:p>
+    <w:p>
+      <w:pPr>
+        <w:pStyle w:val="ListBullet"/>
+        <w:spacing w:line="240" w:lineRule="auto"/>
+        <w:ind w:left="720"/>
+      </w:pPr>
+      <w:r>
+        <w:rPr>
+          <w:lang w:val="zh_TW" w:bidi="zh_TW"/>
+        </w:rPr>
+      </w:r>
+      <w:r>
+        <w:rPr>
+          <w:lang w:val="zh_TW" w:bidi="zh_TW"/>
+        </w:rPr>
+        <w:t>「雅巍（和合本譯為：耶和華）的律法」這個詞語也可以翻譯為「雅巍的法律」或「雅巍說要遵守的律法」或「來自雅巍的律法」或「雅巍命令的事」。</w:t>
+      </w:r>
+    </w:p>
+    <w:p>
+      <w:pPr/>
+      <w:r>
+        <w:rPr>
+          <w:lang w:val="zh_TW" w:bidi="zh_TW"/>
+        </w:rPr>
+      </w:r>
+      <w:r>
+        <w:rPr>
+          <w:lang w:val="zh_TW" w:bidi="zh_TW"/>
+        </w:rPr>
+        <w:t>（另見：</w:t>
+      </w:r>
+      <w:r>
+        <w:rPr>
+          <w:lang w:val="zh_TW" w:bidi="zh_TW"/>
+        </w:rPr>
+        <w:t>指示</w:t>
+      </w:r>
+      <w:r>
+        <w:rPr>
+          <w:lang w:val="zh_TW" w:bidi="zh_TW"/>
+        </w:rPr>
+        <w:t>，</w:t>
+      </w:r>
+      <w:r>
+        <w:rPr>
+          <w:lang w:val="zh_TW" w:bidi="zh_TW"/>
+        </w:rPr>
+        <w:t>摩西</w:t>
+      </w:r>
+      <w:r>
+        <w:rPr>
+          <w:lang w:val="zh_TW" w:bidi="zh_TW"/>
+        </w:rPr>
+        <w:t>，</w:t>
+      </w:r>
+      <w:r>
+        <w:rPr>
+          <w:lang w:val="zh_TW" w:bidi="zh_TW"/>
+        </w:rPr>
+        <w:t>十誡</w:t>
+      </w:r>
+      <w:r>
+        <w:rPr>
+          <w:lang w:val="zh_TW" w:bidi="zh_TW"/>
+        </w:rPr>
+        <w:t>，</w:t>
+      </w:r>
+      <w:r>
+        <w:rPr>
+          <w:lang w:val="zh_TW" w:bidi="zh_TW"/>
+        </w:rPr>
+        <w:t>合法的</w:t>
+      </w:r>
+      <w:r>
+        <w:rPr>
+          <w:lang w:val="zh_TW" w:bidi="zh_TW"/>
+        </w:rPr>
+        <w:t>，</w:t>
+      </w:r>
+      <w:r>
+        <w:rPr>
+          <w:lang w:val="zh_TW" w:bidi="zh_TW"/>
+        </w:rPr>
         <w:t>雅巍</w:t>
       </w:r>
       <w:r>
@@ -614,79 +1623,151 @@
         <w:rPr>
           <w:lang w:val="zh_TW" w:bidi="zh_TW"/>
         </w:rPr>
-        <w:t>列王紀上11:7</w:t>
-      </w:r>
-    </w:p>
-    <w:p>
-      <w:pPr>
-        <w:pStyle w:val="ListBullet"/>
-        <w:spacing w:line="240" w:lineRule="auto"/>
-        <w:ind w:left="720"/>
-      </w:pPr>
-      <w:r>
-        <w:rPr>
-          <w:lang w:val="zh_TW" w:bidi="zh_TW"/>
-        </w:rPr>
-      </w:r>
-      <w:r>
-        <w:rPr>
-          <w:lang w:val="zh_TW" w:bidi="zh_TW"/>
-        </w:rPr>
-        <w:t>列王紀下23:10</w:t>
-      </w:r>
-    </w:p>
-    <w:p>
-      <w:pPr>
-        <w:pStyle w:val="ListBullet"/>
-        <w:spacing w:line="240" w:lineRule="auto"/>
-        <w:ind w:left="720"/>
-      </w:pPr>
-      <w:r>
-        <w:rPr>
-          <w:lang w:val="zh_TW" w:bidi="zh_TW"/>
-        </w:rPr>
-      </w:r>
-      <w:r>
-        <w:rPr>
-          <w:lang w:val="zh_TW" w:bidi="zh_TW"/>
-        </w:rPr>
-        <w:t>使徒行傳7:43</w:t>
-      </w:r>
-    </w:p>
-    <w:p>
-      <w:pPr>
-        <w:pStyle w:val="ListBullet"/>
-        <w:spacing w:line="240" w:lineRule="auto"/>
-        <w:ind w:left="720"/>
-      </w:pPr>
-      <w:r>
-        <w:rPr>
-          <w:lang w:val="zh_TW" w:bidi="zh_TW"/>
-        </w:rPr>
-      </w:r>
-      <w:r>
-        <w:rPr>
-          <w:lang w:val="zh_TW" w:bidi="zh_TW"/>
-        </w:rPr>
-        <w:t>耶利米書32:33–35</w:t>
-      </w:r>
-    </w:p>
-    <w:p>
-      <w:pPr>
-        <w:pStyle w:val="ListBullet"/>
-        <w:spacing w:line="240" w:lineRule="auto"/>
-        <w:ind w:left="720"/>
-      </w:pPr>
-      <w:r>
-        <w:rPr>
-          <w:lang w:val="zh_TW" w:bidi="zh_TW"/>
-        </w:rPr>
-      </w:r>
-      <w:r>
-        <w:rPr>
-          <w:lang w:val="zh_TW" w:bidi="zh_TW"/>
-        </w:rPr>
-        <w:t>利未記18:21</w:t>
+        <w:t>使徒行傳15:6</w:t>
+      </w:r>
+    </w:p>
+    <w:p>
+      <w:pPr>
+        <w:pStyle w:val="ListBullet"/>
+        <w:spacing w:line="240" w:lineRule="auto"/>
+        <w:ind w:left="720"/>
+      </w:pPr>
+      <w:r>
+        <w:rPr>
+          <w:lang w:val="zh_TW" w:bidi="zh_TW"/>
+        </w:rPr>
+      </w:r>
+      <w:r>
+        <w:rPr>
+          <w:lang w:val="zh_TW" w:bidi="zh_TW"/>
+        </w:rPr>
+        <w:t>但以理書9:13</w:t>
+      </w:r>
+    </w:p>
+    <w:p>
+      <w:pPr>
+        <w:pStyle w:val="ListBullet"/>
+        <w:spacing w:line="240" w:lineRule="auto"/>
+        <w:ind w:left="720"/>
+      </w:pPr>
+      <w:r>
+        <w:rPr>
+          <w:lang w:val="zh_TW" w:bidi="zh_TW"/>
+        </w:rPr>
+      </w:r>
+      <w:r>
+        <w:rPr>
+          <w:lang w:val="zh_TW" w:bidi="zh_TW"/>
+        </w:rPr>
+        <w:t>出埃及記28:42–43</w:t>
+      </w:r>
+    </w:p>
+    <w:p>
+      <w:pPr>
+        <w:pStyle w:val="ListBullet"/>
+        <w:spacing w:line="240" w:lineRule="auto"/>
+        <w:ind w:left="720"/>
+      </w:pPr>
+      <w:r>
+        <w:rPr>
+          <w:lang w:val="zh_TW" w:bidi="zh_TW"/>
+        </w:rPr>
+      </w:r>
+      <w:r>
+        <w:rPr>
+          <w:lang w:val="zh_TW" w:bidi="zh_TW"/>
+        </w:rPr>
+        <w:t>以斯拉記7:25–26</w:t>
+      </w:r>
+    </w:p>
+    <w:p>
+      <w:pPr>
+        <w:pStyle w:val="ListBullet"/>
+        <w:spacing w:line="240" w:lineRule="auto"/>
+        <w:ind w:left="720"/>
+      </w:pPr>
+      <w:r>
+        <w:rPr>
+          <w:lang w:val="zh_TW" w:bidi="zh_TW"/>
+        </w:rPr>
+      </w:r>
+      <w:r>
+        <w:rPr>
+          <w:lang w:val="zh_TW" w:bidi="zh_TW"/>
+        </w:rPr>
+        <w:t>加拉太書2:15</w:t>
+      </w:r>
+    </w:p>
+    <w:p>
+      <w:pPr>
+        <w:pStyle w:val="ListBullet"/>
+        <w:spacing w:line="240" w:lineRule="auto"/>
+        <w:ind w:left="720"/>
+      </w:pPr>
+      <w:r>
+        <w:rPr>
+          <w:lang w:val="zh_TW" w:bidi="zh_TW"/>
+        </w:rPr>
+      </w:r>
+      <w:r>
+        <w:rPr>
+          <w:lang w:val="zh_TW" w:bidi="zh_TW"/>
+        </w:rPr>
+        <w:t>路加福音24:44</w:t>
+      </w:r>
+    </w:p>
+    <w:p>
+      <w:pPr>
+        <w:pStyle w:val="ListBullet"/>
+        <w:spacing w:line="240" w:lineRule="auto"/>
+        <w:ind w:left="720"/>
+      </w:pPr>
+      <w:r>
+        <w:rPr>
+          <w:lang w:val="zh_TW" w:bidi="zh_TW"/>
+        </w:rPr>
+      </w:r>
+      <w:r>
+        <w:rPr>
+          <w:lang w:val="zh_TW" w:bidi="zh_TW"/>
+        </w:rPr>
+        <w:t>馬太福音5:18</w:t>
+      </w:r>
+    </w:p>
+    <w:p>
+      <w:pPr>
+        <w:pStyle w:val="ListBullet"/>
+        <w:spacing w:line="240" w:lineRule="auto"/>
+        <w:ind w:left="720"/>
+      </w:pPr>
+      <w:r>
+        <w:rPr>
+          <w:lang w:val="zh_TW" w:bidi="zh_TW"/>
+        </w:rPr>
+      </w:r>
+      <w:r>
+        <w:rPr>
+          <w:lang w:val="zh_TW" w:bidi="zh_TW"/>
+        </w:rPr>
+        <w:t>尼希米記10:29</w:t>
+      </w:r>
+    </w:p>
+    <w:p>
+      <w:pPr>
+        <w:pStyle w:val="ListBullet"/>
+        <w:spacing w:line="240" w:lineRule="auto"/>
+        <w:ind w:left="720"/>
+      </w:pPr>
+      <w:r>
+        <w:rPr>
+          <w:lang w:val="zh_TW" w:bidi="zh_TW"/>
+        </w:rPr>
+      </w:r>
+      <w:r>
+        <w:rPr>
+          <w:lang w:val="zh_TW" w:bidi="zh_TW"/>
+        </w:rPr>
+        <w:t>羅馬書3:20</w:t>
       </w:r>
     </w:p>
     <w:p>
@@ -697,6 +1778,302 @@
         <w:rPr>
           <w:lang w:val="zh_TW" w:bidi="zh_TW"/>
         </w:rPr>
+        <w:t>聖經開卷故事集裡的例子：</w:t>
+      </w:r>
+    </w:p>
+    <w:p>
+      <w:pPr>
+        <w:pStyle w:val="ListBullet"/>
+        <w:spacing w:line="240" w:lineRule="auto"/>
+        <w:ind w:left="720"/>
+      </w:pPr>
+      <w:r>
+        <w:rPr>
+          <w:lang w:val="zh_TW" w:bidi="zh_TW"/>
+        </w:rPr>
+      </w:r>
+      <w:r>
+        <w:rPr>
+          <w:b/>
+          <w:lang w:val="zh_TW" w:bidi="zh_TW"/>
+        </w:rPr>
+        <w:t>13:7</w:t>
+      </w:r>
+      <w:r>
+        <w:rPr>
+          <w:lang w:val="zh_TW" w:bidi="zh_TW"/>
+        </w:rPr>
+        <w:t xml:space="preserve"> 神還給了很多其它要遵行的</w:t>
+      </w:r>
+      <w:r>
+        <w:rPr>
+          <w:b/>
+          <w:lang w:val="zh_TW" w:bidi="zh_TW"/>
+        </w:rPr>
+        <w:t>律法</w:t>
+      </w:r>
+      <w:r>
+        <w:rPr>
+          <w:lang w:val="zh_TW" w:bidi="zh_TW"/>
+        </w:rPr>
+        <w:t>，只要人們遵行這些</w:t>
+      </w:r>
+      <w:r>
+        <w:rPr>
+          <w:b/>
+          <w:lang w:val="zh_TW" w:bidi="zh_TW"/>
+        </w:rPr>
+        <w:t>律法</w:t>
+      </w:r>
+      <w:r>
+        <w:rPr>
+          <w:lang w:val="zh_TW" w:bidi="zh_TW"/>
+        </w:rPr>
+        <w:t>，神應許會祝福並保護他們。但如果人們不遵行這些律法，神就要懲罰他們。</w:t>
+      </w:r>
+    </w:p>
+    <w:p>
+      <w:pPr>
+        <w:pStyle w:val="ListBullet"/>
+        <w:spacing w:line="240" w:lineRule="auto"/>
+        <w:ind w:left="720"/>
+      </w:pPr>
+      <w:r>
+        <w:rPr>
+          <w:lang w:val="zh_TW" w:bidi="zh_TW"/>
+        </w:rPr>
+      </w:r>
+      <w:r>
+        <w:rPr>
+          <w:b/>
+          <w:lang w:val="zh_TW" w:bidi="zh_TW"/>
+        </w:rPr>
+        <w:t>13:9</w:t>
+      </w:r>
+      <w:r>
+        <w:rPr>
+          <w:lang w:val="zh_TW" w:bidi="zh_TW"/>
+        </w:rPr>
+        <w:t xml:space="preserve"> 如果有人違反了</w:t>
+      </w:r>
+      <w:r>
+        <w:rPr>
+          <w:b/>
+          <w:lang w:val="zh_TW" w:bidi="zh_TW"/>
+        </w:rPr>
+        <w:t>神的律例</w:t>
+      </w:r>
+      <w:r>
+        <w:rPr>
+          <w:lang w:val="zh_TW" w:bidi="zh_TW"/>
+        </w:rPr>
+        <w:t>，可以帶一隻動物到會幕里作為祭物獻給神。</w:t>
+      </w:r>
+    </w:p>
+    <w:p>
+      <w:pPr>
+        <w:pStyle w:val="ListBullet"/>
+        <w:spacing w:line="240" w:lineRule="auto"/>
+        <w:ind w:left="720"/>
+      </w:pPr>
+      <w:r>
+        <w:rPr>
+          <w:lang w:val="zh_TW" w:bidi="zh_TW"/>
+        </w:rPr>
+      </w:r>
+      <w:r>
+        <w:rPr>
+          <w:b/>
+          <w:lang w:val="zh_TW" w:bidi="zh_TW"/>
+        </w:rPr>
+        <w:t>15:13</w:t>
+      </w:r>
+      <w:r>
+        <w:rPr>
+          <w:lang w:val="zh_TW" w:bidi="zh_TW"/>
+        </w:rPr>
+        <w:t xml:space="preserve"> 約書亞年老時聚集以色列的百姓重申了神在西奈山上與以色列民所立的約，百姓承諾會持守對神的忠心，並且遵行</w:t>
+      </w:r>
+      <w:r>
+        <w:rPr>
+          <w:b/>
+          <w:lang w:val="zh_TW" w:bidi="zh_TW"/>
+        </w:rPr>
+        <w:t>神的律法</w:t>
+      </w:r>
+      <w:r>
+        <w:rPr>
+          <w:lang w:val="zh_TW" w:bidi="zh_TW"/>
+        </w:rPr>
+        <w:t>。</w:t>
+      </w:r>
+    </w:p>
+    <w:p>
+      <w:pPr>
+        <w:pStyle w:val="ListBullet"/>
+        <w:spacing w:line="240" w:lineRule="auto"/>
+        <w:ind w:left="720"/>
+      </w:pPr>
+      <w:r>
+        <w:rPr>
+          <w:lang w:val="zh_TW" w:bidi="zh_TW"/>
+        </w:rPr>
+      </w:r>
+      <w:r>
+        <w:rPr>
+          <w:b/>
+          <w:lang w:val="zh_TW" w:bidi="zh_TW"/>
+        </w:rPr>
+        <w:t>16:1</w:t>
+      </w:r>
+      <w:r>
+        <w:rPr>
+          <w:lang w:val="zh_TW" w:bidi="zh_TW"/>
+        </w:rPr>
+        <w:t xml:space="preserve"> </w:t>
+      </w:r>
+      <w:r>
+        <w:rPr>
+          <w:lang w:val="zh_TW" w:bidi="zh_TW"/>
+        </w:rPr>
+        <w:t>約書亞死後，以色列人又不順服神，他們不再驅逐迦南人，也沒有遵守</w:t>
+      </w:r>
+      <w:r>
+        <w:rPr>
+          <w:b/>
+          <w:lang w:val="zh_TW" w:bidi="zh_TW"/>
+        </w:rPr>
+        <w:t>神的律法</w:t>
+      </w:r>
+      <w:r>
+        <w:rPr>
+          <w:lang w:val="zh_TW" w:bidi="zh_TW"/>
+        </w:rPr>
+        <w:t>。</w:t>
+      </w:r>
+    </w:p>
+    <w:p>
+      <w:pPr>
+        <w:pStyle w:val="ListBullet"/>
+        <w:spacing w:line="240" w:lineRule="auto"/>
+        <w:ind w:left="720"/>
+      </w:pPr>
+      <w:r>
+        <w:rPr>
+          <w:lang w:val="zh_TW" w:bidi="zh_TW"/>
+        </w:rPr>
+      </w:r>
+      <w:r>
+        <w:rPr>
+          <w:b/>
+          <w:lang w:val="zh_TW" w:bidi="zh_TW"/>
+        </w:rPr>
+        <w:t>21:5</w:t>
+      </w:r>
+      <w:r>
+        <w:rPr>
+          <w:lang w:val="zh_TW" w:bidi="zh_TW"/>
+        </w:rPr>
+        <w:t xml:space="preserve"> 在新約里，神將</w:t>
+      </w:r>
+      <w:r>
+        <w:rPr>
+          <w:b/>
+          <w:lang w:val="zh_TW" w:bidi="zh_TW"/>
+        </w:rPr>
+        <w:t>祂的律法</w:t>
+      </w:r>
+      <w:r>
+        <w:rPr>
+          <w:lang w:val="zh_TW" w:bidi="zh_TW"/>
+        </w:rPr>
+        <w:t>寫在人們的心裡。人們會認識神，成為祂的子民，神也會赦免他們的罪。</w:t>
+      </w:r>
+    </w:p>
+    <w:p>
+      <w:pPr>
+        <w:pStyle w:val="ListBullet"/>
+        <w:spacing w:line="240" w:lineRule="auto"/>
+        <w:ind w:left="720"/>
+      </w:pPr>
+      <w:r>
+        <w:rPr>
+          <w:lang w:val="zh_TW" w:bidi="zh_TW"/>
+        </w:rPr>
+      </w:r>
+      <w:r>
+        <w:rPr>
+          <w:b/>
+          <w:lang w:val="zh_TW" w:bidi="zh_TW"/>
+        </w:rPr>
+        <w:t>27:1</w:t>
+      </w:r>
+      <w:r>
+        <w:rPr>
+          <w:lang w:val="zh_TW" w:bidi="zh_TW"/>
+        </w:rPr>
+        <w:t xml:space="preserve"> 耶穌回答說：「</w:t>
+      </w:r>
+      <w:r>
+        <w:rPr>
+          <w:b/>
+          <w:lang w:val="zh_TW" w:bidi="zh_TW"/>
+        </w:rPr>
+        <w:t>神的律法</w:t>
+      </w:r>
+      <w:r>
+        <w:rPr>
+          <w:lang w:val="zh_TW" w:bidi="zh_TW"/>
+        </w:rPr>
+        <w:t>裡是怎麼寫的呢？」</w:t>
+      </w:r>
+    </w:p>
+    <w:p>
+      <w:pPr>
+        <w:pStyle w:val="ListBullet"/>
+        <w:spacing w:line="240" w:lineRule="auto"/>
+        <w:ind w:left="720"/>
+      </w:pPr>
+      <w:r>
+        <w:rPr>
+          <w:lang w:val="zh_TW" w:bidi="zh_TW"/>
+        </w:rPr>
+      </w:r>
+      <w:r>
+        <w:rPr>
+          <w:b/>
+          <w:lang w:val="zh_TW" w:bidi="zh_TW"/>
+        </w:rPr>
+        <w:t>28:1</w:t>
+      </w:r>
+      <w:r>
+        <w:rPr>
+          <w:lang w:val="zh_TW" w:bidi="zh_TW"/>
+        </w:rPr>
+        <w:t xml:space="preserve"> 耶穌對他說：「你為什麼稱我是良善的呢？只有一位良善的就是神。如果你想承受永生，就當遵守</w:t>
+      </w:r>
+      <w:r>
+        <w:rPr>
+          <w:b/>
+          <w:lang w:val="zh_TW" w:bidi="zh_TW"/>
+        </w:rPr>
+        <w:t>神的律法</w:t>
+      </w:r>
+      <w:r>
+        <w:rPr>
+          <w:lang w:val="zh_TW" w:bidi="zh_TW"/>
+        </w:rPr>
+        <w:t>。」</w:t>
+      </w:r>
+    </w:p>
+    <w:p>
+      <w:pPr>
+        <w:pStyle w:val="Heading3"/>
+      </w:pPr>
+      <w:r>
+        <w:rPr>
+          <w:lang w:val="zh_TW" w:bidi="zh_TW"/>
+        </w:rPr>
         <w:t>原文參照：</w:t>
       </w:r>
     </w:p>
@@ -715,7 +2092,7 @@
         <w:rPr>
           <w:lang w:val="zh_TW" w:bidi="zh_TW"/>
         </w:rPr>
-        <w:t>史特朗號：H4428，H4432，G34340</w:t>
+        <w:t>史特朗號：H0430，H1881，H1882，H2706，H2710，H3068，H4687，H4872，H4941，H8451，G23160，G35510，G35650</w:t>
       </w:r>
       <w:r>
         <w:rPr>
@@ -744,7 +2121,7 @@
         <w:rPr>
           <w:lang w:val="zh_TW" w:bidi="zh_TW"/>
         </w:rPr>
-        <w:t>摩西</w:t>
+        <w:t>摩押</w:t>
       </w:r>
       <w:r>
         <w:rPr>
@@ -774,79 +2151,43 @@
         <w:rPr>
           <w:lang w:val="zh_TW" w:bidi="zh_TW"/>
         </w:rPr>
-        <w:t>摩西是以色列人的先知和領袖，他帶領了百姓四十多年。當以色列人出埃及時，他就是他們的領袖，這一點記述在出埃及記中。</w:t>
-      </w:r>
-    </w:p>
-    <w:p>
-      <w:pPr>
-        <w:pStyle w:val="ListBullet"/>
-        <w:spacing w:line="240" w:lineRule="auto"/>
-        <w:ind w:left="720"/>
-      </w:pPr>
-      <w:r>
-        <w:rPr>
-          <w:lang w:val="zh_TW" w:bidi="zh_TW"/>
-        </w:rPr>
-      </w:r>
-      <w:r>
-        <w:rPr>
-          <w:lang w:val="zh_TW" w:bidi="zh_TW"/>
-        </w:rPr>
-        <w:t>當摩西還是嬰兒時，摩西的父母把他放在尼羅河蘆葦叢中的籃子裡，這樣就不會被埃及法老發現。摩西的姐姐米利暗在那裡看護著他。法老的女兒發現了摩西，並把他帶到皇宮裡，把他當成自己的兒子來養育，摩西才倖免於難。</w:t>
-      </w:r>
-    </w:p>
-    <w:p>
-      <w:pPr>
-        <w:pStyle w:val="ListBullet"/>
-        <w:spacing w:line="240" w:lineRule="auto"/>
-        <w:ind w:left="720"/>
-      </w:pPr>
-      <w:r>
-        <w:rPr>
-          <w:lang w:val="zh_TW" w:bidi="zh_TW"/>
-        </w:rPr>
-      </w:r>
-      <w:r>
-        <w:rPr>
-          <w:lang w:val="zh_TW" w:bidi="zh_TW"/>
-        </w:rPr>
-        <w:t>神揀選了摩西將以色列人從埃及的奴役中解放出來，並帶領他們前往應許之地。</w:t>
-      </w:r>
-    </w:p>
-    <w:p>
-      <w:pPr>
-        <w:pStyle w:val="ListBullet"/>
-        <w:spacing w:line="240" w:lineRule="auto"/>
-        <w:ind w:left="720"/>
-      </w:pPr>
-      <w:r>
-        <w:rPr>
-          <w:lang w:val="zh_TW" w:bidi="zh_TW"/>
-        </w:rPr>
-      </w:r>
-      <w:r>
-        <w:rPr>
-          <w:lang w:val="zh_TW" w:bidi="zh_TW"/>
-        </w:rPr>
-        <w:t>以色列人逃離埃及後，在曠野漂流時，神賜給摩西兩塊上面寫下十誡的石版。</w:t>
-      </w:r>
-    </w:p>
-    <w:p>
-      <w:pPr>
-        <w:pStyle w:val="ListBullet"/>
-        <w:spacing w:line="240" w:lineRule="auto"/>
-        <w:ind w:left="720"/>
-      </w:pPr>
-      <w:r>
-        <w:rPr>
-          <w:lang w:val="zh_TW" w:bidi="zh_TW"/>
-        </w:rPr>
-      </w:r>
-      <w:r>
-        <w:rPr>
-          <w:lang w:val="zh_TW" w:bidi="zh_TW"/>
-        </w:rPr>
-        <w:t>摩西在生命快要終結時，看到了應許之地，但因為他違背了神的旨意，所以沒能住在那裡。</w:t>
+        <w:t>「摩押」一詞指的是居住在死海東邊的一個民族。創世記記載了這個民族是一個叫作「摩押」的人的後代，他是羅得大女兒的兒子。</w:t>
+      </w:r>
+    </w:p>
+    <w:p>
+      <w:pPr>
+        <w:pStyle w:val="ListBullet"/>
+        <w:spacing w:line="240" w:lineRule="auto"/>
+        <w:ind w:left="720"/>
+      </w:pPr>
+      <w:r>
+        <w:rPr>
+          <w:lang w:val="zh_TW" w:bidi="zh_TW"/>
+        </w:rPr>
+      </w:r>
+      <w:r>
+        <w:rPr>
+          <w:lang w:val="zh_TW" w:bidi="zh_TW"/>
+        </w:rPr>
+        <w:t>在路得記中，以利米勒和他的家人因伯利恆附近的饑荒而搬去摩押居住。</w:t>
+      </w:r>
+    </w:p>
+    <w:p>
+      <w:pPr>
+        <w:pStyle w:val="ListBullet"/>
+        <w:spacing w:line="240" w:lineRule="auto"/>
+        <w:ind w:left="720"/>
+      </w:pPr>
+      <w:r>
+        <w:rPr>
+          <w:lang w:val="zh_TW" w:bidi="zh_TW"/>
+        </w:rPr>
+      </w:r>
+      <w:r>
+        <w:rPr>
+          <w:lang w:val="zh_TW" w:bidi="zh_TW"/>
+        </w:rPr>
+        <w:t>路得被稱為「摩押女子」是因為她出生在摩押國，並且來自於那個民族。</w:t>
       </w:r>
     </w:p>
     <w:p>
@@ -880,7 +2221,7 @@
         <w:rPr>
           <w:lang w:val="zh_TW" w:bidi="zh_TW"/>
         </w:rPr>
-        <w:t>米利暗</w:t>
+        <w:t>伯利恆</w:t>
       </w:r>
       <w:r>
         <w:rPr>
@@ -892,7 +2233,7 @@
         <w:rPr>
           <w:lang w:val="zh_TW" w:bidi="zh_TW"/>
         </w:rPr>
-        <w:t>應許之地</w:t>
+        <w:t>猶大</w:t>
       </w:r>
       <w:r>
         <w:rPr>
@@ -904,7 +2245,31 @@
         <w:rPr>
           <w:lang w:val="zh_TW" w:bidi="zh_TW"/>
         </w:rPr>
-        <w:t>十誡</w:t>
+        <w:t>羅得</w:t>
+      </w:r>
+      <w:r>
+        <w:rPr>
+          <w:lang w:val="zh_TW" w:bidi="zh_TW"/>
+        </w:rPr>
+        <w:t>，</w:t>
+      </w:r>
+      <w:r>
+        <w:rPr>
+          <w:lang w:val="zh_TW" w:bidi="zh_TW"/>
+        </w:rPr>
+        <w:t>路得</w:t>
+      </w:r>
+      <w:r>
+        <w:rPr>
+          <w:lang w:val="zh_TW" w:bidi="zh_TW"/>
+        </w:rPr>
+        <w:t>，</w:t>
+      </w:r>
+      <w:r>
+        <w:rPr>
+          <w:lang w:val="zh_TW" w:bidi="zh_TW"/>
+        </w:rPr>
+        <w:t>死海</w:t>
       </w:r>
       <w:r>
         <w:rPr>
@@ -939,97 +2304,61 @@
         <w:rPr>
           <w:lang w:val="zh_TW" w:bidi="zh_TW"/>
         </w:rPr>
-        <w:t>使徒行傳7:21</w:t>
-      </w:r>
-    </w:p>
-    <w:p>
-      <w:pPr>
-        <w:pStyle w:val="ListBullet"/>
-        <w:spacing w:line="240" w:lineRule="auto"/>
-        <w:ind w:left="720"/>
-      </w:pPr>
-      <w:r>
-        <w:rPr>
-          <w:lang w:val="zh_TW" w:bidi="zh_TW"/>
-        </w:rPr>
-      </w:r>
-      <w:r>
-        <w:rPr>
-          <w:lang w:val="zh_TW" w:bidi="zh_TW"/>
-        </w:rPr>
-        <w:t>使徒行傳7:30</w:t>
-      </w:r>
-    </w:p>
-    <w:p>
-      <w:pPr>
-        <w:pStyle w:val="ListBullet"/>
-        <w:spacing w:line="240" w:lineRule="auto"/>
-        <w:ind w:left="720"/>
-      </w:pPr>
-      <w:r>
-        <w:rPr>
-          <w:lang w:val="zh_TW" w:bidi="zh_TW"/>
-        </w:rPr>
-      </w:r>
-      <w:r>
-        <w:rPr>
-          <w:lang w:val="zh_TW" w:bidi="zh_TW"/>
-        </w:rPr>
-        <w:t>出埃及記2:10</w:t>
-      </w:r>
-    </w:p>
-    <w:p>
-      <w:pPr>
-        <w:pStyle w:val="ListBullet"/>
-        <w:spacing w:line="240" w:lineRule="auto"/>
-        <w:ind w:left="720"/>
-      </w:pPr>
-      <w:r>
-        <w:rPr>
-          <w:lang w:val="zh_TW" w:bidi="zh_TW"/>
-        </w:rPr>
-      </w:r>
-      <w:r>
-        <w:rPr>
-          <w:lang w:val="zh_TW" w:bidi="zh_TW"/>
-        </w:rPr>
-        <w:t>出埃及記9:1</w:t>
-      </w:r>
-    </w:p>
-    <w:p>
-      <w:pPr>
-        <w:pStyle w:val="ListBullet"/>
-        <w:spacing w:line="240" w:lineRule="auto"/>
-        <w:ind w:left="720"/>
-      </w:pPr>
-      <w:r>
-        <w:rPr>
-          <w:lang w:val="zh_TW" w:bidi="zh_TW"/>
-        </w:rPr>
-      </w:r>
-      <w:r>
-        <w:rPr>
-          <w:lang w:val="zh_TW" w:bidi="zh_TW"/>
-        </w:rPr>
-        <w:t>馬太福音17:4</w:t>
-      </w:r>
-    </w:p>
-    <w:p>
-      <w:pPr>
-        <w:pStyle w:val="ListBullet"/>
-        <w:spacing w:line="240" w:lineRule="auto"/>
-        <w:ind w:left="720"/>
-      </w:pPr>
-      <w:r>
-        <w:rPr>
-          <w:lang w:val="zh_TW" w:bidi="zh_TW"/>
-        </w:rPr>
-      </w:r>
-      <w:r>
-        <w:rPr>
-          <w:lang w:val="zh_TW" w:bidi="zh_TW"/>
-        </w:rPr>
-        <w:t>羅馬書5:14</w:t>
+        <w:t>創世記19:37</w:t>
+      </w:r>
+    </w:p>
+    <w:p>
+      <w:pPr>
+        <w:pStyle w:val="ListBullet"/>
+        <w:spacing w:line="240" w:lineRule="auto"/>
+        <w:ind w:left="720"/>
+      </w:pPr>
+      <w:r>
+        <w:rPr>
+          <w:lang w:val="zh_TW" w:bidi="zh_TW"/>
+        </w:rPr>
+      </w:r>
+      <w:r>
+        <w:rPr>
+          <w:lang w:val="zh_TW" w:bidi="zh_TW"/>
+        </w:rPr>
+        <w:t>創世記36:34–36</w:t>
+      </w:r>
+    </w:p>
+    <w:p>
+      <w:pPr>
+        <w:pStyle w:val="ListBullet"/>
+        <w:spacing w:line="240" w:lineRule="auto"/>
+        <w:ind w:left="720"/>
+      </w:pPr>
+      <w:r>
+        <w:rPr>
+          <w:lang w:val="zh_TW" w:bidi="zh_TW"/>
+        </w:rPr>
+      </w:r>
+      <w:r>
+        <w:rPr>
+          <w:lang w:val="zh_TW" w:bidi="zh_TW"/>
+        </w:rPr>
+        <w:t>路得記1:1–2</w:t>
+      </w:r>
+    </w:p>
+    <w:p>
+      <w:pPr>
+        <w:pStyle w:val="ListBullet"/>
+        <w:spacing w:line="240" w:lineRule="auto"/>
+        <w:ind w:left="720"/>
+      </w:pPr>
+      <w:r>
+        <w:rPr>
+          <w:lang w:val="zh_TW" w:bidi="zh_TW"/>
+        </w:rPr>
+      </w:r>
+      <w:r>
+        <w:rPr>
+          <w:lang w:val="zh_TW" w:bidi="zh_TW"/>
+        </w:rPr>
+        <w:t>路得記1:22</w:t>
       </w:r>
     </w:p>
     <w:p>
@@ -1040,184 +2369,59 @@
         <w:rPr>
           <w:lang w:val="zh_TW" w:bidi="zh_TW"/>
         </w:rPr>
-        <w:t>聖經開卷故事集裡的例子：</w:t>
-      </w:r>
-    </w:p>
-    <w:p>
-      <w:pPr>
-        <w:pStyle w:val="ListBullet"/>
-        <w:spacing w:line="240" w:lineRule="auto"/>
-        <w:ind w:left="720"/>
-      </w:pPr>
-      <w:r>
-        <w:rPr>
-          <w:lang w:val="zh_TW" w:bidi="zh_TW"/>
-        </w:rPr>
-      </w:r>
-      <w:r>
-        <w:rPr>
-          <w:b/>
-          <w:lang w:val="zh_TW" w:bidi="zh_TW"/>
-        </w:rPr>
-        <w:t>9:12</w:t>
-      </w:r>
-      <w:r>
-        <w:rPr>
-          <w:lang w:val="zh_TW" w:bidi="zh_TW"/>
-        </w:rPr>
-        <w:t xml:space="preserve"> 有一天，</w:t>
-      </w:r>
-      <w:r>
-        <w:rPr>
-          <w:b/>
-          <w:lang w:val="zh_TW" w:bidi="zh_TW"/>
-        </w:rPr>
-        <w:t>摩西</w:t>
-      </w:r>
-      <w:r>
-        <w:rPr>
-          <w:lang w:val="zh_TW" w:bidi="zh_TW"/>
-        </w:rPr>
-        <w:t>在放羊的時候看到一處灌木叢起了火。</w:t>
-      </w:r>
-    </w:p>
-    <w:p>
-      <w:pPr>
-        <w:pStyle w:val="ListBullet"/>
-        <w:spacing w:line="240" w:lineRule="auto"/>
-        <w:ind w:left="720"/>
-      </w:pPr>
-      <w:r>
-        <w:rPr>
-          <w:lang w:val="zh_TW" w:bidi="zh_TW"/>
-        </w:rPr>
-      </w:r>
-      <w:r>
-        <w:rPr>
-          <w:b/>
-          <w:lang w:val="zh_TW" w:bidi="zh_TW"/>
-        </w:rPr>
-        <w:t>12:5</w:t>
-      </w:r>
-      <w:r>
-        <w:rPr>
-          <w:lang w:val="zh_TW" w:bidi="zh_TW"/>
-        </w:rPr>
-        <w:t xml:space="preserve"> </w:t>
-      </w:r>
-      <w:r>
-        <w:rPr>
-          <w:b/>
-          <w:lang w:val="zh_TW" w:bidi="zh_TW"/>
-        </w:rPr>
-        <w:t>摩西</w:t>
-      </w:r>
-      <w:r>
-        <w:rPr>
-          <w:lang w:val="zh_TW" w:bidi="zh_TW"/>
-        </w:rPr>
-        <w:t>告訴以色列人：「不要害怕，神今天會為我們爭戰，拯救我們！」</w:t>
-      </w:r>
-    </w:p>
-    <w:p>
-      <w:pPr>
-        <w:pStyle w:val="ListBullet"/>
-        <w:spacing w:line="240" w:lineRule="auto"/>
-        <w:ind w:left="720"/>
-      </w:pPr>
-      <w:r>
-        <w:rPr>
-          <w:lang w:val="zh_TW" w:bidi="zh_TW"/>
-        </w:rPr>
-      </w:r>
-      <w:r>
-        <w:rPr>
-          <w:b/>
-          <w:lang w:val="zh_TW" w:bidi="zh_TW"/>
-        </w:rPr>
-        <w:t>12:7</w:t>
-      </w:r>
-      <w:r>
-        <w:rPr>
-          <w:lang w:val="zh_TW" w:bidi="zh_TW"/>
-        </w:rPr>
-        <w:t xml:space="preserve"> 神讓</w:t>
-      </w:r>
-      <w:r>
-        <w:rPr>
-          <w:b/>
-          <w:lang w:val="zh_TW" w:bidi="zh_TW"/>
-        </w:rPr>
-        <w:t>摩西</w:t>
-      </w:r>
-      <w:r>
-        <w:rPr>
-          <w:lang w:val="zh_TW" w:bidi="zh_TW"/>
-        </w:rPr>
-        <w:t>向紅海舉起手來，將水分開。</w:t>
-      </w:r>
-    </w:p>
-    <w:p>
-      <w:pPr>
-        <w:pStyle w:val="ListBullet"/>
-        <w:spacing w:line="240" w:lineRule="auto"/>
-        <w:ind w:left="720"/>
-      </w:pPr>
-      <w:r>
-        <w:rPr>
-          <w:lang w:val="zh_TW" w:bidi="zh_TW"/>
-        </w:rPr>
-      </w:r>
-      <w:r>
-        <w:rPr>
-          <w:b/>
-          <w:lang w:val="zh_TW" w:bidi="zh_TW"/>
-        </w:rPr>
-        <w:t>12:12</w:t>
-      </w:r>
-      <w:r>
-        <w:rPr>
-          <w:lang w:val="zh_TW" w:bidi="zh_TW"/>
-        </w:rPr>
-        <w:t xml:space="preserve"> 當以色列人看到埃及人都死了，他們就信了神並且知道摩西是神派來的先知。</w:t>
-      </w:r>
-    </w:p>
-    <w:p>
-      <w:pPr>
-        <w:pStyle w:val="ListBullet"/>
-        <w:spacing w:line="240" w:lineRule="auto"/>
-        <w:ind w:left="720"/>
-      </w:pPr>
-      <w:r>
-        <w:rPr>
-          <w:lang w:val="zh_TW" w:bidi="zh_TW"/>
-        </w:rPr>
-      </w:r>
-      <w:r>
-        <w:rPr>
-          <w:b/>
-          <w:lang w:val="zh_TW" w:bidi="zh_TW"/>
-        </w:rPr>
-        <w:t>13:7</w:t>
-      </w:r>
-      <w:r>
-        <w:rPr>
-          <w:lang w:val="zh_TW" w:bidi="zh_TW"/>
-        </w:rPr>
-        <w:t xml:space="preserve"> 神在兩塊石板上寫下了這十誡給了</w:t>
-      </w:r>
-      <w:r>
-        <w:rPr>
-          <w:b/>
-          <w:lang w:val="zh_TW" w:bidi="zh_TW"/>
-        </w:rPr>
-        <w:t>摩西</w:t>
-      </w:r>
-      <w:r>
-        <w:rPr>
-          <w:lang w:val="zh_TW" w:bidi="zh_TW"/>
-        </w:rPr>
-        <w:t>。</w:t>
+        <w:t>原文參照：</w:t>
+      </w:r>
+    </w:p>
+    <w:p>
+      <w:pPr>
+        <w:pStyle w:val="ListBullet"/>
+        <w:spacing w:line="240" w:lineRule="auto"/>
+        <w:ind w:left="720"/>
+      </w:pPr>
+      <w:r>
+        <w:rPr>
+          <w:lang w:val="zh_TW" w:bidi="zh_TW"/>
+        </w:rPr>
+      </w:r>
+      <w:r>
+        <w:rPr>
+          <w:lang w:val="zh_TW" w:bidi="zh_TW"/>
+        </w:rPr>
+        <w:t>史特朗號：H4124，H4125</w:t>
+      </w:r>
+      <w:r>
+        <w:rPr>
+          <w:lang w:val="zh_TW" w:bidi="zh_TW"/>
+        </w:rPr>
+      </w:r>
+      <w:r>
+        <w:rPr>
+          <w:lang w:val="zh_TW" w:bidi="zh_TW"/>
+        </w:rPr>
+      </w:r>
+    </w:p>
+    <w:p>
+      <w:pPr/>
+      <w:r>
+        <w:rPr>
+          <w:lang w:val="zh_TW" w:bidi="zh_TW"/>
+        </w:rPr>
+      </w:r>
+    </w:p>
+    <w:p>
+      <w:pPr>
+        <w:pStyle w:val="Heading2"/>
+      </w:pPr>
+      <w:r>
+        <w:rPr>
+          <w:lang w:val="zh_TW" w:bidi="zh_TW"/>
+        </w:rPr>
+        <w:t>抹大拉的馬利亞</w:t>
+      </w:r>
+      <w:r>
+        <w:rPr>
+          <w:lang w:val="zh_TW" w:bidi="zh_TW"/>
+        </w:rPr>
       </w:r>
     </w:p>
     <w:p>
@@ -1228,6 +2432,220 @@
         <w:rPr>
           <w:lang w:val="zh_TW" w:bidi="zh_TW"/>
         </w:rPr>
+        <w:t>史實：</w:t>
+      </w:r>
+    </w:p>
+    <w:p>
+      <w:pPr/>
+      <w:r>
+        <w:rPr>
+          <w:lang w:val="zh_TW" w:bidi="zh_TW"/>
+        </w:rPr>
+      </w:r>
+      <w:r>
+        <w:rPr>
+          <w:lang w:val="zh_TW" w:bidi="zh_TW"/>
+        </w:rPr>
+        <w:t>抹大拉的馬利亞是相信耶穌並跟隨耶穌傳道的幾位婦女之一。她因耶穌趕出了她身上的七個惡鬼而廣為人知。</w:t>
+      </w:r>
+    </w:p>
+    <w:p>
+      <w:pPr>
+        <w:pStyle w:val="ListBullet"/>
+        <w:spacing w:line="240" w:lineRule="auto"/>
+        <w:ind w:left="720"/>
+      </w:pPr>
+      <w:r>
+        <w:rPr>
+          <w:lang w:val="zh_TW" w:bidi="zh_TW"/>
+        </w:rPr>
+      </w:r>
+      <w:r>
+        <w:rPr>
+          <w:lang w:val="zh_TW" w:bidi="zh_TW"/>
+        </w:rPr>
+        <w:t>抹大拉的馬利亞和其他一些婦女通過供給他們的方式來支持耶穌和祂的使徒。</w:t>
+      </w:r>
+    </w:p>
+    <w:p>
+      <w:pPr>
+        <w:pStyle w:val="ListBullet"/>
+        <w:spacing w:line="240" w:lineRule="auto"/>
+        <w:ind w:left="720"/>
+      </w:pPr>
+      <w:r>
+        <w:rPr>
+          <w:lang w:val="zh_TW" w:bidi="zh_TW"/>
+        </w:rPr>
+      </w:r>
+      <w:r>
+        <w:rPr>
+          <w:lang w:val="zh_TW" w:bidi="zh_TW"/>
+        </w:rPr>
+        <w:t>她也是最早看到耶穌復活的婦女之一。</w:t>
+      </w:r>
+    </w:p>
+    <w:p>
+      <w:pPr>
+        <w:pStyle w:val="ListBullet"/>
+        <w:spacing w:line="240" w:lineRule="auto"/>
+        <w:ind w:left="720"/>
+      </w:pPr>
+      <w:r>
+        <w:rPr>
+          <w:lang w:val="zh_TW" w:bidi="zh_TW"/>
+        </w:rPr>
+      </w:r>
+      <w:r>
+        <w:rPr>
+          <w:lang w:val="zh_TW" w:bidi="zh_TW"/>
+        </w:rPr>
+        <w:t>當抹大拉的馬利亞站在空墳墓外時，她看見耶穌站在那裡，耶穌告訴她去告訴其他門徒祂已經復活了。</w:t>
+      </w:r>
+    </w:p>
+    <w:p>
+      <w:pPr/>
+      <w:r>
+        <w:rPr>
+          <w:lang w:val="zh_TW" w:bidi="zh_TW"/>
+        </w:rPr>
+      </w:r>
+      <w:r>
+        <w:rPr>
+          <w:lang w:val="zh_TW" w:bidi="zh_TW"/>
+        </w:rPr>
+        <w:t>（翻譯相關建議：如何翻譯名字）</w:t>
+      </w:r>
+    </w:p>
+    <w:p>
+      <w:pPr/>
+      <w:r>
+        <w:rPr>
+          <w:lang w:val="zh_TW" w:bidi="zh_TW"/>
+        </w:rPr>
+      </w:r>
+      <w:r>
+        <w:rPr>
+          <w:lang w:val="zh_TW" w:bidi="zh_TW"/>
+        </w:rPr>
+        <w:t>（另見：</w:t>
+      </w:r>
+      <w:r>
+        <w:rPr>
+          <w:lang w:val="zh_TW" w:bidi="zh_TW"/>
+        </w:rPr>
+        <w:t>鬼魔</w:t>
+      </w:r>
+      <w:r>
+        <w:rPr>
+          <w:lang w:val="zh_TW" w:bidi="zh_TW"/>
+        </w:rPr>
+        <w:t>，</w:t>
+      </w:r>
+      <w:r>
+        <w:rPr>
+          <w:lang w:val="zh_TW" w:bidi="zh_TW"/>
+        </w:rPr>
+        <w:t>被鬼附</w:t>
+      </w:r>
+      <w:r>
+        <w:rPr>
+          <w:lang w:val="zh_TW" w:bidi="zh_TW"/>
+        </w:rPr>
+        <w:t>）</w:t>
+      </w:r>
+    </w:p>
+    <w:p>
+      <w:pPr>
+        <w:pStyle w:val="Heading3"/>
+      </w:pPr>
+      <w:r>
+        <w:rPr>
+          <w:lang w:val="zh_TW" w:bidi="zh_TW"/>
+        </w:rPr>
+        <w:t>參考經文：</w:t>
+      </w:r>
+    </w:p>
+    <w:p>
+      <w:pPr>
+        <w:pStyle w:val="ListBullet"/>
+        <w:spacing w:line="240" w:lineRule="auto"/>
+        <w:ind w:left="720"/>
+      </w:pPr>
+      <w:r>
+        <w:rPr>
+          <w:lang w:val="zh_TW" w:bidi="zh_TW"/>
+        </w:rPr>
+      </w:r>
+      <w:r>
+        <w:rPr>
+          <w:lang w:val="zh_TW" w:bidi="zh_TW"/>
+        </w:rPr>
+        <w:t>路加福音8:1–3</w:t>
+      </w:r>
+    </w:p>
+    <w:p>
+      <w:pPr>
+        <w:pStyle w:val="ListBullet"/>
+        <w:spacing w:line="240" w:lineRule="auto"/>
+        <w:ind w:left="720"/>
+      </w:pPr>
+      <w:r>
+        <w:rPr>
+          <w:lang w:val="zh_TW" w:bidi="zh_TW"/>
+        </w:rPr>
+      </w:r>
+      <w:r>
+        <w:rPr>
+          <w:lang w:val="zh_TW" w:bidi="zh_TW"/>
+        </w:rPr>
+        <w:t>路加福音24:8–10</w:t>
+      </w:r>
+    </w:p>
+    <w:p>
+      <w:pPr>
+        <w:pStyle w:val="ListBullet"/>
+        <w:spacing w:line="240" w:lineRule="auto"/>
+        <w:ind w:left="720"/>
+      </w:pPr>
+      <w:r>
+        <w:rPr>
+          <w:lang w:val="zh_TW" w:bidi="zh_TW"/>
+        </w:rPr>
+      </w:r>
+      <w:r>
+        <w:rPr>
+          <w:lang w:val="zh_TW" w:bidi="zh_TW"/>
+        </w:rPr>
+        <w:t>馬可福音15:39–41</w:t>
+      </w:r>
+    </w:p>
+    <w:p>
+      <w:pPr>
+        <w:pStyle w:val="ListBullet"/>
+        <w:spacing w:line="240" w:lineRule="auto"/>
+        <w:ind w:left="720"/>
+      </w:pPr>
+      <w:r>
+        <w:rPr>
+          <w:lang w:val="zh_TW" w:bidi="zh_TW"/>
+        </w:rPr>
+      </w:r>
+      <w:r>
+        <w:rPr>
+          <w:lang w:val="zh_TW" w:bidi="zh_TW"/>
+        </w:rPr>
+        <w:t>馬太福音27:54–56</w:t>
+      </w:r>
+    </w:p>
+    <w:p>
+      <w:pPr>
+        <w:pStyle w:val="Heading3"/>
+      </w:pPr>
+      <w:r>
+        <w:rPr>
+          <w:lang w:val="zh_TW" w:bidi="zh_TW"/>
+        </w:rPr>
         <w:t>原文參照：</w:t>
       </w:r>
     </w:p>
@@ -1246,7 +2664,7 @@
         <w:rPr>
           <w:lang w:val="zh_TW" w:bidi="zh_TW"/>
         </w:rPr>
-        <w:t>史特朗號：H4872，H4873，G34750</w:t>
+        <w:t>史特朗號：G30940，G31370</w:t>
       </w:r>
       <w:r>
         <w:rPr>
@@ -1275,7 +2693,7 @@
         <w:rPr>
           <w:lang w:val="zh_TW" w:bidi="zh_TW"/>
         </w:rPr>
-        <w:t>摩西律法</w:t>
+        <w:t>抹去</w:t>
       </w:r>
       <w:r>
         <w:rPr>
@@ -1305,133 +2723,61 @@
         <w:rPr>
           <w:lang w:val="zh_TW" w:bidi="zh_TW"/>
         </w:rPr>
-        <w:t>最簡單地說，「律法」一詞是指應該遵循的規則或指示。在聖經中，「律法」一詞通常廣泛的用來指代神希望祂的子民遵守和執行的一切事物。具體的「摩西律法」一詞是指神通過摩西告知以色列人應遵守的誡命和指示。</w:t>
-      </w:r>
-    </w:p>
-    <w:p>
-      <w:pPr>
-        <w:pStyle w:val="ListBullet"/>
-        <w:spacing w:line="240" w:lineRule="auto"/>
-        <w:ind w:left="720"/>
-      </w:pPr>
-      <w:r>
-        <w:rPr>
-          <w:lang w:val="zh_TW" w:bidi="zh_TW"/>
-        </w:rPr>
-      </w:r>
-      <w:r>
-        <w:rPr>
-          <w:lang w:val="zh_TW" w:bidi="zh_TW"/>
-        </w:rPr>
-        <w:t>根據上下文，「律法」可以指：</w:t>
-      </w:r>
-    </w:p>
-    <w:p>
-      <w:pPr>
-        <w:pStyle w:val="ListBullet"/>
-        <w:spacing w:line="240" w:lineRule="auto"/>
-        <w:ind w:left="1440"/>
-      </w:pPr>
-      <w:r>
-        <w:rPr>
-          <w:lang w:val="zh_TW" w:bidi="zh_TW"/>
-        </w:rPr>
-      </w:r>
-      <w:r>
-        <w:rPr>
-          <w:lang w:val="zh_TW" w:bidi="zh_TW"/>
-        </w:rPr>
-        <w:t>神為以色列人寫在石版上的十誡</w:t>
-      </w:r>
-    </w:p>
-    <w:p>
-      <w:pPr>
-        <w:pStyle w:val="ListBullet"/>
-        <w:spacing w:line="240" w:lineRule="auto"/>
-        <w:ind w:left="1440"/>
-      </w:pPr>
-      <w:r>
-        <w:rPr>
-          <w:lang w:val="zh_TW" w:bidi="zh_TW"/>
-        </w:rPr>
-      </w:r>
-      <w:r>
-        <w:rPr>
-          <w:lang w:val="zh_TW" w:bidi="zh_TW"/>
-        </w:rPr>
-        <w:t>所有給摩西的律法</w:t>
-      </w:r>
-    </w:p>
-    <w:p>
-      <w:pPr>
-        <w:pStyle w:val="ListBullet"/>
-        <w:spacing w:line="240" w:lineRule="auto"/>
-        <w:ind w:left="1440"/>
-      </w:pPr>
-      <w:r>
-        <w:rPr>
-          <w:lang w:val="zh_TW" w:bidi="zh_TW"/>
-        </w:rPr>
-      </w:r>
-      <w:r>
-        <w:rPr>
-          <w:lang w:val="zh_TW" w:bidi="zh_TW"/>
-        </w:rPr>
-        <w:t>舊約的前五本書</w:t>
-      </w:r>
-    </w:p>
-    <w:p>
-      <w:pPr>
-        <w:pStyle w:val="ListBullet"/>
-        <w:spacing w:line="240" w:lineRule="auto"/>
-        <w:ind w:left="1440"/>
-      </w:pPr>
-      <w:r>
-        <w:rPr>
-          <w:lang w:val="zh_TW" w:bidi="zh_TW"/>
-        </w:rPr>
-      </w:r>
-      <w:r>
-        <w:rPr>
-          <w:lang w:val="zh_TW" w:bidi="zh_TW"/>
-        </w:rPr>
-        <w:t>整本舊約聖經（在新約聖經中也被稱為「聖經」）。</w:t>
-      </w:r>
-    </w:p>
-    <w:p>
-      <w:pPr>
-        <w:pStyle w:val="ListBullet"/>
-        <w:spacing w:line="240" w:lineRule="auto"/>
-        <w:ind w:left="1440"/>
-      </w:pPr>
-      <w:r>
-        <w:rPr>
-          <w:lang w:val="zh_TW" w:bidi="zh_TW"/>
-        </w:rPr>
-      </w:r>
-      <w:r>
-        <w:rPr>
-          <w:lang w:val="zh_TW" w:bidi="zh_TW"/>
-        </w:rPr>
-        <w:t>所有神的指示和旨意</w:t>
-      </w:r>
-    </w:p>
-    <w:p>
-      <w:pPr>
-        <w:pStyle w:val="ListBullet"/>
-        <w:spacing w:line="240" w:lineRule="auto"/>
-        <w:ind w:left="720"/>
-      </w:pPr>
-      <w:r>
-        <w:rPr>
-          <w:lang w:val="zh_TW" w:bidi="zh_TW"/>
-        </w:rPr>
-      </w:r>
-      <w:r>
-        <w:rPr>
-          <w:lang w:val="zh_TW" w:bidi="zh_TW"/>
-        </w:rPr>
-        <w:t>「律法和先知」這個詞在新約中用來指代希伯來文聖經（或「舊約」）</w:t>
+        <w:t>「抹去（blot out）」和「消滅（wipe out）」這些詞語是指完全移除或摧毀某物或某人的說法。</w:t>
+      </w:r>
+    </w:p>
+    <w:p>
+      <w:pPr>
+        <w:pStyle w:val="ListBullet"/>
+        <w:spacing w:line="240" w:lineRule="auto"/>
+        <w:ind w:left="720"/>
+      </w:pPr>
+      <w:r>
+        <w:rPr>
+          <w:lang w:val="zh_TW" w:bidi="zh_TW"/>
+        </w:rPr>
+      </w:r>
+      <w:r>
+        <w:rPr>
+          <w:lang w:val="zh_TW" w:bidi="zh_TW"/>
+        </w:rPr>
+        <w:t>這些表達可以用在正面的意義上，例如當神「抹去」罪過時，祂是饒恕它們並選擇不再記得它們。</w:t>
+      </w:r>
+    </w:p>
+    <w:p>
+      <w:pPr>
+        <w:pStyle w:val="ListBullet"/>
+        <w:spacing w:line="240" w:lineRule="auto"/>
+        <w:ind w:left="720"/>
+      </w:pPr>
+      <w:r>
+        <w:rPr>
+          <w:lang w:val="zh_TW" w:bidi="zh_TW"/>
+        </w:rPr>
+      </w:r>
+      <w:r>
+        <w:rPr>
+          <w:lang w:val="zh_TW" w:bidi="zh_TW"/>
+        </w:rPr>
+        <w:t>這通常也用於負面的意義，例如當神「抹去」或「消滅」一個民族，因為他們的罪而毀滅他們。</w:t>
+      </w:r>
+    </w:p>
+    <w:p>
+      <w:pPr>
+        <w:pStyle w:val="ListBullet"/>
+        <w:spacing w:line="240" w:lineRule="auto"/>
+        <w:ind w:left="720"/>
+      </w:pPr>
+      <w:r>
+        <w:rPr>
+          <w:lang w:val="zh_TW" w:bidi="zh_TW"/>
+        </w:rPr>
+      </w:r>
+      <w:r>
+        <w:rPr>
+          <w:lang w:val="zh_TW" w:bidi="zh_TW"/>
+        </w:rPr>
+        <w:t>聖經談到一個人的名字被從神的生命冊上「抹去」或「消滅」，這意味著這個人將不會得到永生。</w:t>
       </w:r>
     </w:p>
     <w:p>
@@ -1460,79 +2806,147 @@
         <w:rPr>
           <w:lang w:val="zh_TW" w:bidi="zh_TW"/>
         </w:rPr>
-        <w:t>這些術語可以翻譯為複數的「律法（laws）」，因為它們指的是許多指示。</w:t>
-      </w:r>
-    </w:p>
-    <w:p>
-      <w:pPr>
-        <w:pStyle w:val="ListBullet"/>
-        <w:spacing w:line="240" w:lineRule="auto"/>
-        <w:ind w:left="720"/>
-      </w:pPr>
-      <w:r>
-        <w:rPr>
-          <w:lang w:val="zh_TW" w:bidi="zh_TW"/>
-        </w:rPr>
-      </w:r>
-      <w:r>
-        <w:rPr>
-          <w:lang w:val="zh_TW" w:bidi="zh_TW"/>
-        </w:rPr>
-        <w:t>「摩西的律法」這個詞可以翻譯為「神告訴摩西給以色列人的律法」。</w:t>
-      </w:r>
-    </w:p>
-    <w:p>
-      <w:pPr>
-        <w:pStyle w:val="ListBullet"/>
-        <w:spacing w:line="240" w:lineRule="auto"/>
-        <w:ind w:left="720"/>
-      </w:pPr>
-      <w:r>
-        <w:rPr>
-          <w:lang w:val="zh_TW" w:bidi="zh_TW"/>
-        </w:rPr>
-      </w:r>
-      <w:r>
-        <w:rPr>
-          <w:lang w:val="zh_TW" w:bidi="zh_TW"/>
-        </w:rPr>
-        <w:t>根據上下文，「摩西的律法」也可以翻譯為「神告訴摩西的律法」或「摩西寫下的神的律法」或「神告訴摩西給以色列人的律法」。</w:t>
-      </w:r>
-    </w:p>
-    <w:p>
-      <w:pPr>
-        <w:pStyle w:val="ListBullet"/>
-        <w:spacing w:line="240" w:lineRule="auto"/>
-        <w:ind w:left="720"/>
-      </w:pPr>
-      <w:r>
-        <w:rPr>
-          <w:lang w:val="zh_TW" w:bidi="zh_TW"/>
-        </w:rPr>
-      </w:r>
-      <w:r>
-        <w:rPr>
-          <w:lang w:val="zh_TW" w:bidi="zh_TW"/>
-        </w:rPr>
-        <w:t>翻譯「律法」或「神的律法」或「神的律例」的方法可以包括「來自神的法律」或「神的命令」或「神所賜的律例」或「神所命令的一切」或「神的所有指示」。</w:t>
-      </w:r>
-    </w:p>
-    <w:p>
-      <w:pPr>
-        <w:pStyle w:val="ListBullet"/>
-        <w:spacing w:line="240" w:lineRule="auto"/>
-        <w:ind w:left="720"/>
-      </w:pPr>
-      <w:r>
-        <w:rPr>
-          <w:lang w:val="zh_TW" w:bidi="zh_TW"/>
-        </w:rPr>
-      </w:r>
-      <w:r>
-        <w:rPr>
-          <w:lang w:val="zh_TW" w:bidi="zh_TW"/>
-        </w:rPr>
-        <w:t>「雅巍（和合本譯為：耶和華）的律法」這個詞語也可以翻譯為「雅巍的法律」或「雅巍說要遵守的律法」或「來自雅巍的律法」或「雅巍命令的事」。</w:t>
+        <w:t>根據上下文，這些表達可以翻譯為「去除」或「移除」或「徹底摧毀」或「徹底移除」。</w:t>
+      </w:r>
+    </w:p>
+    <w:p>
+      <w:pPr>
+        <w:pStyle w:val="ListBullet"/>
+        <w:spacing w:line="240" w:lineRule="auto"/>
+        <w:ind w:left="720"/>
+      </w:pPr>
+      <w:r>
+        <w:rPr>
+          <w:lang w:val="zh_TW" w:bidi="zh_TW"/>
+        </w:rPr>
+      </w:r>
+      <w:r>
+        <w:rPr>
+          <w:lang w:val="zh_TW" w:bidi="zh_TW"/>
+        </w:rPr>
+        <w:t>當提到將某人的名字從生命冊上抹去時，這可以翻譯為「移除」或「塗抹」。</w:t>
+      </w:r>
+    </w:p>
+    <w:p>
+      <w:pPr>
+        <w:pStyle w:val="Heading3"/>
+      </w:pPr>
+      <w:r>
+        <w:rPr>
+          <w:lang w:val="zh_TW" w:bidi="zh_TW"/>
+        </w:rPr>
+        <w:t>參考經文：</w:t>
+      </w:r>
+    </w:p>
+    <w:p>
+      <w:pPr>
+        <w:pStyle w:val="ListBullet"/>
+        <w:spacing w:line="240" w:lineRule="auto"/>
+        <w:ind w:left="720"/>
+      </w:pPr>
+      <w:r>
+        <w:rPr>
+          <w:lang w:val="zh_TW" w:bidi="zh_TW"/>
+        </w:rPr>
+      </w:r>
+      <w:r>
+        <w:rPr>
+          <w:lang w:val="zh_TW" w:bidi="zh_TW"/>
+        </w:rPr>
+        <w:t>申命記29:20</w:t>
+      </w:r>
+    </w:p>
+    <w:p>
+      <w:pPr>
+        <w:pStyle w:val="ListBullet"/>
+        <w:spacing w:line="240" w:lineRule="auto"/>
+        <w:ind w:left="720"/>
+      </w:pPr>
+      <w:r>
+        <w:rPr>
+          <w:lang w:val="zh_TW" w:bidi="zh_TW"/>
+        </w:rPr>
+      </w:r>
+      <w:r>
+        <w:rPr>
+          <w:lang w:val="zh_TW" w:bidi="zh_TW"/>
+        </w:rPr>
+        <w:t>出埃及記32:30–32</w:t>
+      </w:r>
+    </w:p>
+    <w:p>
+      <w:pPr>
+        <w:pStyle w:val="ListBullet"/>
+        <w:spacing w:line="240" w:lineRule="auto"/>
+        <w:ind w:left="720"/>
+      </w:pPr>
+      <w:r>
+        <w:rPr>
+          <w:lang w:val="zh_TW" w:bidi="zh_TW"/>
+        </w:rPr>
+      </w:r>
+      <w:r>
+        <w:rPr>
+          <w:lang w:val="zh_TW" w:bidi="zh_TW"/>
+        </w:rPr>
+        <w:t>創世記7:23</w:t>
+      </w:r>
+    </w:p>
+    <w:p>
+      <w:pPr>
+        <w:pStyle w:val="ListBullet"/>
+        <w:spacing w:line="240" w:lineRule="auto"/>
+        <w:ind w:left="720"/>
+      </w:pPr>
+      <w:r>
+        <w:rPr>
+          <w:lang w:val="zh_TW" w:bidi="zh_TW"/>
+        </w:rPr>
+      </w:r>
+      <w:r>
+        <w:rPr>
+          <w:lang w:val="zh_TW" w:bidi="zh_TW"/>
+        </w:rPr>
+        <w:t>詩篇51:1</w:t>
+      </w:r>
+    </w:p>
+    <w:p>
+      <w:pPr>
+        <w:pStyle w:val="Heading3"/>
+      </w:pPr>
+      <w:r>
+        <w:rPr>
+          <w:lang w:val="zh_TW" w:bidi="zh_TW"/>
+        </w:rPr>
+        <w:t>原文參照：</w:t>
+      </w:r>
+    </w:p>
+    <w:p>
+      <w:pPr>
+        <w:pStyle w:val="ListBullet"/>
+        <w:spacing w:line="240" w:lineRule="auto"/>
+        <w:ind w:left="720"/>
+      </w:pPr>
+      <w:r>
+        <w:rPr>
+          <w:lang w:val="zh_TW" w:bidi="zh_TW"/>
+        </w:rPr>
+      </w:r>
+      <w:r>
+        <w:rPr>
+          <w:lang w:val="zh_TW" w:bidi="zh_TW"/>
+        </w:rPr>
+        <w:t>史特朗號：H4229，H8045，G18130</w:t>
+      </w:r>
+      <w:r>
+        <w:rPr>
+          <w:lang w:val="zh_TW" w:bidi="zh_TW"/>
+        </w:rPr>
+      </w:r>
+      <w:r>
+        <w:rPr>
+          <w:lang w:val="zh_TW" w:bidi="zh_TW"/>
+        </w:rPr>
       </w:r>
     </w:p>
     <w:p>
@@ -1542,6 +2956,105 @@
           <w:lang w:val="zh_TW" w:bidi="zh_TW"/>
         </w:rPr>
       </w:r>
+    </w:p>
+    <w:p>
+      <w:pPr>
+        <w:pStyle w:val="Heading2"/>
+      </w:pPr>
+      <w:r>
+        <w:rPr>
+          <w:lang w:val="zh_TW" w:bidi="zh_TW"/>
+        </w:rPr>
+        <w:t>末底改</w:t>
+      </w:r>
+      <w:r>
+        <w:rPr>
+          <w:lang w:val="zh_TW" w:bidi="zh_TW"/>
+        </w:rPr>
+      </w:r>
+    </w:p>
+    <w:p>
+      <w:pPr>
+        <w:pStyle w:val="Heading3"/>
+      </w:pPr>
+      <w:r>
+        <w:rPr>
+          <w:lang w:val="zh_TW" w:bidi="zh_TW"/>
+        </w:rPr>
+        <w:t>史實：</w:t>
+      </w:r>
+    </w:p>
+    <w:p>
+      <w:pPr/>
+      <w:r>
+        <w:rPr>
+          <w:lang w:val="zh_TW" w:bidi="zh_TW"/>
+        </w:rPr>
+      </w:r>
+      <w:r>
+        <w:rPr>
+          <w:lang w:val="zh_TW" w:bidi="zh_TW"/>
+        </w:rPr>
+        <w:t>末底改是住在波斯國的一位猶太人。他是他表妹以斯帖的監護人，後來以斯帖成為波斯王亞哈隨魯的王后。</w:t>
+      </w:r>
+    </w:p>
+    <w:p>
+      <w:pPr>
+        <w:pStyle w:val="ListBullet"/>
+        <w:spacing w:line="240" w:lineRule="auto"/>
+        <w:ind w:left="720"/>
+      </w:pPr>
+      <w:r>
+        <w:rPr>
+          <w:lang w:val="zh_TW" w:bidi="zh_TW"/>
+        </w:rPr>
+      </w:r>
+      <w:r>
+        <w:rPr>
+          <w:lang w:val="zh_TW" w:bidi="zh_TW"/>
+        </w:rPr>
+        <w:t>在王宮工作時，末底改聽到有人密謀要殺害亞哈隨魯王。他上報了此事，拯救了王的生命。</w:t>
+      </w:r>
+    </w:p>
+    <w:p>
+      <w:pPr>
+        <w:pStyle w:val="ListBullet"/>
+        <w:spacing w:line="240" w:lineRule="auto"/>
+        <w:ind w:left="720"/>
+      </w:pPr>
+      <w:r>
+        <w:rPr>
+          <w:lang w:val="zh_TW" w:bidi="zh_TW"/>
+        </w:rPr>
+      </w:r>
+      <w:r>
+        <w:rPr>
+          <w:lang w:val="zh_TW" w:bidi="zh_TW"/>
+        </w:rPr>
+        <w:t>過了一段時間，末底改又發現了一個要殺死波斯國所有猶太人的計劃。他請求以斯帖向王求情，以拯救她的族人。</w:t>
+      </w:r>
+    </w:p>
+    <w:p>
+      <w:pPr/>
+      <w:r>
+        <w:rPr>
+          <w:lang w:val="zh_TW" w:bidi="zh_TW"/>
+        </w:rPr>
+      </w:r>
+      <w:r>
+        <w:rPr>
+          <w:lang w:val="zh_TW" w:bidi="zh_TW"/>
+        </w:rPr>
+        <w:t>（翻譯相關建議：如何翻譯名字）</w:t>
+      </w:r>
+    </w:p>
+    <w:p>
+      <w:pPr/>
+      <w:r>
+        <w:rPr>
+          <w:lang w:val="zh_TW" w:bidi="zh_TW"/>
+        </w:rPr>
+      </w:r>
       <w:r>
         <w:rPr>
           <w:lang w:val="zh_TW" w:bidi="zh_TW"/>
@@ -1552,7 +3065,7 @@
         <w:rPr>
           <w:lang w:val="zh_TW" w:bidi="zh_TW"/>
         </w:rPr>
-        <w:t>指示</w:t>
+        <w:t>亞哈隨魯</w:t>
       </w:r>
       <w:r>
         <w:rPr>
@@ -1564,7 +3077,7 @@
         <w:rPr>
           <w:lang w:val="zh_TW" w:bidi="zh_TW"/>
         </w:rPr>
-        <w:t>摩西</w:t>
+        <w:t>巴比倫</w:t>
       </w:r>
       <w:r>
         <w:rPr>
@@ -1576,7 +3089,7 @@
         <w:rPr>
           <w:lang w:val="zh_TW" w:bidi="zh_TW"/>
         </w:rPr>
-        <w:t>十誡</w:t>
+        <w:t>以斯帖</w:t>
       </w:r>
       <w:r>
         <w:rPr>
@@ -1588,7 +3101,305 @@
         <w:rPr>
           <w:lang w:val="zh_TW" w:bidi="zh_TW"/>
         </w:rPr>
-        <w:t>合法的</w:t>
+        <w:t>波斯</w:t>
+      </w:r>
+      <w:r>
+        <w:rPr>
+          <w:lang w:val="zh_TW" w:bidi="zh_TW"/>
+        </w:rPr>
+        <w:t>）</w:t>
+      </w:r>
+    </w:p>
+    <w:p>
+      <w:pPr>
+        <w:pStyle w:val="Heading3"/>
+      </w:pPr>
+      <w:r>
+        <w:rPr>
+          <w:lang w:val="zh_TW" w:bidi="zh_TW"/>
+        </w:rPr>
+        <w:t>參考經文：</w:t>
+      </w:r>
+    </w:p>
+    <w:p>
+      <w:pPr>
+        <w:pStyle w:val="ListBullet"/>
+        <w:spacing w:line="240" w:lineRule="auto"/>
+        <w:ind w:left="720"/>
+      </w:pPr>
+      <w:r>
+        <w:rPr>
+          <w:lang w:val="zh_TW" w:bidi="zh_TW"/>
+        </w:rPr>
+      </w:r>
+      <w:r>
+        <w:rPr>
+          <w:lang w:val="zh_TW" w:bidi="zh_TW"/>
+        </w:rPr>
+        <w:t>以斯帖記2:6</w:t>
+      </w:r>
+    </w:p>
+    <w:p>
+      <w:pPr>
+        <w:pStyle w:val="ListBullet"/>
+        <w:spacing w:line="240" w:lineRule="auto"/>
+        <w:ind w:left="720"/>
+      </w:pPr>
+      <w:r>
+        <w:rPr>
+          <w:lang w:val="zh_TW" w:bidi="zh_TW"/>
+        </w:rPr>
+      </w:r>
+      <w:r>
+        <w:rPr>
+          <w:lang w:val="zh_TW" w:bidi="zh_TW"/>
+        </w:rPr>
+        <w:t>以斯帖記3:6</w:t>
+      </w:r>
+    </w:p>
+    <w:p>
+      <w:pPr>
+        <w:pStyle w:val="ListBullet"/>
+        <w:spacing w:line="240" w:lineRule="auto"/>
+        <w:ind w:left="720"/>
+      </w:pPr>
+      <w:r>
+        <w:rPr>
+          <w:lang w:val="zh_TW" w:bidi="zh_TW"/>
+        </w:rPr>
+      </w:r>
+      <w:r>
+        <w:rPr>
+          <w:lang w:val="zh_TW" w:bidi="zh_TW"/>
+        </w:rPr>
+        <w:t>以斯帖記8:2</w:t>
+      </w:r>
+    </w:p>
+    <w:p>
+      <w:pPr>
+        <w:pStyle w:val="ListBullet"/>
+        <w:spacing w:line="240" w:lineRule="auto"/>
+        <w:ind w:left="720"/>
+      </w:pPr>
+      <w:r>
+        <w:rPr>
+          <w:lang w:val="zh_TW" w:bidi="zh_TW"/>
+        </w:rPr>
+      </w:r>
+      <w:r>
+        <w:rPr>
+          <w:lang w:val="zh_TW" w:bidi="zh_TW"/>
+        </w:rPr>
+        <w:t>以斯帖記10:2</w:t>
+      </w:r>
+    </w:p>
+    <w:p>
+      <w:pPr>
+        <w:pStyle w:val="Heading3"/>
+      </w:pPr>
+      <w:r>
+        <w:rPr>
+          <w:lang w:val="zh_TW" w:bidi="zh_TW"/>
+        </w:rPr>
+        <w:t>原文參照：</w:t>
+      </w:r>
+    </w:p>
+    <w:p>
+      <w:pPr>
+        <w:pStyle w:val="ListBullet"/>
+        <w:spacing w:line="240" w:lineRule="auto"/>
+        <w:ind w:left="720"/>
+      </w:pPr>
+      <w:r>
+        <w:rPr>
+          <w:lang w:val="zh_TW" w:bidi="zh_TW"/>
+        </w:rPr>
+      </w:r>
+      <w:r>
+        <w:rPr>
+          <w:lang w:val="zh_TW" w:bidi="zh_TW"/>
+        </w:rPr>
+        <w:t>史特朗號：H4782</w:t>
+      </w:r>
+      <w:r>
+        <w:rPr>
+          <w:lang w:val="zh_TW" w:bidi="zh_TW"/>
+        </w:rPr>
+      </w:r>
+      <w:r>
+        <w:rPr>
+          <w:lang w:val="zh_TW" w:bidi="zh_TW"/>
+        </w:rPr>
+      </w:r>
+    </w:p>
+    <w:p>
+      <w:pPr/>
+      <w:r>
+        <w:rPr>
+          <w:lang w:val="zh_TW" w:bidi="zh_TW"/>
+        </w:rPr>
+      </w:r>
+    </w:p>
+    <w:p>
+      <w:pPr>
+        <w:pStyle w:val="Heading2"/>
+      </w:pPr>
+      <w:r>
+        <w:rPr>
+          <w:lang w:val="zh_TW" w:bidi="zh_TW"/>
+        </w:rPr>
+        <w:t>末日</w:t>
+      </w:r>
+      <w:r>
+        <w:rPr>
+          <w:lang w:val="zh_TW" w:bidi="zh_TW"/>
+        </w:rPr>
+      </w:r>
+    </w:p>
+    <w:p>
+      <w:pPr>
+        <w:pStyle w:val="Heading3"/>
+      </w:pPr>
+      <w:r>
+        <w:rPr>
+          <w:lang w:val="zh_TW" w:bidi="zh_TW"/>
+        </w:rPr>
+        <w:t>定義：</w:t>
+      </w:r>
+    </w:p>
+    <w:p>
+      <w:pPr/>
+      <w:r>
+        <w:rPr>
+          <w:lang w:val="zh_TW" w:bidi="zh_TW"/>
+        </w:rPr>
+      </w:r>
+      <w:r>
+        <w:rPr>
+          <w:lang w:val="zh_TW" w:bidi="zh_TW"/>
+        </w:rPr>
+        <w:t>「末世」這個詞通常指從耶穌第一次降世開始到祂第二次再來和最後審判日之間的這段時間。聖經也稱最後的審判日為「末日」。有時候，聖經中使用「末後的日子」這個片語，它與「末世」的意思相同，但有時它可以僅指在說話者所處的時間之後，且在耶穌第一次降世之前的時間。「末日」這個詞指的是最後審判的日子。</w:t>
+      </w:r>
+    </w:p>
+    <w:p>
+      <w:pPr>
+        <w:pStyle w:val="ListBullet"/>
+        <w:spacing w:line="240" w:lineRule="auto"/>
+        <w:ind w:left="720"/>
+      </w:pPr>
+      <w:r>
+        <w:rPr>
+          <w:lang w:val="zh_TW" w:bidi="zh_TW"/>
+        </w:rPr>
+      </w:r>
+      <w:r>
+        <w:rPr>
+          <w:lang w:val="zh_TW" w:bidi="zh_TW"/>
+        </w:rPr>
+        <w:t>這段「末世」的時期持續的長度將是未知的。</w:t>
+      </w:r>
+    </w:p>
+    <w:p>
+      <w:pPr>
+        <w:pStyle w:val="ListBullet"/>
+        <w:spacing w:line="240" w:lineRule="auto"/>
+        <w:ind w:left="720"/>
+      </w:pPr>
+      <w:r>
+        <w:rPr>
+          <w:lang w:val="zh_TW" w:bidi="zh_TW"/>
+        </w:rPr>
+      </w:r>
+      <w:r>
+        <w:rPr>
+          <w:lang w:val="zh_TW" w:bidi="zh_TW"/>
+        </w:rPr>
+        <w:t>「末日」是對那些背離神的人的審判時刻。</w:t>
+      </w:r>
+    </w:p>
+    <w:p>
+      <w:pPr>
+        <w:pStyle w:val="Heading3"/>
+      </w:pPr>
+      <w:r>
+        <w:rPr>
+          <w:lang w:val="zh_TW" w:bidi="zh_TW"/>
+        </w:rPr>
+        <w:t>翻譯相關建議：</w:t>
+      </w:r>
+    </w:p>
+    <w:p>
+      <w:pPr>
+        <w:pStyle w:val="ListBullet"/>
+        <w:spacing w:line="240" w:lineRule="auto"/>
+        <w:ind w:left="720"/>
+      </w:pPr>
+      <w:r>
+        <w:rPr>
+          <w:lang w:val="zh_TW" w:bidi="zh_TW"/>
+        </w:rPr>
+      </w:r>
+      <w:r>
+        <w:rPr>
+          <w:lang w:val="zh_TW" w:bidi="zh_TW"/>
+        </w:rPr>
+        <w:t>「末世」這個詞也可以翻譯為「最後的日子」或「終結的日子」。</w:t>
+      </w:r>
+    </w:p>
+    <w:p>
+      <w:pPr>
+        <w:pStyle w:val="ListBullet"/>
+        <w:spacing w:line="240" w:lineRule="auto"/>
+        <w:ind w:left="720"/>
+      </w:pPr>
+      <w:r>
+        <w:rPr>
+          <w:lang w:val="zh_TW" w:bidi="zh_TW"/>
+        </w:rPr>
+      </w:r>
+      <w:r>
+        <w:rPr>
+          <w:lang w:val="zh_TW" w:bidi="zh_TW"/>
+        </w:rPr>
+        <w:t>「末日」這個詞也可以翻譯為「最後一日」。</w:t>
+      </w:r>
+    </w:p>
+    <w:p>
+      <w:pPr>
+        <w:pStyle w:val="ListBullet"/>
+        <w:spacing w:line="240" w:lineRule="auto"/>
+        <w:ind w:left="720"/>
+      </w:pPr>
+      <w:r>
+        <w:rPr>
+          <w:lang w:val="zh_TW" w:bidi="zh_TW"/>
+        </w:rPr>
+      </w:r>
+      <w:r>
+        <w:rPr>
+          <w:lang w:val="zh_TW" w:bidi="zh_TW"/>
+        </w:rPr>
+        <w:t>在某些情境中，這可以翻譯為「世界末日」或「當這個世界結束時」。</w:t>
+      </w:r>
+    </w:p>
+    <w:p>
+      <w:pPr/>
+      <w:r>
+        <w:rPr>
+          <w:lang w:val="zh_TW" w:bidi="zh_TW"/>
+        </w:rPr>
+      </w:r>
+      <w:r>
+        <w:rPr>
+          <w:lang w:val="zh_TW" w:bidi="zh_TW"/>
+        </w:rPr>
+        <w:t>（另見：</w:t>
+      </w:r>
+      <w:r>
+        <w:rPr>
+          <w:lang w:val="zh_TW" w:bidi="zh_TW"/>
+        </w:rPr>
+        <w:t>主的日子</w:t>
       </w:r>
       <w:r>
         <w:rPr>
@@ -1600,1848 +3411,13 @@
         <w:rPr>
           <w:lang w:val="zh_TW" w:bidi="zh_TW"/>
         </w:rPr>
-        <w:t>雅巍</w:t>
-      </w:r>
-      <w:r>
-        <w:rPr>
-          <w:lang w:val="zh_TW" w:bidi="zh_TW"/>
-        </w:rPr>
-        <w:t>）</w:t>
-      </w:r>
-    </w:p>
-    <w:p>
-      <w:pPr>
-        <w:pStyle w:val="Heading3"/>
-      </w:pPr>
-      <w:r>
-        <w:rPr>
-          <w:lang w:val="zh_TW" w:bidi="zh_TW"/>
-        </w:rPr>
-        <w:t>參考經文：</w:t>
-      </w:r>
-    </w:p>
-    <w:p>
-      <w:pPr>
-        <w:pStyle w:val="ListBullet"/>
-        <w:spacing w:line="240" w:lineRule="auto"/>
-        <w:ind w:left="720"/>
-      </w:pPr>
-      <w:r>
-        <w:rPr>
-          <w:lang w:val="zh_TW" w:bidi="zh_TW"/>
-        </w:rPr>
-      </w:r>
-      <w:r>
-        <w:rPr>
-          <w:lang w:val="zh_TW" w:bidi="zh_TW"/>
-        </w:rPr>
-        <w:t>使徒行傳15:6</w:t>
-      </w:r>
-    </w:p>
-    <w:p>
-      <w:pPr>
-        <w:pStyle w:val="ListBullet"/>
-        <w:spacing w:line="240" w:lineRule="auto"/>
-        <w:ind w:left="720"/>
-      </w:pPr>
-      <w:r>
-        <w:rPr>
-          <w:lang w:val="zh_TW" w:bidi="zh_TW"/>
-        </w:rPr>
-      </w:r>
-      <w:r>
-        <w:rPr>
-          <w:lang w:val="zh_TW" w:bidi="zh_TW"/>
-        </w:rPr>
-        <w:t>但以理書9:13</w:t>
-      </w:r>
-    </w:p>
-    <w:p>
-      <w:pPr>
-        <w:pStyle w:val="ListBullet"/>
-        <w:spacing w:line="240" w:lineRule="auto"/>
-        <w:ind w:left="720"/>
-      </w:pPr>
-      <w:r>
-        <w:rPr>
-          <w:lang w:val="zh_TW" w:bidi="zh_TW"/>
-        </w:rPr>
-      </w:r>
-      <w:r>
-        <w:rPr>
-          <w:lang w:val="zh_TW" w:bidi="zh_TW"/>
-        </w:rPr>
-        <w:t>出埃及記28:42–43</w:t>
-      </w:r>
-    </w:p>
-    <w:p>
-      <w:pPr>
-        <w:pStyle w:val="ListBullet"/>
-        <w:spacing w:line="240" w:lineRule="auto"/>
-        <w:ind w:left="720"/>
-      </w:pPr>
-      <w:r>
-        <w:rPr>
-          <w:lang w:val="zh_TW" w:bidi="zh_TW"/>
-        </w:rPr>
-      </w:r>
-      <w:r>
-        <w:rPr>
-          <w:lang w:val="zh_TW" w:bidi="zh_TW"/>
-        </w:rPr>
-        <w:t>以斯拉記7:25–26</w:t>
-      </w:r>
-    </w:p>
-    <w:p>
-      <w:pPr>
-        <w:pStyle w:val="ListBullet"/>
-        <w:spacing w:line="240" w:lineRule="auto"/>
-        <w:ind w:left="720"/>
-      </w:pPr>
-      <w:r>
-        <w:rPr>
-          <w:lang w:val="zh_TW" w:bidi="zh_TW"/>
-        </w:rPr>
-      </w:r>
-      <w:r>
-        <w:rPr>
-          <w:lang w:val="zh_TW" w:bidi="zh_TW"/>
-        </w:rPr>
-        <w:t>加拉太書2:15</w:t>
-      </w:r>
-    </w:p>
-    <w:p>
-      <w:pPr>
-        <w:pStyle w:val="ListBullet"/>
-        <w:spacing w:line="240" w:lineRule="auto"/>
-        <w:ind w:left="720"/>
-      </w:pPr>
-      <w:r>
-        <w:rPr>
-          <w:lang w:val="zh_TW" w:bidi="zh_TW"/>
-        </w:rPr>
-      </w:r>
-      <w:r>
-        <w:rPr>
-          <w:lang w:val="zh_TW" w:bidi="zh_TW"/>
-        </w:rPr>
-        <w:t>路加福音24:44</w:t>
-      </w:r>
-    </w:p>
-    <w:p>
-      <w:pPr>
-        <w:pStyle w:val="ListBullet"/>
-        <w:spacing w:line="240" w:lineRule="auto"/>
-        <w:ind w:left="720"/>
-      </w:pPr>
-      <w:r>
-        <w:rPr>
-          <w:lang w:val="zh_TW" w:bidi="zh_TW"/>
-        </w:rPr>
-      </w:r>
-      <w:r>
-        <w:rPr>
-          <w:lang w:val="zh_TW" w:bidi="zh_TW"/>
-        </w:rPr>
-        <w:t>馬太福音5:18</w:t>
-      </w:r>
-    </w:p>
-    <w:p>
-      <w:pPr>
-        <w:pStyle w:val="ListBullet"/>
-        <w:spacing w:line="240" w:lineRule="auto"/>
-        <w:ind w:left="720"/>
-      </w:pPr>
-      <w:r>
-        <w:rPr>
-          <w:lang w:val="zh_TW" w:bidi="zh_TW"/>
-        </w:rPr>
-      </w:r>
-      <w:r>
-        <w:rPr>
-          <w:lang w:val="zh_TW" w:bidi="zh_TW"/>
-        </w:rPr>
-        <w:t>尼希米記10:29</w:t>
-      </w:r>
-    </w:p>
-    <w:p>
-      <w:pPr>
-        <w:pStyle w:val="ListBullet"/>
-        <w:spacing w:line="240" w:lineRule="auto"/>
-        <w:ind w:left="720"/>
-      </w:pPr>
-      <w:r>
-        <w:rPr>
-          <w:lang w:val="zh_TW" w:bidi="zh_TW"/>
-        </w:rPr>
-      </w:r>
-      <w:r>
-        <w:rPr>
-          <w:lang w:val="zh_TW" w:bidi="zh_TW"/>
-        </w:rPr>
-        <w:t>羅馬書3:20</w:t>
-      </w:r>
-    </w:p>
-    <w:p>
-      <w:pPr>
-        <w:pStyle w:val="Heading3"/>
-      </w:pPr>
-      <w:r>
-        <w:rPr>
-          <w:lang w:val="zh_TW" w:bidi="zh_TW"/>
-        </w:rPr>
-        <w:t>聖經開卷故事集裡的例子：</w:t>
-      </w:r>
-    </w:p>
-    <w:p>
-      <w:pPr>
-        <w:pStyle w:val="ListBullet"/>
-        <w:spacing w:line="240" w:lineRule="auto"/>
-        <w:ind w:left="720"/>
-      </w:pPr>
-      <w:r>
-        <w:rPr>
-          <w:lang w:val="zh_TW" w:bidi="zh_TW"/>
-        </w:rPr>
-      </w:r>
-      <w:r>
-        <w:rPr>
-          <w:b/>
-          <w:lang w:val="zh_TW" w:bidi="zh_TW"/>
-        </w:rPr>
-        <w:t>13:7</w:t>
-      </w:r>
-      <w:r>
-        <w:rPr>
-          <w:lang w:val="zh_TW" w:bidi="zh_TW"/>
-        </w:rPr>
-        <w:t xml:space="preserve"> 神還給了很多其它要遵行的</w:t>
-      </w:r>
-      <w:r>
-        <w:rPr>
-          <w:b/>
-          <w:lang w:val="zh_TW" w:bidi="zh_TW"/>
-        </w:rPr>
-        <w:t>律法</w:t>
-      </w:r>
-      <w:r>
-        <w:rPr>
-          <w:lang w:val="zh_TW" w:bidi="zh_TW"/>
-        </w:rPr>
-        <w:t>，只要人們遵行這些</w:t>
-      </w:r>
-      <w:r>
-        <w:rPr>
-          <w:b/>
-          <w:lang w:val="zh_TW" w:bidi="zh_TW"/>
-        </w:rPr>
-        <w:t>律法</w:t>
-      </w:r>
-      <w:r>
-        <w:rPr>
-          <w:lang w:val="zh_TW" w:bidi="zh_TW"/>
-        </w:rPr>
-        <w:t>，神應許會祝福並保護他們。但如果人們不遵行這些律法，神就要懲罰他們。</w:t>
-      </w:r>
-    </w:p>
-    <w:p>
-      <w:pPr>
-        <w:pStyle w:val="ListBullet"/>
-        <w:spacing w:line="240" w:lineRule="auto"/>
-        <w:ind w:left="720"/>
-      </w:pPr>
-      <w:r>
-        <w:rPr>
-          <w:lang w:val="zh_TW" w:bidi="zh_TW"/>
-        </w:rPr>
-      </w:r>
-      <w:r>
-        <w:rPr>
-          <w:b/>
-          <w:lang w:val="zh_TW" w:bidi="zh_TW"/>
-        </w:rPr>
-        <w:t>13:9</w:t>
-      </w:r>
-      <w:r>
-        <w:rPr>
-          <w:lang w:val="zh_TW" w:bidi="zh_TW"/>
-        </w:rPr>
-        <w:t xml:space="preserve"> 如果有人違反了</w:t>
-      </w:r>
-      <w:r>
-        <w:rPr>
-          <w:b/>
-          <w:lang w:val="zh_TW" w:bidi="zh_TW"/>
-        </w:rPr>
-        <w:t>神的律例</w:t>
-      </w:r>
-      <w:r>
-        <w:rPr>
-          <w:lang w:val="zh_TW" w:bidi="zh_TW"/>
-        </w:rPr>
-        <w:t>，可以帶一隻動物到會幕里作為祭物獻給神。</w:t>
-      </w:r>
-    </w:p>
-    <w:p>
-      <w:pPr>
-        <w:pStyle w:val="ListBullet"/>
-        <w:spacing w:line="240" w:lineRule="auto"/>
-        <w:ind w:left="720"/>
-      </w:pPr>
-      <w:r>
-        <w:rPr>
-          <w:lang w:val="zh_TW" w:bidi="zh_TW"/>
-        </w:rPr>
-      </w:r>
-      <w:r>
-        <w:rPr>
-          <w:b/>
-          <w:lang w:val="zh_TW" w:bidi="zh_TW"/>
-        </w:rPr>
-        <w:t>15:13</w:t>
-      </w:r>
-      <w:r>
-        <w:rPr>
-          <w:lang w:val="zh_TW" w:bidi="zh_TW"/>
-        </w:rPr>
-        <w:t xml:space="preserve"> 約書亞年老時聚集以色列的百姓重申了神在西奈山上與以色列民所立的約，百姓承諾會持守對神的忠心，並且遵行</w:t>
-      </w:r>
-      <w:r>
-        <w:rPr>
-          <w:b/>
-          <w:lang w:val="zh_TW" w:bidi="zh_TW"/>
-        </w:rPr>
-        <w:t>神的律法</w:t>
-      </w:r>
-      <w:r>
-        <w:rPr>
-          <w:lang w:val="zh_TW" w:bidi="zh_TW"/>
-        </w:rPr>
-        <w:t>。</w:t>
-      </w:r>
-    </w:p>
-    <w:p>
-      <w:pPr>
-        <w:pStyle w:val="ListBullet"/>
-        <w:spacing w:line="240" w:lineRule="auto"/>
-        <w:ind w:left="720"/>
-      </w:pPr>
-      <w:r>
-        <w:rPr>
-          <w:lang w:val="zh_TW" w:bidi="zh_TW"/>
-        </w:rPr>
-      </w:r>
-      <w:r>
-        <w:rPr>
-          <w:b/>
-          <w:lang w:val="zh_TW" w:bidi="zh_TW"/>
-        </w:rPr>
-        <w:t>16:1</w:t>
-      </w:r>
-      <w:r>
-        <w:rPr>
-          <w:lang w:val="zh_TW" w:bidi="zh_TW"/>
-        </w:rPr>
-        <w:t xml:space="preserve"> </w:t>
-      </w:r>
-      <w:r>
-        <w:rPr>
-          <w:lang w:val="zh_TW" w:bidi="zh_TW"/>
-        </w:rPr>
-        <w:t>約書亞死後，以色列人又不順服神，他們不再驅逐迦南人，也沒有遵守</w:t>
-      </w:r>
-      <w:r>
-        <w:rPr>
-          <w:b/>
-          <w:lang w:val="zh_TW" w:bidi="zh_TW"/>
-        </w:rPr>
-        <w:t>神的律法</w:t>
-      </w:r>
-      <w:r>
-        <w:rPr>
-          <w:lang w:val="zh_TW" w:bidi="zh_TW"/>
-        </w:rPr>
-        <w:t>。</w:t>
-      </w:r>
-    </w:p>
-    <w:p>
-      <w:pPr>
-        <w:pStyle w:val="ListBullet"/>
-        <w:spacing w:line="240" w:lineRule="auto"/>
-        <w:ind w:left="720"/>
-      </w:pPr>
-      <w:r>
-        <w:rPr>
-          <w:lang w:val="zh_TW" w:bidi="zh_TW"/>
-        </w:rPr>
-      </w:r>
-      <w:r>
-        <w:rPr>
-          <w:b/>
-          <w:lang w:val="zh_TW" w:bidi="zh_TW"/>
-        </w:rPr>
-        <w:t>21:5</w:t>
-      </w:r>
-      <w:r>
-        <w:rPr>
-          <w:lang w:val="zh_TW" w:bidi="zh_TW"/>
-        </w:rPr>
-        <w:t xml:space="preserve"> 在新約里，神將</w:t>
-      </w:r>
-      <w:r>
-        <w:rPr>
-          <w:b/>
-          <w:lang w:val="zh_TW" w:bidi="zh_TW"/>
-        </w:rPr>
-        <w:t>祂的律法</w:t>
-      </w:r>
-      <w:r>
-        <w:rPr>
-          <w:lang w:val="zh_TW" w:bidi="zh_TW"/>
-        </w:rPr>
-        <w:t>寫在人們的心裡。人們會認識神，成為祂的子民，神也會赦免他們的罪。</w:t>
-      </w:r>
-    </w:p>
-    <w:p>
-      <w:pPr>
-        <w:pStyle w:val="ListBullet"/>
-        <w:spacing w:line="240" w:lineRule="auto"/>
-        <w:ind w:left="720"/>
-      </w:pPr>
-      <w:r>
-        <w:rPr>
-          <w:lang w:val="zh_TW" w:bidi="zh_TW"/>
-        </w:rPr>
-      </w:r>
-      <w:r>
-        <w:rPr>
-          <w:b/>
-          <w:lang w:val="zh_TW" w:bidi="zh_TW"/>
-        </w:rPr>
-        <w:t>27:1</w:t>
-      </w:r>
-      <w:r>
-        <w:rPr>
-          <w:lang w:val="zh_TW" w:bidi="zh_TW"/>
-        </w:rPr>
-        <w:t xml:space="preserve"> 耶穌回答說：「</w:t>
-      </w:r>
-      <w:r>
-        <w:rPr>
-          <w:b/>
-          <w:lang w:val="zh_TW" w:bidi="zh_TW"/>
-        </w:rPr>
-        <w:t>神的律法</w:t>
-      </w:r>
-      <w:r>
-        <w:rPr>
-          <w:lang w:val="zh_TW" w:bidi="zh_TW"/>
-        </w:rPr>
-        <w:t>裡是怎麼寫的呢？」</w:t>
-      </w:r>
-    </w:p>
-    <w:p>
-      <w:pPr>
-        <w:pStyle w:val="ListBullet"/>
-        <w:spacing w:line="240" w:lineRule="auto"/>
-        <w:ind w:left="720"/>
-      </w:pPr>
-      <w:r>
-        <w:rPr>
-          <w:lang w:val="zh_TW" w:bidi="zh_TW"/>
-        </w:rPr>
-      </w:r>
-      <w:r>
-        <w:rPr>
-          <w:b/>
-          <w:lang w:val="zh_TW" w:bidi="zh_TW"/>
-        </w:rPr>
-        <w:t>28:1</w:t>
-      </w:r>
-      <w:r>
-        <w:rPr>
-          <w:lang w:val="zh_TW" w:bidi="zh_TW"/>
-        </w:rPr>
-        <w:t xml:space="preserve"> 耶穌對他說：「你為什麼稱我是良善的呢？只有一位良善的就是神。如果你想承受永生，就當遵守</w:t>
-      </w:r>
-      <w:r>
-        <w:rPr>
-          <w:b/>
-          <w:lang w:val="zh_TW" w:bidi="zh_TW"/>
-        </w:rPr>
-        <w:t>神的律法</w:t>
-      </w:r>
-      <w:r>
-        <w:rPr>
-          <w:lang w:val="zh_TW" w:bidi="zh_TW"/>
-        </w:rPr>
-        <w:t>。」</w:t>
-      </w:r>
-    </w:p>
-    <w:p>
-      <w:pPr>
-        <w:pStyle w:val="Heading3"/>
-      </w:pPr>
-      <w:r>
-        <w:rPr>
-          <w:lang w:val="zh_TW" w:bidi="zh_TW"/>
-        </w:rPr>
-        <w:t>原文參照：</w:t>
-      </w:r>
-    </w:p>
-    <w:p>
-      <w:pPr>
-        <w:pStyle w:val="ListBullet"/>
-        <w:spacing w:line="240" w:lineRule="auto"/>
-        <w:ind w:left="720"/>
-      </w:pPr>
-      <w:r>
-        <w:rPr>
-          <w:lang w:val="zh_TW" w:bidi="zh_TW"/>
-        </w:rPr>
-      </w:r>
-      <w:r>
-        <w:rPr>
-          <w:lang w:val="zh_TW" w:bidi="zh_TW"/>
-        </w:rPr>
-        <w:t>史特朗號：H0430，H1881，H1882，H2706，H2710，H3068，H4687，H4872，H4941，H8451，G23160，G35510，G35650</w:t>
-      </w:r>
-      <w:r>
-        <w:rPr>
-          <w:lang w:val="zh_TW" w:bidi="zh_TW"/>
-        </w:rPr>
-      </w:r>
-      <w:r>
-        <w:rPr>
-          <w:lang w:val="zh_TW" w:bidi="zh_TW"/>
-        </w:rPr>
-      </w:r>
-    </w:p>
-    <w:p>
-      <w:pPr/>
-      <w:r>
-        <w:rPr>
-          <w:lang w:val="zh_TW" w:bidi="zh_TW"/>
-        </w:rPr>
-      </w:r>
-    </w:p>
-    <w:p>
-      <w:pPr>
-        <w:pStyle w:val="Heading2"/>
-      </w:pPr>
-      <w:r>
-        <w:rPr>
-          <w:lang w:val="zh_TW" w:bidi="zh_TW"/>
-        </w:rPr>
-        <w:t>摩押</w:t>
-      </w:r>
-      <w:r>
-        <w:rPr>
-          <w:lang w:val="zh_TW" w:bidi="zh_TW"/>
-        </w:rPr>
-      </w:r>
-    </w:p>
-    <w:p>
-      <w:pPr>
-        <w:pStyle w:val="Heading3"/>
-      </w:pPr>
-      <w:r>
-        <w:rPr>
-          <w:lang w:val="zh_TW" w:bidi="zh_TW"/>
-        </w:rPr>
-        <w:t>史實：</w:t>
-      </w:r>
-    </w:p>
-    <w:p>
-      <w:pPr/>
-      <w:r>
-        <w:rPr>
-          <w:lang w:val="zh_TW" w:bidi="zh_TW"/>
-        </w:rPr>
-      </w:r>
-      <w:r>
-        <w:rPr>
-          <w:lang w:val="zh_TW" w:bidi="zh_TW"/>
-        </w:rPr>
-        <w:t>「摩押」一詞指的是居住在死海東邊的一個民族。創世記記載了這個民族是一個叫作「摩押」的人的後代，他是羅得大女兒的兒子。</w:t>
-      </w:r>
-    </w:p>
-    <w:p>
-      <w:pPr>
-        <w:pStyle w:val="ListBullet"/>
-        <w:spacing w:line="240" w:lineRule="auto"/>
-        <w:ind w:left="720"/>
-      </w:pPr>
-      <w:r>
-        <w:rPr>
-          <w:lang w:val="zh_TW" w:bidi="zh_TW"/>
-        </w:rPr>
-      </w:r>
-      <w:r>
-        <w:rPr>
-          <w:lang w:val="zh_TW" w:bidi="zh_TW"/>
-        </w:rPr>
-        <w:t>在路得記中，以利米勒和他的家人因伯利恆附近的饑荒而搬去摩押居住。</w:t>
-      </w:r>
-    </w:p>
-    <w:p>
-      <w:pPr>
-        <w:pStyle w:val="ListBullet"/>
-        <w:spacing w:line="240" w:lineRule="auto"/>
-        <w:ind w:left="720"/>
-      </w:pPr>
-      <w:r>
-        <w:rPr>
-          <w:lang w:val="zh_TW" w:bidi="zh_TW"/>
-        </w:rPr>
-      </w:r>
-      <w:r>
-        <w:rPr>
-          <w:lang w:val="zh_TW" w:bidi="zh_TW"/>
-        </w:rPr>
-        <w:t>路得被稱為「摩押女子」是因為她出生在摩押國，並且來自於那個民族。</w:t>
-      </w:r>
-    </w:p>
-    <w:p>
-      <w:pPr/>
-      <w:r>
-        <w:rPr>
-          <w:lang w:val="zh_TW" w:bidi="zh_TW"/>
-        </w:rPr>
-      </w:r>
-      <w:r>
-        <w:rPr>
-          <w:lang w:val="zh_TW" w:bidi="zh_TW"/>
-        </w:rPr>
-        <w:t>（翻譯相關建議：如何翻譯名字）</w:t>
-      </w:r>
-    </w:p>
-    <w:p>
-      <w:pPr/>
-      <w:r>
-        <w:rPr>
-          <w:lang w:val="zh_TW" w:bidi="zh_TW"/>
-        </w:rPr>
-      </w:r>
-      <w:r>
-        <w:rPr>
-          <w:lang w:val="zh_TW" w:bidi="zh_TW"/>
-        </w:rPr>
-        <w:t>（另見：</w:t>
-      </w:r>
-      <w:r>
-        <w:rPr>
-          <w:lang w:val="zh_TW" w:bidi="zh_TW"/>
-        </w:rPr>
-        <w:t>伯利恆</w:t>
-      </w:r>
-      <w:r>
-        <w:rPr>
-          <w:lang w:val="zh_TW" w:bidi="zh_TW"/>
-        </w:rPr>
-        <w:t>，</w:t>
-      </w:r>
-      <w:r>
-        <w:rPr>
-          <w:lang w:val="zh_TW" w:bidi="zh_TW"/>
-        </w:rPr>
-        <w:t>猶大</w:t>
-      </w:r>
-      <w:r>
-        <w:rPr>
-          <w:lang w:val="zh_TW" w:bidi="zh_TW"/>
-        </w:rPr>
-        <w:t>，</w:t>
-      </w:r>
-      <w:r>
-        <w:rPr>
-          <w:lang w:val="zh_TW" w:bidi="zh_TW"/>
-        </w:rPr>
-        <w:t>羅得</w:t>
-      </w:r>
-      <w:r>
-        <w:rPr>
-          <w:lang w:val="zh_TW" w:bidi="zh_TW"/>
-        </w:rPr>
-        <w:t>，</w:t>
-      </w:r>
-      <w:r>
-        <w:rPr>
-          <w:lang w:val="zh_TW" w:bidi="zh_TW"/>
-        </w:rPr>
-        <w:t>路得</w:t>
-      </w:r>
-      <w:r>
-        <w:rPr>
-          <w:lang w:val="zh_TW" w:bidi="zh_TW"/>
-        </w:rPr>
-        <w:t>，</w:t>
-      </w:r>
-      <w:r>
-        <w:rPr>
-          <w:lang w:val="zh_TW" w:bidi="zh_TW"/>
-        </w:rPr>
-        <w:t>死海</w:t>
-      </w:r>
-      <w:r>
-        <w:rPr>
-          <w:lang w:val="zh_TW" w:bidi="zh_TW"/>
-        </w:rPr>
-        <w:t>）</w:t>
-      </w:r>
-    </w:p>
-    <w:p>
-      <w:pPr>
-        <w:pStyle w:val="Heading3"/>
-      </w:pPr>
-      <w:r>
-        <w:rPr>
-          <w:lang w:val="zh_TW" w:bidi="zh_TW"/>
-        </w:rPr>
-        <w:t>參考經文：</w:t>
-      </w:r>
-    </w:p>
-    <w:p>
-      <w:pPr>
-        <w:pStyle w:val="ListBullet"/>
-        <w:spacing w:line="240" w:lineRule="auto"/>
-        <w:ind w:left="720"/>
-      </w:pPr>
-      <w:r>
-        <w:rPr>
-          <w:lang w:val="zh_TW" w:bidi="zh_TW"/>
-        </w:rPr>
-      </w:r>
-      <w:r>
-        <w:rPr>
-          <w:lang w:val="zh_TW" w:bidi="zh_TW"/>
-        </w:rPr>
-        <w:t>創世記19:37</w:t>
-      </w:r>
-    </w:p>
-    <w:p>
-      <w:pPr>
-        <w:pStyle w:val="ListBullet"/>
-        <w:spacing w:line="240" w:lineRule="auto"/>
-        <w:ind w:left="720"/>
-      </w:pPr>
-      <w:r>
-        <w:rPr>
-          <w:lang w:val="zh_TW" w:bidi="zh_TW"/>
-        </w:rPr>
-      </w:r>
-      <w:r>
-        <w:rPr>
-          <w:lang w:val="zh_TW" w:bidi="zh_TW"/>
-        </w:rPr>
-        <w:t>創世記36:34–36</w:t>
-      </w:r>
-    </w:p>
-    <w:p>
-      <w:pPr>
-        <w:pStyle w:val="ListBullet"/>
-        <w:spacing w:line="240" w:lineRule="auto"/>
-        <w:ind w:left="720"/>
-      </w:pPr>
-      <w:r>
-        <w:rPr>
-          <w:lang w:val="zh_TW" w:bidi="zh_TW"/>
-        </w:rPr>
-      </w:r>
-      <w:r>
-        <w:rPr>
-          <w:lang w:val="zh_TW" w:bidi="zh_TW"/>
-        </w:rPr>
-        <w:t>路得記1:1–2</w:t>
-      </w:r>
-    </w:p>
-    <w:p>
-      <w:pPr>
-        <w:pStyle w:val="ListBullet"/>
-        <w:spacing w:line="240" w:lineRule="auto"/>
-        <w:ind w:left="720"/>
-      </w:pPr>
-      <w:r>
-        <w:rPr>
-          <w:lang w:val="zh_TW" w:bidi="zh_TW"/>
-        </w:rPr>
-      </w:r>
-      <w:r>
-        <w:rPr>
-          <w:lang w:val="zh_TW" w:bidi="zh_TW"/>
-        </w:rPr>
-        <w:t>路得記1:22</w:t>
-      </w:r>
-    </w:p>
-    <w:p>
-      <w:pPr>
-        <w:pStyle w:val="Heading3"/>
-      </w:pPr>
-      <w:r>
-        <w:rPr>
-          <w:lang w:val="zh_TW" w:bidi="zh_TW"/>
-        </w:rPr>
-        <w:t>原文參照：</w:t>
-      </w:r>
-    </w:p>
-    <w:p>
-      <w:pPr>
-        <w:pStyle w:val="ListBullet"/>
-        <w:spacing w:line="240" w:lineRule="auto"/>
-        <w:ind w:left="720"/>
-      </w:pPr>
-      <w:r>
-        <w:rPr>
-          <w:lang w:val="zh_TW" w:bidi="zh_TW"/>
-        </w:rPr>
-      </w:r>
-      <w:r>
-        <w:rPr>
-          <w:lang w:val="zh_TW" w:bidi="zh_TW"/>
-        </w:rPr>
-        <w:t>史特朗號：H4124，H4125</w:t>
-      </w:r>
-      <w:r>
-        <w:rPr>
-          <w:lang w:val="zh_TW" w:bidi="zh_TW"/>
-        </w:rPr>
-      </w:r>
-      <w:r>
-        <w:rPr>
-          <w:lang w:val="zh_TW" w:bidi="zh_TW"/>
-        </w:rPr>
-      </w:r>
-    </w:p>
-    <w:p>
-      <w:pPr/>
-      <w:r>
-        <w:rPr>
-          <w:lang w:val="zh_TW" w:bidi="zh_TW"/>
-        </w:rPr>
-      </w:r>
-    </w:p>
-    <w:p>
-      <w:pPr>
-        <w:pStyle w:val="Heading2"/>
-      </w:pPr>
-      <w:r>
-        <w:rPr>
-          <w:lang w:val="zh_TW" w:bidi="zh_TW"/>
-        </w:rPr>
-        <w:t>抹大拉的馬利亞</w:t>
-      </w:r>
-      <w:r>
-        <w:rPr>
-          <w:lang w:val="zh_TW" w:bidi="zh_TW"/>
-        </w:rPr>
-      </w:r>
-    </w:p>
-    <w:p>
-      <w:pPr>
-        <w:pStyle w:val="Heading3"/>
-      </w:pPr>
-      <w:r>
-        <w:rPr>
-          <w:lang w:val="zh_TW" w:bidi="zh_TW"/>
-        </w:rPr>
-        <w:t>史實：</w:t>
-      </w:r>
-    </w:p>
-    <w:p>
-      <w:pPr/>
-      <w:r>
-        <w:rPr>
-          <w:lang w:val="zh_TW" w:bidi="zh_TW"/>
-        </w:rPr>
-      </w:r>
-      <w:r>
-        <w:rPr>
-          <w:lang w:val="zh_TW" w:bidi="zh_TW"/>
-        </w:rPr>
-        <w:t>抹大拉的馬利亞是相信耶穌並跟隨耶穌傳道的幾位婦女之一。她因耶穌趕出了她身上的七個惡鬼而廣為人知。</w:t>
-      </w:r>
-    </w:p>
-    <w:p>
-      <w:pPr>
-        <w:pStyle w:val="ListBullet"/>
-        <w:spacing w:line="240" w:lineRule="auto"/>
-        <w:ind w:left="720"/>
-      </w:pPr>
-      <w:r>
-        <w:rPr>
-          <w:lang w:val="zh_TW" w:bidi="zh_TW"/>
-        </w:rPr>
-      </w:r>
-      <w:r>
-        <w:rPr>
-          <w:lang w:val="zh_TW" w:bidi="zh_TW"/>
-        </w:rPr>
-        <w:t>抹大拉的馬利亞和其他一些婦女通過供給他們的方式來支持耶穌和祂的使徒。</w:t>
-      </w:r>
-    </w:p>
-    <w:p>
-      <w:pPr>
-        <w:pStyle w:val="ListBullet"/>
-        <w:spacing w:line="240" w:lineRule="auto"/>
-        <w:ind w:left="720"/>
-      </w:pPr>
-      <w:r>
-        <w:rPr>
-          <w:lang w:val="zh_TW" w:bidi="zh_TW"/>
-        </w:rPr>
-      </w:r>
-      <w:r>
-        <w:rPr>
-          <w:lang w:val="zh_TW" w:bidi="zh_TW"/>
-        </w:rPr>
-        <w:t>她也是最早看到耶穌復活的婦女之一。</w:t>
-      </w:r>
-    </w:p>
-    <w:p>
-      <w:pPr>
-        <w:pStyle w:val="ListBullet"/>
-        <w:spacing w:line="240" w:lineRule="auto"/>
-        <w:ind w:left="720"/>
-      </w:pPr>
-      <w:r>
-        <w:rPr>
-          <w:lang w:val="zh_TW" w:bidi="zh_TW"/>
-        </w:rPr>
-      </w:r>
-      <w:r>
-        <w:rPr>
-          <w:lang w:val="zh_TW" w:bidi="zh_TW"/>
-        </w:rPr>
-        <w:t>當抹大拉的馬利亞站在空墳墓外時，她看見耶穌站在那裡，耶穌告訴她去告訴其他門徒祂已經復活了。</w:t>
-      </w:r>
-    </w:p>
-    <w:p>
-      <w:pPr/>
-      <w:r>
-        <w:rPr>
-          <w:lang w:val="zh_TW" w:bidi="zh_TW"/>
-        </w:rPr>
-      </w:r>
-      <w:r>
-        <w:rPr>
-          <w:lang w:val="zh_TW" w:bidi="zh_TW"/>
-        </w:rPr>
-        <w:t>（翻譯相關建議：如何翻譯名字）</w:t>
-      </w:r>
-    </w:p>
-    <w:p>
-      <w:pPr/>
-      <w:r>
-        <w:rPr>
-          <w:lang w:val="zh_TW" w:bidi="zh_TW"/>
-        </w:rPr>
-      </w:r>
-      <w:r>
-        <w:rPr>
-          <w:lang w:val="zh_TW" w:bidi="zh_TW"/>
-        </w:rPr>
-        <w:t>（另見：</w:t>
-      </w:r>
-      <w:r>
-        <w:rPr>
-          <w:lang w:val="zh_TW" w:bidi="zh_TW"/>
-        </w:rPr>
-        <w:t>鬼魔</w:t>
-      </w:r>
-      <w:r>
-        <w:rPr>
-          <w:lang w:val="zh_TW" w:bidi="zh_TW"/>
-        </w:rPr>
-        <w:t>，</w:t>
-      </w:r>
-      <w:r>
-        <w:rPr>
-          <w:lang w:val="zh_TW" w:bidi="zh_TW"/>
-        </w:rPr>
-        <w:t>被鬼附</w:t>
-      </w:r>
-      <w:r>
-        <w:rPr>
-          <w:lang w:val="zh_TW" w:bidi="zh_TW"/>
-        </w:rPr>
-        <w:t>）</w:t>
-      </w:r>
-    </w:p>
-    <w:p>
-      <w:pPr>
-        <w:pStyle w:val="Heading3"/>
-      </w:pPr>
-      <w:r>
-        <w:rPr>
-          <w:lang w:val="zh_TW" w:bidi="zh_TW"/>
-        </w:rPr>
-        <w:t>參考經文：</w:t>
-      </w:r>
-    </w:p>
-    <w:p>
-      <w:pPr>
-        <w:pStyle w:val="ListBullet"/>
-        <w:spacing w:line="240" w:lineRule="auto"/>
-        <w:ind w:left="720"/>
-      </w:pPr>
-      <w:r>
-        <w:rPr>
-          <w:lang w:val="zh_TW" w:bidi="zh_TW"/>
-        </w:rPr>
-      </w:r>
-      <w:r>
-        <w:rPr>
-          <w:lang w:val="zh_TW" w:bidi="zh_TW"/>
-        </w:rPr>
-        <w:t>路加福音8:1–3</w:t>
-      </w:r>
-    </w:p>
-    <w:p>
-      <w:pPr>
-        <w:pStyle w:val="ListBullet"/>
-        <w:spacing w:line="240" w:lineRule="auto"/>
-        <w:ind w:left="720"/>
-      </w:pPr>
-      <w:r>
-        <w:rPr>
-          <w:lang w:val="zh_TW" w:bidi="zh_TW"/>
-        </w:rPr>
-      </w:r>
-      <w:r>
-        <w:rPr>
-          <w:lang w:val="zh_TW" w:bidi="zh_TW"/>
-        </w:rPr>
-        <w:t>路加福音24:8–10</w:t>
-      </w:r>
-    </w:p>
-    <w:p>
-      <w:pPr>
-        <w:pStyle w:val="ListBullet"/>
-        <w:spacing w:line="240" w:lineRule="auto"/>
-        <w:ind w:left="720"/>
-      </w:pPr>
-      <w:r>
-        <w:rPr>
-          <w:lang w:val="zh_TW" w:bidi="zh_TW"/>
-        </w:rPr>
-      </w:r>
-      <w:r>
-        <w:rPr>
-          <w:lang w:val="zh_TW" w:bidi="zh_TW"/>
-        </w:rPr>
-        <w:t>馬可福音15:39–41</w:t>
-      </w:r>
-    </w:p>
-    <w:p>
-      <w:pPr>
-        <w:pStyle w:val="ListBullet"/>
-        <w:spacing w:line="240" w:lineRule="auto"/>
-        <w:ind w:left="720"/>
-      </w:pPr>
-      <w:r>
-        <w:rPr>
-          <w:lang w:val="zh_TW" w:bidi="zh_TW"/>
-        </w:rPr>
-      </w:r>
-      <w:r>
-        <w:rPr>
-          <w:lang w:val="zh_TW" w:bidi="zh_TW"/>
-        </w:rPr>
-        <w:t>馬太福音27:54–56</w:t>
-      </w:r>
-    </w:p>
-    <w:p>
-      <w:pPr>
-        <w:pStyle w:val="Heading3"/>
-      </w:pPr>
-      <w:r>
-        <w:rPr>
-          <w:lang w:val="zh_TW" w:bidi="zh_TW"/>
-        </w:rPr>
-        <w:t>原文參照：</w:t>
-      </w:r>
-    </w:p>
-    <w:p>
-      <w:pPr>
-        <w:pStyle w:val="ListBullet"/>
-        <w:spacing w:line="240" w:lineRule="auto"/>
-        <w:ind w:left="720"/>
-      </w:pPr>
-      <w:r>
-        <w:rPr>
-          <w:lang w:val="zh_TW" w:bidi="zh_TW"/>
-        </w:rPr>
-      </w:r>
-      <w:r>
-        <w:rPr>
-          <w:lang w:val="zh_TW" w:bidi="zh_TW"/>
-        </w:rPr>
-        <w:t>史特朗號：G30940，G31370</w:t>
-      </w:r>
-      <w:r>
-        <w:rPr>
-          <w:lang w:val="zh_TW" w:bidi="zh_TW"/>
-        </w:rPr>
-      </w:r>
-      <w:r>
-        <w:rPr>
-          <w:lang w:val="zh_TW" w:bidi="zh_TW"/>
-        </w:rPr>
-      </w:r>
-    </w:p>
-    <w:p>
-      <w:pPr/>
-      <w:r>
-        <w:rPr>
-          <w:lang w:val="zh_TW" w:bidi="zh_TW"/>
-        </w:rPr>
-      </w:r>
-    </w:p>
-    <w:p>
-      <w:pPr>
-        <w:pStyle w:val="Heading2"/>
-      </w:pPr>
-      <w:r>
-        <w:rPr>
-          <w:lang w:val="zh_TW" w:bidi="zh_TW"/>
-        </w:rPr>
-        <w:t>抹去</w:t>
-      </w:r>
-      <w:r>
-        <w:rPr>
-          <w:lang w:val="zh_TW" w:bidi="zh_TW"/>
-        </w:rPr>
-      </w:r>
-    </w:p>
-    <w:p>
-      <w:pPr>
-        <w:pStyle w:val="Heading3"/>
-      </w:pPr>
-      <w:r>
-        <w:rPr>
-          <w:lang w:val="zh_TW" w:bidi="zh_TW"/>
-        </w:rPr>
-        <w:t>定義：</w:t>
-      </w:r>
-    </w:p>
-    <w:p>
-      <w:pPr/>
-      <w:r>
-        <w:rPr>
-          <w:lang w:val="zh_TW" w:bidi="zh_TW"/>
-        </w:rPr>
-      </w:r>
-      <w:r>
-        <w:rPr>
-          <w:lang w:val="zh_TW" w:bidi="zh_TW"/>
-        </w:rPr>
-        <w:t>「抹去（blot out）」和「消滅（wipe out）」這些詞語是指完全移除或摧毀某物或某人的說法。</w:t>
-      </w:r>
-    </w:p>
-    <w:p>
-      <w:pPr>
-        <w:pStyle w:val="ListBullet"/>
-        <w:spacing w:line="240" w:lineRule="auto"/>
-        <w:ind w:left="720"/>
-      </w:pPr>
-      <w:r>
-        <w:rPr>
-          <w:lang w:val="zh_TW" w:bidi="zh_TW"/>
-        </w:rPr>
-      </w:r>
-      <w:r>
-        <w:rPr>
-          <w:lang w:val="zh_TW" w:bidi="zh_TW"/>
-        </w:rPr>
-        <w:t>這些表達可以用在正面的意義上，例如當神「抹去」罪過時，祂是饒恕它們並選擇不再記得它們。</w:t>
-      </w:r>
-    </w:p>
-    <w:p>
-      <w:pPr>
-        <w:pStyle w:val="ListBullet"/>
-        <w:spacing w:line="240" w:lineRule="auto"/>
-        <w:ind w:left="720"/>
-      </w:pPr>
-      <w:r>
-        <w:rPr>
-          <w:lang w:val="zh_TW" w:bidi="zh_TW"/>
-        </w:rPr>
-      </w:r>
-      <w:r>
-        <w:rPr>
-          <w:lang w:val="zh_TW" w:bidi="zh_TW"/>
-        </w:rPr>
-        <w:t>這通常也用於負面的意義，例如當神「抹去」或「消滅」一個民族，因為他們的罪而毀滅他們。</w:t>
-      </w:r>
-    </w:p>
-    <w:p>
-      <w:pPr>
-        <w:pStyle w:val="ListBullet"/>
-        <w:spacing w:line="240" w:lineRule="auto"/>
-        <w:ind w:left="720"/>
-      </w:pPr>
-      <w:r>
-        <w:rPr>
-          <w:lang w:val="zh_TW" w:bidi="zh_TW"/>
-        </w:rPr>
-      </w:r>
-      <w:r>
-        <w:rPr>
-          <w:lang w:val="zh_TW" w:bidi="zh_TW"/>
-        </w:rPr>
-        <w:t>聖經談到一個人的名字被從神的生命冊上「抹去」或「消滅」，這意味著這個人將不會得到永生。</w:t>
-      </w:r>
-    </w:p>
-    <w:p>
-      <w:pPr>
-        <w:pStyle w:val="Heading3"/>
-      </w:pPr>
-      <w:r>
-        <w:rPr>
-          <w:lang w:val="zh_TW" w:bidi="zh_TW"/>
-        </w:rPr>
-        <w:t>翻譯相關建議：</w:t>
-      </w:r>
-    </w:p>
-    <w:p>
-      <w:pPr>
-        <w:pStyle w:val="ListBullet"/>
-        <w:spacing w:line="240" w:lineRule="auto"/>
-        <w:ind w:left="720"/>
-      </w:pPr>
-      <w:r>
-        <w:rPr>
-          <w:lang w:val="zh_TW" w:bidi="zh_TW"/>
-        </w:rPr>
-      </w:r>
-      <w:r>
-        <w:rPr>
-          <w:lang w:val="zh_TW" w:bidi="zh_TW"/>
-        </w:rPr>
-        <w:t>根據上下文，這些表達可以翻譯為「去除」或「移除」或「徹底摧毀」或「徹底移除」。</w:t>
-      </w:r>
-    </w:p>
-    <w:p>
-      <w:pPr>
-        <w:pStyle w:val="ListBullet"/>
-        <w:spacing w:line="240" w:lineRule="auto"/>
-        <w:ind w:left="720"/>
-      </w:pPr>
-      <w:r>
-        <w:rPr>
-          <w:lang w:val="zh_TW" w:bidi="zh_TW"/>
-        </w:rPr>
-      </w:r>
-      <w:r>
-        <w:rPr>
-          <w:lang w:val="zh_TW" w:bidi="zh_TW"/>
-        </w:rPr>
-        <w:t>當提到將某人的名字從生命冊上抹去時，這可以翻譯為「移除」或「塗抹」。</w:t>
-      </w:r>
-    </w:p>
-    <w:p>
-      <w:pPr>
-        <w:pStyle w:val="Heading3"/>
-      </w:pPr>
-      <w:r>
-        <w:rPr>
-          <w:lang w:val="zh_TW" w:bidi="zh_TW"/>
-        </w:rPr>
-        <w:t>參考經文：</w:t>
-      </w:r>
-    </w:p>
-    <w:p>
-      <w:pPr>
-        <w:pStyle w:val="ListBullet"/>
-        <w:spacing w:line="240" w:lineRule="auto"/>
-        <w:ind w:left="720"/>
-      </w:pPr>
-      <w:r>
-        <w:rPr>
-          <w:lang w:val="zh_TW" w:bidi="zh_TW"/>
-        </w:rPr>
-      </w:r>
-      <w:r>
-        <w:rPr>
-          <w:lang w:val="zh_TW" w:bidi="zh_TW"/>
-        </w:rPr>
-        <w:t>申命記29:20</w:t>
-      </w:r>
-    </w:p>
-    <w:p>
-      <w:pPr>
-        <w:pStyle w:val="ListBullet"/>
-        <w:spacing w:line="240" w:lineRule="auto"/>
-        <w:ind w:left="720"/>
-      </w:pPr>
-      <w:r>
-        <w:rPr>
-          <w:lang w:val="zh_TW" w:bidi="zh_TW"/>
-        </w:rPr>
-      </w:r>
-      <w:r>
-        <w:rPr>
-          <w:lang w:val="zh_TW" w:bidi="zh_TW"/>
-        </w:rPr>
-        <w:t>出埃及記32:30–32</w:t>
-      </w:r>
-    </w:p>
-    <w:p>
-      <w:pPr>
-        <w:pStyle w:val="ListBullet"/>
-        <w:spacing w:line="240" w:lineRule="auto"/>
-        <w:ind w:left="720"/>
-      </w:pPr>
-      <w:r>
-        <w:rPr>
-          <w:lang w:val="zh_TW" w:bidi="zh_TW"/>
-        </w:rPr>
-      </w:r>
-      <w:r>
-        <w:rPr>
-          <w:lang w:val="zh_TW" w:bidi="zh_TW"/>
-        </w:rPr>
-        <w:t>創世記7:23</w:t>
-      </w:r>
-    </w:p>
-    <w:p>
-      <w:pPr>
-        <w:pStyle w:val="ListBullet"/>
-        <w:spacing w:line="240" w:lineRule="auto"/>
-        <w:ind w:left="720"/>
-      </w:pPr>
-      <w:r>
-        <w:rPr>
-          <w:lang w:val="zh_TW" w:bidi="zh_TW"/>
-        </w:rPr>
-      </w:r>
-      <w:r>
-        <w:rPr>
-          <w:lang w:val="zh_TW" w:bidi="zh_TW"/>
-        </w:rPr>
-        <w:t>詩篇51:1</w:t>
-      </w:r>
-    </w:p>
-    <w:p>
-      <w:pPr>
-        <w:pStyle w:val="Heading3"/>
-      </w:pPr>
-      <w:r>
-        <w:rPr>
-          <w:lang w:val="zh_TW" w:bidi="zh_TW"/>
-        </w:rPr>
-        <w:t>原文參照：</w:t>
-      </w:r>
-    </w:p>
-    <w:p>
-      <w:pPr>
-        <w:pStyle w:val="ListBullet"/>
-        <w:spacing w:line="240" w:lineRule="auto"/>
-        <w:ind w:left="720"/>
-      </w:pPr>
-      <w:r>
-        <w:rPr>
-          <w:lang w:val="zh_TW" w:bidi="zh_TW"/>
-        </w:rPr>
-      </w:r>
-      <w:r>
-        <w:rPr>
-          <w:lang w:val="zh_TW" w:bidi="zh_TW"/>
-        </w:rPr>
-        <w:t>史特朗號：H4229，H8045，G18130</w:t>
-      </w:r>
-      <w:r>
-        <w:rPr>
-          <w:lang w:val="zh_TW" w:bidi="zh_TW"/>
-        </w:rPr>
-      </w:r>
-      <w:r>
-        <w:rPr>
-          <w:lang w:val="zh_TW" w:bidi="zh_TW"/>
-        </w:rPr>
-      </w:r>
-    </w:p>
-    <w:p>
-      <w:pPr/>
-      <w:r>
-        <w:rPr>
-          <w:lang w:val="zh_TW" w:bidi="zh_TW"/>
-        </w:rPr>
-      </w:r>
-    </w:p>
-    <w:p>
-      <w:pPr>
-        <w:pStyle w:val="Heading2"/>
-      </w:pPr>
-      <w:r>
-        <w:rPr>
-          <w:lang w:val="zh_TW" w:bidi="zh_TW"/>
-        </w:rPr>
-        <w:t>末底改</w:t>
-      </w:r>
-      <w:r>
-        <w:rPr>
-          <w:lang w:val="zh_TW" w:bidi="zh_TW"/>
-        </w:rPr>
-      </w:r>
-    </w:p>
-    <w:p>
-      <w:pPr>
-        <w:pStyle w:val="Heading3"/>
-      </w:pPr>
-      <w:r>
-        <w:rPr>
-          <w:lang w:val="zh_TW" w:bidi="zh_TW"/>
-        </w:rPr>
-        <w:t>史實：</w:t>
-      </w:r>
-    </w:p>
-    <w:p>
-      <w:pPr/>
-      <w:r>
-        <w:rPr>
-          <w:lang w:val="zh_TW" w:bidi="zh_TW"/>
-        </w:rPr>
-      </w:r>
-      <w:r>
-        <w:rPr>
-          <w:lang w:val="zh_TW" w:bidi="zh_TW"/>
-        </w:rPr>
-        <w:t>末底改是住在波斯國的一位猶太人。他是他表妹以斯帖的監護人，後來以斯帖成為波斯王亞哈隨魯的王后。</w:t>
-      </w:r>
-    </w:p>
-    <w:p>
-      <w:pPr>
-        <w:pStyle w:val="ListBullet"/>
-        <w:spacing w:line="240" w:lineRule="auto"/>
-        <w:ind w:left="720"/>
-      </w:pPr>
-      <w:r>
-        <w:rPr>
-          <w:lang w:val="zh_TW" w:bidi="zh_TW"/>
-        </w:rPr>
-      </w:r>
-      <w:r>
-        <w:rPr>
-          <w:lang w:val="zh_TW" w:bidi="zh_TW"/>
-        </w:rPr>
-        <w:t>在王宮工作時，末底改聽到有人密謀要殺害亞哈隨魯王。他上報了此事，拯救了王的生命。</w:t>
-      </w:r>
-    </w:p>
-    <w:p>
-      <w:pPr>
-        <w:pStyle w:val="ListBullet"/>
-        <w:spacing w:line="240" w:lineRule="auto"/>
-        <w:ind w:left="720"/>
-      </w:pPr>
-      <w:r>
-        <w:rPr>
-          <w:lang w:val="zh_TW" w:bidi="zh_TW"/>
-        </w:rPr>
-      </w:r>
-      <w:r>
-        <w:rPr>
-          <w:lang w:val="zh_TW" w:bidi="zh_TW"/>
-        </w:rPr>
-        <w:t>過了一段時間，末底改又發現了一個要殺死波斯國所有猶太人的計劃。他請求以斯帖向王求情，以拯救她的族人。</w:t>
-      </w:r>
-    </w:p>
-    <w:p>
-      <w:pPr/>
-      <w:r>
-        <w:rPr>
-          <w:lang w:val="zh_TW" w:bidi="zh_TW"/>
-        </w:rPr>
-      </w:r>
-      <w:r>
-        <w:rPr>
-          <w:lang w:val="zh_TW" w:bidi="zh_TW"/>
-        </w:rPr>
-        <w:t>（翻譯相關建議：如何翻譯名字）</w:t>
-      </w:r>
-    </w:p>
-    <w:p>
-      <w:pPr/>
-      <w:r>
-        <w:rPr>
-          <w:lang w:val="zh_TW" w:bidi="zh_TW"/>
-        </w:rPr>
-      </w:r>
-      <w:r>
-        <w:rPr>
-          <w:lang w:val="zh_TW" w:bidi="zh_TW"/>
-        </w:rPr>
-        <w:t>（另見：</w:t>
-      </w:r>
-      <w:r>
-        <w:rPr>
-          <w:lang w:val="zh_TW" w:bidi="zh_TW"/>
-        </w:rPr>
-        <w:t>亞哈隨魯</w:t>
-      </w:r>
-      <w:r>
-        <w:rPr>
-          <w:lang w:val="zh_TW" w:bidi="zh_TW"/>
-        </w:rPr>
-        <w:t>，</w:t>
-      </w:r>
-      <w:r>
-        <w:rPr>
-          <w:lang w:val="zh_TW" w:bidi="zh_TW"/>
-        </w:rPr>
-        <w:t>巴比倫</w:t>
-      </w:r>
-      <w:r>
-        <w:rPr>
-          <w:lang w:val="zh_TW" w:bidi="zh_TW"/>
-        </w:rPr>
-        <w:t>，</w:t>
-      </w:r>
-      <w:r>
-        <w:rPr>
-          <w:lang w:val="zh_TW" w:bidi="zh_TW"/>
-        </w:rPr>
-        <w:t>以斯帖</w:t>
-      </w:r>
-      <w:r>
-        <w:rPr>
-          <w:lang w:val="zh_TW" w:bidi="zh_TW"/>
-        </w:rPr>
-        <w:t>，</w:t>
-      </w:r>
-      <w:r>
-        <w:rPr>
-          <w:lang w:val="zh_TW" w:bidi="zh_TW"/>
-        </w:rPr>
-        <w:t>波斯</w:t>
-      </w:r>
-      <w:r>
-        <w:rPr>
-          <w:lang w:val="zh_TW" w:bidi="zh_TW"/>
-        </w:rPr>
-        <w:t>）</w:t>
-      </w:r>
-    </w:p>
-    <w:p>
-      <w:pPr>
-        <w:pStyle w:val="Heading3"/>
-      </w:pPr>
-      <w:r>
-        <w:rPr>
-          <w:lang w:val="zh_TW" w:bidi="zh_TW"/>
-        </w:rPr>
-        <w:t>參考經文：</w:t>
-      </w:r>
-    </w:p>
-    <w:p>
-      <w:pPr>
-        <w:pStyle w:val="ListBullet"/>
-        <w:spacing w:line="240" w:lineRule="auto"/>
-        <w:ind w:left="720"/>
-      </w:pPr>
-      <w:r>
-        <w:rPr>
-          <w:lang w:val="zh_TW" w:bidi="zh_TW"/>
-        </w:rPr>
-      </w:r>
-      <w:r>
-        <w:rPr>
-          <w:lang w:val="zh_TW" w:bidi="zh_TW"/>
-        </w:rPr>
-        <w:t>以斯帖記2:6</w:t>
-      </w:r>
-    </w:p>
-    <w:p>
-      <w:pPr>
-        <w:pStyle w:val="ListBullet"/>
-        <w:spacing w:line="240" w:lineRule="auto"/>
-        <w:ind w:left="720"/>
-      </w:pPr>
-      <w:r>
-        <w:rPr>
-          <w:lang w:val="zh_TW" w:bidi="zh_TW"/>
-        </w:rPr>
-      </w:r>
-      <w:r>
-        <w:rPr>
-          <w:lang w:val="zh_TW" w:bidi="zh_TW"/>
-        </w:rPr>
-        <w:t>以斯帖記3:6</w:t>
-      </w:r>
-    </w:p>
-    <w:p>
-      <w:pPr>
-        <w:pStyle w:val="ListBullet"/>
-        <w:spacing w:line="240" w:lineRule="auto"/>
-        <w:ind w:left="720"/>
-      </w:pPr>
-      <w:r>
-        <w:rPr>
-          <w:lang w:val="zh_TW" w:bidi="zh_TW"/>
-        </w:rPr>
-      </w:r>
-      <w:r>
-        <w:rPr>
-          <w:lang w:val="zh_TW" w:bidi="zh_TW"/>
-        </w:rPr>
-        <w:t>以斯帖記8:2</w:t>
-      </w:r>
-    </w:p>
-    <w:p>
-      <w:pPr>
-        <w:pStyle w:val="ListBullet"/>
-        <w:spacing w:line="240" w:lineRule="auto"/>
-        <w:ind w:left="720"/>
-      </w:pPr>
-      <w:r>
-        <w:rPr>
-          <w:lang w:val="zh_TW" w:bidi="zh_TW"/>
-        </w:rPr>
-      </w:r>
-      <w:r>
-        <w:rPr>
-          <w:lang w:val="zh_TW" w:bidi="zh_TW"/>
-        </w:rPr>
-        <w:t>以斯帖記10:2</w:t>
-      </w:r>
-    </w:p>
-    <w:p>
-      <w:pPr>
-        <w:pStyle w:val="Heading3"/>
-      </w:pPr>
-      <w:r>
-        <w:rPr>
-          <w:lang w:val="zh_TW" w:bidi="zh_TW"/>
-        </w:rPr>
-        <w:t>原文參照：</w:t>
-      </w:r>
-    </w:p>
-    <w:p>
-      <w:pPr>
-        <w:pStyle w:val="ListBullet"/>
-        <w:spacing w:line="240" w:lineRule="auto"/>
-        <w:ind w:left="720"/>
-      </w:pPr>
-      <w:r>
-        <w:rPr>
-          <w:lang w:val="zh_TW" w:bidi="zh_TW"/>
-        </w:rPr>
-      </w:r>
-      <w:r>
-        <w:rPr>
-          <w:lang w:val="zh_TW" w:bidi="zh_TW"/>
-        </w:rPr>
-        <w:t>史特朗號：H4782</w:t>
-      </w:r>
-      <w:r>
-        <w:rPr>
-          <w:lang w:val="zh_TW" w:bidi="zh_TW"/>
-        </w:rPr>
-      </w:r>
-      <w:r>
-        <w:rPr>
-          <w:lang w:val="zh_TW" w:bidi="zh_TW"/>
-        </w:rPr>
-      </w:r>
-    </w:p>
-    <w:p>
-      <w:pPr/>
-      <w:r>
-        <w:rPr>
-          <w:lang w:val="zh_TW" w:bidi="zh_TW"/>
-        </w:rPr>
-      </w:r>
-    </w:p>
-    <w:p>
-      <w:pPr>
-        <w:pStyle w:val="Heading2"/>
-      </w:pPr>
-      <w:r>
-        <w:rPr>
-          <w:lang w:val="zh_TW" w:bidi="zh_TW"/>
-        </w:rPr>
-        <w:t>末日</w:t>
-      </w:r>
-      <w:r>
-        <w:rPr>
-          <w:lang w:val="zh_TW" w:bidi="zh_TW"/>
-        </w:rPr>
-      </w:r>
-    </w:p>
-    <w:p>
-      <w:pPr>
-        <w:pStyle w:val="Heading3"/>
-      </w:pPr>
-      <w:r>
-        <w:rPr>
-          <w:lang w:val="zh_TW" w:bidi="zh_TW"/>
-        </w:rPr>
-        <w:t>定義：</w:t>
-      </w:r>
-    </w:p>
-    <w:p>
-      <w:pPr/>
-      <w:r>
-        <w:rPr>
-          <w:lang w:val="zh_TW" w:bidi="zh_TW"/>
-        </w:rPr>
-      </w:r>
-      <w:r>
-        <w:rPr>
-          <w:lang w:val="zh_TW" w:bidi="zh_TW"/>
-        </w:rPr>
-        <w:t>「末世」這個詞通常指從耶穌第一次降世開始到祂第二次再來和最後審判日之間的這段時間。聖經也稱最後的審判日為「末日」。有時候，聖經中使用「末後的日子」這個片語，它與「末世」的意思相同，但有時它可以僅指在說話者所處的時間之後，且在耶穌第一次降世之前的時間。「末日」這個詞指的是最後審判的日子。</w:t>
-      </w:r>
-    </w:p>
-    <w:p>
-      <w:pPr>
-        <w:pStyle w:val="ListBullet"/>
-        <w:spacing w:line="240" w:lineRule="auto"/>
-        <w:ind w:left="720"/>
-      </w:pPr>
-      <w:r>
-        <w:rPr>
-          <w:lang w:val="zh_TW" w:bidi="zh_TW"/>
-        </w:rPr>
-      </w:r>
-      <w:r>
-        <w:rPr>
-          <w:lang w:val="zh_TW" w:bidi="zh_TW"/>
-        </w:rPr>
-        <w:t>這段「末世」的時期持續的長度將是未知的。</w:t>
-      </w:r>
-    </w:p>
-    <w:p>
-      <w:pPr>
-        <w:pStyle w:val="ListBullet"/>
-        <w:spacing w:line="240" w:lineRule="auto"/>
-        <w:ind w:left="720"/>
-      </w:pPr>
-      <w:r>
-        <w:rPr>
-          <w:lang w:val="zh_TW" w:bidi="zh_TW"/>
-        </w:rPr>
-      </w:r>
-      <w:r>
-        <w:rPr>
-          <w:lang w:val="zh_TW" w:bidi="zh_TW"/>
-        </w:rPr>
-        <w:t>「末日」是對那些背離神的人的審判時刻。</w:t>
-      </w:r>
-    </w:p>
-    <w:p>
-      <w:pPr>
-        <w:pStyle w:val="Heading3"/>
-      </w:pPr>
-      <w:r>
-        <w:rPr>
-          <w:lang w:val="zh_TW" w:bidi="zh_TW"/>
-        </w:rPr>
-        <w:t>翻譯相關建議：</w:t>
-      </w:r>
-    </w:p>
-    <w:p>
-      <w:pPr>
-        <w:pStyle w:val="ListBullet"/>
-        <w:spacing w:line="240" w:lineRule="auto"/>
-        <w:ind w:left="720"/>
-      </w:pPr>
-      <w:r>
-        <w:rPr>
-          <w:lang w:val="zh_TW" w:bidi="zh_TW"/>
-        </w:rPr>
-      </w:r>
-      <w:r>
-        <w:rPr>
-          <w:lang w:val="zh_TW" w:bidi="zh_TW"/>
-        </w:rPr>
-        <w:t>「末世」這個詞也可以翻譯為「最後的日子」或「終結的日子」。</w:t>
-      </w:r>
-    </w:p>
-    <w:p>
-      <w:pPr>
-        <w:pStyle w:val="ListBullet"/>
-        <w:spacing w:line="240" w:lineRule="auto"/>
-        <w:ind w:left="720"/>
-      </w:pPr>
-      <w:r>
-        <w:rPr>
-          <w:lang w:val="zh_TW" w:bidi="zh_TW"/>
-        </w:rPr>
-      </w:r>
-      <w:r>
-        <w:rPr>
-          <w:lang w:val="zh_TW" w:bidi="zh_TW"/>
-        </w:rPr>
-        <w:t>「末日」這個詞也可以翻譯為「最後一日」。</w:t>
-      </w:r>
-    </w:p>
-    <w:p>
-      <w:pPr>
-        <w:pStyle w:val="ListBullet"/>
-        <w:spacing w:line="240" w:lineRule="auto"/>
-        <w:ind w:left="720"/>
-      </w:pPr>
-      <w:r>
-        <w:rPr>
-          <w:lang w:val="zh_TW" w:bidi="zh_TW"/>
-        </w:rPr>
-      </w:r>
-      <w:r>
-        <w:rPr>
-          <w:lang w:val="zh_TW" w:bidi="zh_TW"/>
-        </w:rPr>
-        <w:t>在某些情境中，這可以翻譯為「世界末日」或「當這個世界結束時」。</w:t>
-      </w:r>
-    </w:p>
-    <w:p>
-      <w:pPr/>
-      <w:r>
-        <w:rPr>
-          <w:lang w:val="zh_TW" w:bidi="zh_TW"/>
-        </w:rPr>
-      </w:r>
-      <w:r>
-        <w:rPr>
-          <w:lang w:val="zh_TW" w:bidi="zh_TW"/>
-        </w:rPr>
-        <w:t>（另見：</w:t>
-      </w:r>
-      <w:r>
-        <w:rPr>
-          <w:lang w:val="zh_TW" w:bidi="zh_TW"/>
-        </w:rPr>
-        <w:t>主的日子</w:t>
-      </w:r>
-      <w:r>
-        <w:rPr>
-          <w:lang w:val="zh_TW" w:bidi="zh_TW"/>
-        </w:rPr>
-        <w:t>，</w:t>
-      </w:r>
-      <w:r>
-        <w:rPr>
-          <w:lang w:val="zh_TW" w:bidi="zh_TW"/>
-        </w:rPr>
         <w:t>審判</w:t>
       </w:r>
       <w:r>
         <w:rPr>
           <w:lang w:val="zh_TW" w:bidi="zh_TW"/>
         </w:rPr>
-        <w:t>，</w:t>
-      </w:r>
-      <w:r>
-        <w:rPr>
-          <w:lang w:val="zh_TW" w:bidi="zh_TW"/>
-        </w:rPr>
-        <w:t>轉向</w:t>
-      </w:r>
-      <w:r>
-        <w:rPr>
-          <w:lang w:val="zh_TW" w:bidi="zh_TW"/>
-        </w:rPr>
-        <w:t>，</w:t>
+        <w:t>，轉向，</w:t>
       </w:r>
       <w:r>
         <w:rPr>
